--- a/report_assets/templates/template_parsian.docx
+++ b/report_assets/templates/template_parsian.docx
@@ -6020,6 +6020,5682 @@
         <mc:AlternateContent>
           <mc:Choice Requires="wps">
             <w:drawing>
+              <wp:anchor distT="0" distB="0" distL="114300" distR="114300" simplePos="0" relativeHeight="251772928" behindDoc="0" locked="0" layoutInCell="0" allowOverlap="1">
+                <wp:simplePos x="0" y="0"/>
+                <wp:positionH relativeFrom="page">
+                  <wp:posOffset>5153025</wp:posOffset>
+                </wp:positionH>
+                <wp:positionV relativeFrom="page">
+                  <wp:posOffset>6954520</wp:posOffset>
+                </wp:positionV>
+                <wp:extent cx="285750" cy="292100"/>
+                <wp:effectExtent l="0" t="0" r="0" b="0"/>
+                <wp:wrapNone/>
+                <wp:docPr id="910001" name="Tick p38_s"/>
+                <wp:cNvGraphicFramePr/>
+                <a:graphic xmlns:a="http://schemas.openxmlformats.org/drawingml/2006/main">
+                  <a:graphicData uri="http://schemas.microsoft.com/office/word/2010/wordprocessingShape">
+                    <wps:wsp>
+                      <wps:cNvSpPr/>
+                      <wps:spPr>
+                        <a:xfrm>
+                          <a:off x="0" y="0"/>
+                          <a:ext cx="285750" cy="292100"/>
+                        </a:xfrm>
+                        <a:prstGeom prst="rect">
+                          <a:avLst/>
+                        </a:prstGeom>
+                        <a:noFill/>
+                        <a:ln>
+                          <a:noFill/>
+                        </a:ln>
+                      </wps:spPr>
+                      <wps:style>
+                        <a:lnRef idx="2">
+                          <a:schemeClr val="accent1">
+                            <a:shade val="15000"/>
+                          </a:schemeClr>
+                        </a:lnRef>
+                        <a:fillRef idx="1">
+                          <a:schemeClr val="accent1"/>
+                        </a:fillRef>
+                        <a:effectRef idx="0">
+                          <a:schemeClr val="accent1"/>
+                        </a:effectRef>
+                        <a:fontRef idx="minor">
+                          <a:schemeClr val="lt1"/>
+                        </a:fontRef>
+                      </wps:style>
+                      <wps:txbx>
+                        <w:txbxContent>
+                          <w:p>
+                            <w:pPr>
+                              <w:bidi/>
+                              <w:jc w:val="center"/>
+                              <w:rPr>
+                                <w:rFonts w:ascii="Segoe UI Symbol" w:hAnsi="Segoe UI Symbol" w:cs="Segoe UI Symbol"/>
+                                <w:sz w:val="24"/>
+                                <w:szCs w:val="24"/>
+                                <w:lang w:bidi="fa-IR"/>
+                              </w:rPr>
+                            </w:pPr>
+                            <w:r>
+                              <w:rPr>
+                                <w:rFonts w:ascii="Segoe UI Symbol" w:hAnsi="Segoe UI Symbol" w:cs="Segoe UI Symbol"/>
+                                <w:sz w:val="24"/>
+                                <w:szCs w:val="24"/>
+                                <w:lang w:bidi="fa-IR"/>
+                              </w:rPr>
+                              <w:t>{{ p38_s }}</w:t>
+                            </w:r>
+                          </w:p>
+                        </w:txbxContent>
+                      </wps:txbx>
+                      <wps:bodyPr rot="0" spcFirstLastPara="0" vertOverflow="overflow" horzOverflow="overflow" vert="horz" wrap="square" lIns="91440" tIns="45720" rIns="91440" bIns="45720" numCol="1" spcCol="0" rtlCol="0" fromWordArt="0" anchor="ctr" anchorCtr="0" forceAA="0" compatLnSpc="1">
+                        <a:prstTxWarp prst="textNoShape">
+                          <a:avLst/>
+                        </a:prstTxWarp>
+                        <a:noAutofit/>
+                      </wps:bodyPr>
+                    </wps:wsp>
+                  </a:graphicData>
+                </a:graphic>
+                <wp14:sizeRelH relativeFrom="margin">
+                  <wp14:pctWidth>0</wp14:pctWidth>
+                </wp14:sizeRelH>
+                <wp14:sizeRelV relativeFrom="margin">
+                  <wp14:pctHeight>0</wp14:pctHeight>
+                </wp14:sizeRelV>
+              </wp:anchor>
+            </w:drawing>
+          </mc:Choice>
+          <mc:Fallback>
+            <w:pict>
+              <v:rect id="_x0000_s9001" style="position:absolute;left:0;text-align:left;margin-left:405.75pt;margin-top:547.60pt;width:22.5pt;height:23pt;z-index:251772928;visibility:visible;mso-wrap-style:square;mso-width-percent:0;mso-height-percent:0;mso-wrap-distance-left:9pt;mso-wrap-distance-top:0;mso-wrap-distance-right:9pt;mso-wrap-distance-bottom:0;mso-position-horizontal:absolute;mso-position-horizontal-relative:page;mso-position-vertical:absolute;mso-position-vertical-relative:page;mso-width-percent:0;mso-height-percent:0;mso-width-relative:margin;mso-height-relative:margin;v-text-anchor:middle" filled="f" stroked="f" strokeweight="1pt">
+                <v:textbox>
+                  <w:txbxContent>
+                    <w:p>
+                      <w:pPr>
+                        <w:bidi/>
+                        <w:jc w:val="center"/>
+                        <w:rPr>
+                          <w:rFonts w:ascii="Segoe UI Symbol" w:hAnsi="Segoe UI Symbol" w:cs="Segoe UI Symbol"/>
+                          <w:sz w:val="24"/>
+                          <w:szCs w:val="24"/>
+                          <w:lang w:bidi="fa-IR"/>
+                        </w:rPr>
+                      </w:pPr>
+                      <w:r>
+                        <w:rPr>
+                          <w:rFonts w:ascii="Segoe UI Symbol" w:hAnsi="Segoe UI Symbol" w:cs="Segoe UI Symbol"/>
+                          <w:sz w:val="24"/>
+                          <w:szCs w:val="24"/>
+                          <w:lang w:bidi="fa-IR"/>
+                        </w:rPr>
+                        <w:t>{{ p38_s }}</w:t>
+                      </w:r>
+                    </w:p>
+                  </w:txbxContent>
+                </v:textbox>
+              </v:rect>
+            </w:pict>
+          </mc:Fallback>
+        </mc:AlternateContent>
+      </w:r>
+      <w:r>
+        <w:rPr>
+          <w:noProof/>
+        </w:rPr>
+        <mc:AlternateContent>
+          <mc:Choice Requires="wps">
+            <w:drawing>
+              <wp:anchor distT="0" distB="0" distL="114300" distR="114300" simplePos="0" relativeHeight="251772928" behindDoc="0" locked="0" layoutInCell="0" allowOverlap="1">
+                <wp:simplePos x="0" y="0"/>
+                <wp:positionH relativeFrom="page">
+                  <wp:posOffset>4857750</wp:posOffset>
+                </wp:positionH>
+                <wp:positionV relativeFrom="page">
+                  <wp:posOffset>6954520</wp:posOffset>
+                </wp:positionV>
+                <wp:extent cx="285750" cy="292100"/>
+                <wp:effectExtent l="0" t="0" r="0" b="0"/>
+                <wp:wrapNone/>
+                <wp:docPr id="910002" name="Tick p38_k"/>
+                <wp:cNvGraphicFramePr/>
+                <a:graphic xmlns:a="http://schemas.openxmlformats.org/drawingml/2006/main">
+                  <a:graphicData uri="http://schemas.microsoft.com/office/word/2010/wordprocessingShape">
+                    <wps:wsp>
+                      <wps:cNvSpPr/>
+                      <wps:spPr>
+                        <a:xfrm>
+                          <a:off x="0" y="0"/>
+                          <a:ext cx="285750" cy="292100"/>
+                        </a:xfrm>
+                        <a:prstGeom prst="rect">
+                          <a:avLst/>
+                        </a:prstGeom>
+                        <a:noFill/>
+                        <a:ln>
+                          <a:noFill/>
+                        </a:ln>
+                      </wps:spPr>
+                      <wps:style>
+                        <a:lnRef idx="2">
+                          <a:schemeClr val="accent1">
+                            <a:shade val="15000"/>
+                          </a:schemeClr>
+                        </a:lnRef>
+                        <a:fillRef idx="1">
+                          <a:schemeClr val="accent1"/>
+                        </a:fillRef>
+                        <a:effectRef idx="0">
+                          <a:schemeClr val="accent1"/>
+                        </a:effectRef>
+                        <a:fontRef idx="minor">
+                          <a:schemeClr val="lt1"/>
+                        </a:fontRef>
+                      </wps:style>
+                      <wps:txbx>
+                        <w:txbxContent>
+                          <w:p>
+                            <w:pPr>
+                              <w:bidi/>
+                              <w:jc w:val="center"/>
+                              <w:rPr>
+                                <w:rFonts w:ascii="Segoe UI Symbol" w:hAnsi="Segoe UI Symbol" w:cs="Segoe UI Symbol"/>
+                                <w:sz w:val="24"/>
+                                <w:szCs w:val="24"/>
+                                <w:lang w:bidi="fa-IR"/>
+                              </w:rPr>
+                            </w:pPr>
+                            <w:r>
+                              <w:rPr>
+                                <w:rFonts w:ascii="Segoe UI Symbol" w:hAnsi="Segoe UI Symbol" w:cs="Segoe UI Symbol"/>
+                                <w:sz w:val="24"/>
+                                <w:szCs w:val="24"/>
+                                <w:lang w:bidi="fa-IR"/>
+                              </w:rPr>
+                              <w:t>{{ p38_k }}</w:t>
+                            </w:r>
+                          </w:p>
+                        </w:txbxContent>
+                      </wps:txbx>
+                      <wps:bodyPr rot="0" spcFirstLastPara="0" vertOverflow="overflow" horzOverflow="overflow" vert="horz" wrap="square" lIns="91440" tIns="45720" rIns="91440" bIns="45720" numCol="1" spcCol="0" rtlCol="0" fromWordArt="0" anchor="ctr" anchorCtr="0" forceAA="0" compatLnSpc="1">
+                        <a:prstTxWarp prst="textNoShape">
+                          <a:avLst/>
+                        </a:prstTxWarp>
+                        <a:noAutofit/>
+                      </wps:bodyPr>
+                    </wps:wsp>
+                  </a:graphicData>
+                </a:graphic>
+                <wp14:sizeRelH relativeFrom="margin">
+                  <wp14:pctWidth>0</wp14:pctWidth>
+                </wp14:sizeRelH>
+                <wp14:sizeRelV relativeFrom="margin">
+                  <wp14:pctHeight>0</wp14:pctHeight>
+                </wp14:sizeRelV>
+              </wp:anchor>
+            </w:drawing>
+          </mc:Choice>
+          <mc:Fallback>
+            <w:pict>
+              <v:rect id="_x0000_s9002" style="position:absolute;left:0;text-align:left;margin-left:382.50pt;margin-top:547.60pt;width:22.5pt;height:23pt;z-index:251772928;visibility:visible;mso-wrap-style:square;mso-width-percent:0;mso-height-percent:0;mso-wrap-distance-left:9pt;mso-wrap-distance-top:0;mso-wrap-distance-right:9pt;mso-wrap-distance-bottom:0;mso-position-horizontal:absolute;mso-position-horizontal-relative:page;mso-position-vertical:absolute;mso-position-vertical-relative:page;mso-width-percent:0;mso-height-percent:0;mso-width-relative:margin;mso-height-relative:margin;v-text-anchor:middle" filled="f" stroked="f" strokeweight="1pt">
+                <v:textbox>
+                  <w:txbxContent>
+                    <w:p>
+                      <w:pPr>
+                        <w:bidi/>
+                        <w:jc w:val="center"/>
+                        <w:rPr>
+                          <w:rFonts w:ascii="Segoe UI Symbol" w:hAnsi="Segoe UI Symbol" w:cs="Segoe UI Symbol"/>
+                          <w:sz w:val="24"/>
+                          <w:szCs w:val="24"/>
+                          <w:lang w:bidi="fa-IR"/>
+                        </w:rPr>
+                      </w:pPr>
+                      <w:r>
+                        <w:rPr>
+                          <w:rFonts w:ascii="Segoe UI Symbol" w:hAnsi="Segoe UI Symbol" w:cs="Segoe UI Symbol"/>
+                          <w:sz w:val="24"/>
+                          <w:szCs w:val="24"/>
+                          <w:lang w:bidi="fa-IR"/>
+                        </w:rPr>
+                        <w:t>{{ p38_k }}</w:t>
+                      </w:r>
+                    </w:p>
+                  </w:txbxContent>
+                </v:textbox>
+              </v:rect>
+            </w:pict>
+          </mc:Fallback>
+        </mc:AlternateContent>
+      </w:r>
+      <w:r>
+        <w:rPr>
+          <w:noProof/>
+        </w:rPr>
+        <mc:AlternateContent>
+          <mc:Choice Requires="wps">
+            <w:drawing>
+              <wp:anchor distT="0" distB="0" distL="114300" distR="114300" simplePos="0" relativeHeight="251772928" behindDoc="0" locked="0" layoutInCell="0" allowOverlap="1">
+                <wp:simplePos x="0" y="0"/>
+                <wp:positionH relativeFrom="page">
+                  <wp:posOffset>5153025</wp:posOffset>
+                </wp:positionH>
+                <wp:positionV relativeFrom="page">
+                  <wp:posOffset>7147560</wp:posOffset>
+                </wp:positionV>
+                <wp:extent cx="285750" cy="292100"/>
+                <wp:effectExtent l="0" t="0" r="0" b="0"/>
+                <wp:wrapNone/>
+                <wp:docPr id="910003" name="Tick p39_s"/>
+                <wp:cNvGraphicFramePr/>
+                <a:graphic xmlns:a="http://schemas.openxmlformats.org/drawingml/2006/main">
+                  <a:graphicData uri="http://schemas.microsoft.com/office/word/2010/wordprocessingShape">
+                    <wps:wsp>
+                      <wps:cNvSpPr/>
+                      <wps:spPr>
+                        <a:xfrm>
+                          <a:off x="0" y="0"/>
+                          <a:ext cx="285750" cy="292100"/>
+                        </a:xfrm>
+                        <a:prstGeom prst="rect">
+                          <a:avLst/>
+                        </a:prstGeom>
+                        <a:noFill/>
+                        <a:ln>
+                          <a:noFill/>
+                        </a:ln>
+                      </wps:spPr>
+                      <wps:style>
+                        <a:lnRef idx="2">
+                          <a:schemeClr val="accent1">
+                            <a:shade val="15000"/>
+                          </a:schemeClr>
+                        </a:lnRef>
+                        <a:fillRef idx="1">
+                          <a:schemeClr val="accent1"/>
+                        </a:fillRef>
+                        <a:effectRef idx="0">
+                          <a:schemeClr val="accent1"/>
+                        </a:effectRef>
+                        <a:fontRef idx="minor">
+                          <a:schemeClr val="lt1"/>
+                        </a:fontRef>
+                      </wps:style>
+                      <wps:txbx>
+                        <w:txbxContent>
+                          <w:p>
+                            <w:pPr>
+                              <w:bidi/>
+                              <w:jc w:val="center"/>
+                              <w:rPr>
+                                <w:rFonts w:ascii="Segoe UI Symbol" w:hAnsi="Segoe UI Symbol" w:cs="Segoe UI Symbol"/>
+                                <w:sz w:val="24"/>
+                                <w:szCs w:val="24"/>
+                                <w:lang w:bidi="fa-IR"/>
+                              </w:rPr>
+                            </w:pPr>
+                            <w:r>
+                              <w:rPr>
+                                <w:rFonts w:ascii="Segoe UI Symbol" w:hAnsi="Segoe UI Symbol" w:cs="Segoe UI Symbol"/>
+                                <w:sz w:val="24"/>
+                                <w:szCs w:val="24"/>
+                                <w:lang w:bidi="fa-IR"/>
+                              </w:rPr>
+                              <w:t>{{ p39_s }}</w:t>
+                            </w:r>
+                          </w:p>
+                        </w:txbxContent>
+                      </wps:txbx>
+                      <wps:bodyPr rot="0" spcFirstLastPara="0" vertOverflow="overflow" horzOverflow="overflow" vert="horz" wrap="square" lIns="91440" tIns="45720" rIns="91440" bIns="45720" numCol="1" spcCol="0" rtlCol="0" fromWordArt="0" anchor="ctr" anchorCtr="0" forceAA="0" compatLnSpc="1">
+                        <a:prstTxWarp prst="textNoShape">
+                          <a:avLst/>
+                        </a:prstTxWarp>
+                        <a:noAutofit/>
+                      </wps:bodyPr>
+                    </wps:wsp>
+                  </a:graphicData>
+                </a:graphic>
+                <wp14:sizeRelH relativeFrom="margin">
+                  <wp14:pctWidth>0</wp14:pctWidth>
+                </wp14:sizeRelH>
+                <wp14:sizeRelV relativeFrom="margin">
+                  <wp14:pctHeight>0</wp14:pctHeight>
+                </wp14:sizeRelV>
+              </wp:anchor>
+            </w:drawing>
+          </mc:Choice>
+          <mc:Fallback>
+            <w:pict>
+              <v:rect id="_x0000_s9003" style="position:absolute;left:0;text-align:left;margin-left:405.75pt;margin-top:562.80pt;width:22.5pt;height:23pt;z-index:251772928;visibility:visible;mso-wrap-style:square;mso-width-percent:0;mso-height-percent:0;mso-wrap-distance-left:9pt;mso-wrap-distance-top:0;mso-wrap-distance-right:9pt;mso-wrap-distance-bottom:0;mso-position-horizontal:absolute;mso-position-horizontal-relative:page;mso-position-vertical:absolute;mso-position-vertical-relative:page;mso-width-percent:0;mso-height-percent:0;mso-width-relative:margin;mso-height-relative:margin;v-text-anchor:middle" filled="f" stroked="f" strokeweight="1pt">
+                <v:textbox>
+                  <w:txbxContent>
+                    <w:p>
+                      <w:pPr>
+                        <w:bidi/>
+                        <w:jc w:val="center"/>
+                        <w:rPr>
+                          <w:rFonts w:ascii="Segoe UI Symbol" w:hAnsi="Segoe UI Symbol" w:cs="Segoe UI Symbol"/>
+                          <w:sz w:val="24"/>
+                          <w:szCs w:val="24"/>
+                          <w:lang w:bidi="fa-IR"/>
+                        </w:rPr>
+                      </w:pPr>
+                      <w:r>
+                        <w:rPr>
+                          <w:rFonts w:ascii="Segoe UI Symbol" w:hAnsi="Segoe UI Symbol" w:cs="Segoe UI Symbol"/>
+                          <w:sz w:val="24"/>
+                          <w:szCs w:val="24"/>
+                          <w:lang w:bidi="fa-IR"/>
+                        </w:rPr>
+                        <w:t>{{ p39_s }}</w:t>
+                      </w:r>
+                    </w:p>
+                  </w:txbxContent>
+                </v:textbox>
+              </v:rect>
+            </w:pict>
+          </mc:Fallback>
+        </mc:AlternateContent>
+      </w:r>
+      <w:r>
+        <w:rPr>
+          <w:noProof/>
+        </w:rPr>
+        <mc:AlternateContent>
+          <mc:Choice Requires="wps">
+            <w:drawing>
+              <wp:anchor distT="0" distB="0" distL="114300" distR="114300" simplePos="0" relativeHeight="251772928" behindDoc="0" locked="0" layoutInCell="0" allowOverlap="1">
+                <wp:simplePos x="0" y="0"/>
+                <wp:positionH relativeFrom="page">
+                  <wp:posOffset>4857750</wp:posOffset>
+                </wp:positionH>
+                <wp:positionV relativeFrom="page">
+                  <wp:posOffset>7147560</wp:posOffset>
+                </wp:positionV>
+                <wp:extent cx="285750" cy="292100"/>
+                <wp:effectExtent l="0" t="0" r="0" b="0"/>
+                <wp:wrapNone/>
+                <wp:docPr id="910004" name="Tick p39_k"/>
+                <wp:cNvGraphicFramePr/>
+                <a:graphic xmlns:a="http://schemas.openxmlformats.org/drawingml/2006/main">
+                  <a:graphicData uri="http://schemas.microsoft.com/office/word/2010/wordprocessingShape">
+                    <wps:wsp>
+                      <wps:cNvSpPr/>
+                      <wps:spPr>
+                        <a:xfrm>
+                          <a:off x="0" y="0"/>
+                          <a:ext cx="285750" cy="292100"/>
+                        </a:xfrm>
+                        <a:prstGeom prst="rect">
+                          <a:avLst/>
+                        </a:prstGeom>
+                        <a:noFill/>
+                        <a:ln>
+                          <a:noFill/>
+                        </a:ln>
+                      </wps:spPr>
+                      <wps:style>
+                        <a:lnRef idx="2">
+                          <a:schemeClr val="accent1">
+                            <a:shade val="15000"/>
+                          </a:schemeClr>
+                        </a:lnRef>
+                        <a:fillRef idx="1">
+                          <a:schemeClr val="accent1"/>
+                        </a:fillRef>
+                        <a:effectRef idx="0">
+                          <a:schemeClr val="accent1"/>
+                        </a:effectRef>
+                        <a:fontRef idx="minor">
+                          <a:schemeClr val="lt1"/>
+                        </a:fontRef>
+                      </wps:style>
+                      <wps:txbx>
+                        <w:txbxContent>
+                          <w:p>
+                            <w:pPr>
+                              <w:bidi/>
+                              <w:jc w:val="center"/>
+                              <w:rPr>
+                                <w:rFonts w:ascii="Segoe UI Symbol" w:hAnsi="Segoe UI Symbol" w:cs="Segoe UI Symbol"/>
+                                <w:sz w:val="24"/>
+                                <w:szCs w:val="24"/>
+                                <w:lang w:bidi="fa-IR"/>
+                              </w:rPr>
+                            </w:pPr>
+                            <w:r>
+                              <w:rPr>
+                                <w:rFonts w:ascii="Segoe UI Symbol" w:hAnsi="Segoe UI Symbol" w:cs="Segoe UI Symbol"/>
+                                <w:sz w:val="24"/>
+                                <w:szCs w:val="24"/>
+                                <w:lang w:bidi="fa-IR"/>
+                              </w:rPr>
+                              <w:t>{{ p39_k }}</w:t>
+                            </w:r>
+                          </w:p>
+                        </w:txbxContent>
+                      </wps:txbx>
+                      <wps:bodyPr rot="0" spcFirstLastPara="0" vertOverflow="overflow" horzOverflow="overflow" vert="horz" wrap="square" lIns="91440" tIns="45720" rIns="91440" bIns="45720" numCol="1" spcCol="0" rtlCol="0" fromWordArt="0" anchor="ctr" anchorCtr="0" forceAA="0" compatLnSpc="1">
+                        <a:prstTxWarp prst="textNoShape">
+                          <a:avLst/>
+                        </a:prstTxWarp>
+                        <a:noAutofit/>
+                      </wps:bodyPr>
+                    </wps:wsp>
+                  </a:graphicData>
+                </a:graphic>
+                <wp14:sizeRelH relativeFrom="margin">
+                  <wp14:pctWidth>0</wp14:pctWidth>
+                </wp14:sizeRelH>
+                <wp14:sizeRelV relativeFrom="margin">
+                  <wp14:pctHeight>0</wp14:pctHeight>
+                </wp14:sizeRelV>
+              </wp:anchor>
+            </w:drawing>
+          </mc:Choice>
+          <mc:Fallback>
+            <w:pict>
+              <v:rect id="_x0000_s9004" style="position:absolute;left:0;text-align:left;margin-left:382.50pt;margin-top:562.80pt;width:22.5pt;height:23pt;z-index:251772928;visibility:visible;mso-wrap-style:square;mso-width-percent:0;mso-height-percent:0;mso-wrap-distance-left:9pt;mso-wrap-distance-top:0;mso-wrap-distance-right:9pt;mso-wrap-distance-bottom:0;mso-position-horizontal:absolute;mso-position-horizontal-relative:page;mso-position-vertical:absolute;mso-position-vertical-relative:page;mso-width-percent:0;mso-height-percent:0;mso-width-relative:margin;mso-height-relative:margin;v-text-anchor:middle" filled="f" stroked="f" strokeweight="1pt">
+                <v:textbox>
+                  <w:txbxContent>
+                    <w:p>
+                      <w:pPr>
+                        <w:bidi/>
+                        <w:jc w:val="center"/>
+                        <w:rPr>
+                          <w:rFonts w:ascii="Segoe UI Symbol" w:hAnsi="Segoe UI Symbol" w:cs="Segoe UI Symbol"/>
+                          <w:sz w:val="24"/>
+                          <w:szCs w:val="24"/>
+                          <w:lang w:bidi="fa-IR"/>
+                        </w:rPr>
+                      </w:pPr>
+                      <w:r>
+                        <w:rPr>
+                          <w:rFonts w:ascii="Segoe UI Symbol" w:hAnsi="Segoe UI Symbol" w:cs="Segoe UI Symbol"/>
+                          <w:sz w:val="24"/>
+                          <w:szCs w:val="24"/>
+                          <w:lang w:bidi="fa-IR"/>
+                        </w:rPr>
+                        <w:t>{{ p39_k }}</w:t>
+                      </w:r>
+                    </w:p>
+                  </w:txbxContent>
+                </v:textbox>
+              </v:rect>
+            </w:pict>
+          </mc:Fallback>
+        </mc:AlternateContent>
+      </w:r>
+      <w:r>
+        <w:rPr>
+          <w:noProof/>
+        </w:rPr>
+        <mc:AlternateContent>
+          <mc:Choice Requires="wps">
+            <w:drawing>
+              <wp:anchor distT="0" distB="0" distL="114300" distR="114300" simplePos="0" relativeHeight="251772928" behindDoc="0" locked="0" layoutInCell="0" allowOverlap="1">
+                <wp:simplePos x="0" y="0"/>
+                <wp:positionH relativeFrom="page">
+                  <wp:posOffset>5153025</wp:posOffset>
+                </wp:positionH>
+                <wp:positionV relativeFrom="page">
+                  <wp:posOffset>7341235</wp:posOffset>
+                </wp:positionV>
+                <wp:extent cx="285750" cy="292100"/>
+                <wp:effectExtent l="0" t="0" r="0" b="0"/>
+                <wp:wrapNone/>
+                <wp:docPr id="910005" name="Tick p40_s"/>
+                <wp:cNvGraphicFramePr/>
+                <a:graphic xmlns:a="http://schemas.openxmlformats.org/drawingml/2006/main">
+                  <a:graphicData uri="http://schemas.microsoft.com/office/word/2010/wordprocessingShape">
+                    <wps:wsp>
+                      <wps:cNvSpPr/>
+                      <wps:spPr>
+                        <a:xfrm>
+                          <a:off x="0" y="0"/>
+                          <a:ext cx="285750" cy="292100"/>
+                        </a:xfrm>
+                        <a:prstGeom prst="rect">
+                          <a:avLst/>
+                        </a:prstGeom>
+                        <a:noFill/>
+                        <a:ln>
+                          <a:noFill/>
+                        </a:ln>
+                      </wps:spPr>
+                      <wps:style>
+                        <a:lnRef idx="2">
+                          <a:schemeClr val="accent1">
+                            <a:shade val="15000"/>
+                          </a:schemeClr>
+                        </a:lnRef>
+                        <a:fillRef idx="1">
+                          <a:schemeClr val="accent1"/>
+                        </a:fillRef>
+                        <a:effectRef idx="0">
+                          <a:schemeClr val="accent1"/>
+                        </a:effectRef>
+                        <a:fontRef idx="minor">
+                          <a:schemeClr val="lt1"/>
+                        </a:fontRef>
+                      </wps:style>
+                      <wps:txbx>
+                        <w:txbxContent>
+                          <w:p>
+                            <w:pPr>
+                              <w:bidi/>
+                              <w:jc w:val="center"/>
+                              <w:rPr>
+                                <w:rFonts w:ascii="Segoe UI Symbol" w:hAnsi="Segoe UI Symbol" w:cs="Segoe UI Symbol"/>
+                                <w:sz w:val="24"/>
+                                <w:szCs w:val="24"/>
+                                <w:lang w:bidi="fa-IR"/>
+                              </w:rPr>
+                            </w:pPr>
+                            <w:r>
+                              <w:rPr>
+                                <w:rFonts w:ascii="Segoe UI Symbol" w:hAnsi="Segoe UI Symbol" w:cs="Segoe UI Symbol"/>
+                                <w:sz w:val="24"/>
+                                <w:szCs w:val="24"/>
+                                <w:lang w:bidi="fa-IR"/>
+                              </w:rPr>
+                              <w:t>{{ p40_s }}</w:t>
+                            </w:r>
+                          </w:p>
+                        </w:txbxContent>
+                      </wps:txbx>
+                      <wps:bodyPr rot="0" spcFirstLastPara="0" vertOverflow="overflow" horzOverflow="overflow" vert="horz" wrap="square" lIns="91440" tIns="45720" rIns="91440" bIns="45720" numCol="1" spcCol="0" rtlCol="0" fromWordArt="0" anchor="ctr" anchorCtr="0" forceAA="0" compatLnSpc="1">
+                        <a:prstTxWarp prst="textNoShape">
+                          <a:avLst/>
+                        </a:prstTxWarp>
+                        <a:noAutofit/>
+                      </wps:bodyPr>
+                    </wps:wsp>
+                  </a:graphicData>
+                </a:graphic>
+                <wp14:sizeRelH relativeFrom="margin">
+                  <wp14:pctWidth>0</wp14:pctWidth>
+                </wp14:sizeRelH>
+                <wp14:sizeRelV relativeFrom="margin">
+                  <wp14:pctHeight>0</wp14:pctHeight>
+                </wp14:sizeRelV>
+              </wp:anchor>
+            </w:drawing>
+          </mc:Choice>
+          <mc:Fallback>
+            <w:pict>
+              <v:rect id="_x0000_s9005" style="position:absolute;left:0;text-align:left;margin-left:405.75pt;margin-top:578.05pt;width:22.5pt;height:23pt;z-index:251772928;visibility:visible;mso-wrap-style:square;mso-width-percent:0;mso-height-percent:0;mso-wrap-distance-left:9pt;mso-wrap-distance-top:0;mso-wrap-distance-right:9pt;mso-wrap-distance-bottom:0;mso-position-horizontal:absolute;mso-position-horizontal-relative:page;mso-position-vertical:absolute;mso-position-vertical-relative:page;mso-width-percent:0;mso-height-percent:0;mso-width-relative:margin;mso-height-relative:margin;v-text-anchor:middle" filled="f" stroked="f" strokeweight="1pt">
+                <v:textbox>
+                  <w:txbxContent>
+                    <w:p>
+                      <w:pPr>
+                        <w:bidi/>
+                        <w:jc w:val="center"/>
+                        <w:rPr>
+                          <w:rFonts w:ascii="Segoe UI Symbol" w:hAnsi="Segoe UI Symbol" w:cs="Segoe UI Symbol"/>
+                          <w:sz w:val="24"/>
+                          <w:szCs w:val="24"/>
+                          <w:lang w:bidi="fa-IR"/>
+                        </w:rPr>
+                      </w:pPr>
+                      <w:r>
+                        <w:rPr>
+                          <w:rFonts w:ascii="Segoe UI Symbol" w:hAnsi="Segoe UI Symbol" w:cs="Segoe UI Symbol"/>
+                          <w:sz w:val="24"/>
+                          <w:szCs w:val="24"/>
+                          <w:lang w:bidi="fa-IR"/>
+                        </w:rPr>
+                        <w:t>{{ p40_s }}</w:t>
+                      </w:r>
+                    </w:p>
+                  </w:txbxContent>
+                </v:textbox>
+              </v:rect>
+            </w:pict>
+          </mc:Fallback>
+        </mc:AlternateContent>
+      </w:r>
+      <w:r>
+        <w:rPr>
+          <w:noProof/>
+        </w:rPr>
+        <mc:AlternateContent>
+          <mc:Choice Requires="wps">
+            <w:drawing>
+              <wp:anchor distT="0" distB="0" distL="114300" distR="114300" simplePos="0" relativeHeight="251772928" behindDoc="0" locked="0" layoutInCell="0" allowOverlap="1">
+                <wp:simplePos x="0" y="0"/>
+                <wp:positionH relativeFrom="page">
+                  <wp:posOffset>4857750</wp:posOffset>
+                </wp:positionH>
+                <wp:positionV relativeFrom="page">
+                  <wp:posOffset>7341235</wp:posOffset>
+                </wp:positionV>
+                <wp:extent cx="285750" cy="292100"/>
+                <wp:effectExtent l="0" t="0" r="0" b="0"/>
+                <wp:wrapNone/>
+                <wp:docPr id="910006" name="Tick p40_k"/>
+                <wp:cNvGraphicFramePr/>
+                <a:graphic xmlns:a="http://schemas.openxmlformats.org/drawingml/2006/main">
+                  <a:graphicData uri="http://schemas.microsoft.com/office/word/2010/wordprocessingShape">
+                    <wps:wsp>
+                      <wps:cNvSpPr/>
+                      <wps:spPr>
+                        <a:xfrm>
+                          <a:off x="0" y="0"/>
+                          <a:ext cx="285750" cy="292100"/>
+                        </a:xfrm>
+                        <a:prstGeom prst="rect">
+                          <a:avLst/>
+                        </a:prstGeom>
+                        <a:noFill/>
+                        <a:ln>
+                          <a:noFill/>
+                        </a:ln>
+                      </wps:spPr>
+                      <wps:style>
+                        <a:lnRef idx="2">
+                          <a:schemeClr val="accent1">
+                            <a:shade val="15000"/>
+                          </a:schemeClr>
+                        </a:lnRef>
+                        <a:fillRef idx="1">
+                          <a:schemeClr val="accent1"/>
+                        </a:fillRef>
+                        <a:effectRef idx="0">
+                          <a:schemeClr val="accent1"/>
+                        </a:effectRef>
+                        <a:fontRef idx="minor">
+                          <a:schemeClr val="lt1"/>
+                        </a:fontRef>
+                      </wps:style>
+                      <wps:txbx>
+                        <w:txbxContent>
+                          <w:p>
+                            <w:pPr>
+                              <w:bidi/>
+                              <w:jc w:val="center"/>
+                              <w:rPr>
+                                <w:rFonts w:ascii="Segoe UI Symbol" w:hAnsi="Segoe UI Symbol" w:cs="Segoe UI Symbol"/>
+                                <w:sz w:val="24"/>
+                                <w:szCs w:val="24"/>
+                                <w:lang w:bidi="fa-IR"/>
+                              </w:rPr>
+                            </w:pPr>
+                            <w:r>
+                              <w:rPr>
+                                <w:rFonts w:ascii="Segoe UI Symbol" w:hAnsi="Segoe UI Symbol" w:cs="Segoe UI Symbol"/>
+                                <w:sz w:val="24"/>
+                                <w:szCs w:val="24"/>
+                                <w:lang w:bidi="fa-IR"/>
+                              </w:rPr>
+                              <w:t>{{ p40_k }}</w:t>
+                            </w:r>
+                          </w:p>
+                        </w:txbxContent>
+                      </wps:txbx>
+                      <wps:bodyPr rot="0" spcFirstLastPara="0" vertOverflow="overflow" horzOverflow="overflow" vert="horz" wrap="square" lIns="91440" tIns="45720" rIns="91440" bIns="45720" numCol="1" spcCol="0" rtlCol="0" fromWordArt="0" anchor="ctr" anchorCtr="0" forceAA="0" compatLnSpc="1">
+                        <a:prstTxWarp prst="textNoShape">
+                          <a:avLst/>
+                        </a:prstTxWarp>
+                        <a:noAutofit/>
+                      </wps:bodyPr>
+                    </wps:wsp>
+                  </a:graphicData>
+                </a:graphic>
+                <wp14:sizeRelH relativeFrom="margin">
+                  <wp14:pctWidth>0</wp14:pctWidth>
+                </wp14:sizeRelH>
+                <wp14:sizeRelV relativeFrom="margin">
+                  <wp14:pctHeight>0</wp14:pctHeight>
+                </wp14:sizeRelV>
+              </wp:anchor>
+            </w:drawing>
+          </mc:Choice>
+          <mc:Fallback>
+            <w:pict>
+              <v:rect id="_x0000_s9006" style="position:absolute;left:0;text-align:left;margin-left:382.50pt;margin-top:578.05pt;width:22.5pt;height:23pt;z-index:251772928;visibility:visible;mso-wrap-style:square;mso-width-percent:0;mso-height-percent:0;mso-wrap-distance-left:9pt;mso-wrap-distance-top:0;mso-wrap-distance-right:9pt;mso-wrap-distance-bottom:0;mso-position-horizontal:absolute;mso-position-horizontal-relative:page;mso-position-vertical:absolute;mso-position-vertical-relative:page;mso-width-percent:0;mso-height-percent:0;mso-width-relative:margin;mso-height-relative:margin;v-text-anchor:middle" filled="f" stroked="f" strokeweight="1pt">
+                <v:textbox>
+                  <w:txbxContent>
+                    <w:p>
+                      <w:pPr>
+                        <w:bidi/>
+                        <w:jc w:val="center"/>
+                        <w:rPr>
+                          <w:rFonts w:ascii="Segoe UI Symbol" w:hAnsi="Segoe UI Symbol" w:cs="Segoe UI Symbol"/>
+                          <w:sz w:val="24"/>
+                          <w:szCs w:val="24"/>
+                          <w:lang w:bidi="fa-IR"/>
+                        </w:rPr>
+                      </w:pPr>
+                      <w:r>
+                        <w:rPr>
+                          <w:rFonts w:ascii="Segoe UI Symbol" w:hAnsi="Segoe UI Symbol" w:cs="Segoe UI Symbol"/>
+                          <w:sz w:val="24"/>
+                          <w:szCs w:val="24"/>
+                          <w:lang w:bidi="fa-IR"/>
+                        </w:rPr>
+                        <w:t>{{ p40_k }}</w:t>
+                      </w:r>
+                    </w:p>
+                  </w:txbxContent>
+                </v:textbox>
+              </v:rect>
+            </w:pict>
+          </mc:Fallback>
+        </mc:AlternateContent>
+      </w:r>
+      <w:r>
+        <w:rPr>
+          <w:noProof/>
+        </w:rPr>
+        <mc:AlternateContent>
+          <mc:Choice Requires="wps">
+            <w:drawing>
+              <wp:anchor distT="0" distB="0" distL="114300" distR="114300" simplePos="0" relativeHeight="251772928" behindDoc="0" locked="0" layoutInCell="0" allowOverlap="1">
+                <wp:simplePos x="0" y="0"/>
+                <wp:positionH relativeFrom="page">
+                  <wp:posOffset>5153025</wp:posOffset>
+                </wp:positionH>
+                <wp:positionV relativeFrom="page">
+                  <wp:posOffset>7534275</wp:posOffset>
+                </wp:positionV>
+                <wp:extent cx="285750" cy="292100"/>
+                <wp:effectExtent l="0" t="0" r="0" b="0"/>
+                <wp:wrapNone/>
+                <wp:docPr id="910007" name="Tick p41_s"/>
+                <wp:cNvGraphicFramePr/>
+                <a:graphic xmlns:a="http://schemas.openxmlformats.org/drawingml/2006/main">
+                  <a:graphicData uri="http://schemas.microsoft.com/office/word/2010/wordprocessingShape">
+                    <wps:wsp>
+                      <wps:cNvSpPr/>
+                      <wps:spPr>
+                        <a:xfrm>
+                          <a:off x="0" y="0"/>
+                          <a:ext cx="285750" cy="292100"/>
+                        </a:xfrm>
+                        <a:prstGeom prst="rect">
+                          <a:avLst/>
+                        </a:prstGeom>
+                        <a:noFill/>
+                        <a:ln>
+                          <a:noFill/>
+                        </a:ln>
+                      </wps:spPr>
+                      <wps:style>
+                        <a:lnRef idx="2">
+                          <a:schemeClr val="accent1">
+                            <a:shade val="15000"/>
+                          </a:schemeClr>
+                        </a:lnRef>
+                        <a:fillRef idx="1">
+                          <a:schemeClr val="accent1"/>
+                        </a:fillRef>
+                        <a:effectRef idx="0">
+                          <a:schemeClr val="accent1"/>
+                        </a:effectRef>
+                        <a:fontRef idx="minor">
+                          <a:schemeClr val="lt1"/>
+                        </a:fontRef>
+                      </wps:style>
+                      <wps:txbx>
+                        <w:txbxContent>
+                          <w:p>
+                            <w:pPr>
+                              <w:bidi/>
+                              <w:jc w:val="center"/>
+                              <w:rPr>
+                                <w:rFonts w:ascii="Segoe UI Symbol" w:hAnsi="Segoe UI Symbol" w:cs="Segoe UI Symbol"/>
+                                <w:sz w:val="24"/>
+                                <w:szCs w:val="24"/>
+                                <w:lang w:bidi="fa-IR"/>
+                              </w:rPr>
+                            </w:pPr>
+                            <w:r>
+                              <w:rPr>
+                                <w:rFonts w:ascii="Segoe UI Symbol" w:hAnsi="Segoe UI Symbol" w:cs="Segoe UI Symbol"/>
+                                <w:sz w:val="24"/>
+                                <w:szCs w:val="24"/>
+                                <w:lang w:bidi="fa-IR"/>
+                              </w:rPr>
+                              <w:t>{{ p41_s }}</w:t>
+                            </w:r>
+                          </w:p>
+                        </w:txbxContent>
+                      </wps:txbx>
+                      <wps:bodyPr rot="0" spcFirstLastPara="0" vertOverflow="overflow" horzOverflow="overflow" vert="horz" wrap="square" lIns="91440" tIns="45720" rIns="91440" bIns="45720" numCol="1" spcCol="0" rtlCol="0" fromWordArt="0" anchor="ctr" anchorCtr="0" forceAA="0" compatLnSpc="1">
+                        <a:prstTxWarp prst="textNoShape">
+                          <a:avLst/>
+                        </a:prstTxWarp>
+                        <a:noAutofit/>
+                      </wps:bodyPr>
+                    </wps:wsp>
+                  </a:graphicData>
+                </a:graphic>
+                <wp14:sizeRelH relativeFrom="margin">
+                  <wp14:pctWidth>0</wp14:pctWidth>
+                </wp14:sizeRelH>
+                <wp14:sizeRelV relativeFrom="margin">
+                  <wp14:pctHeight>0</wp14:pctHeight>
+                </wp14:sizeRelV>
+              </wp:anchor>
+            </w:drawing>
+          </mc:Choice>
+          <mc:Fallback>
+            <w:pict>
+              <v:rect id="_x0000_s9007" style="position:absolute;left:0;text-align:left;margin-left:405.75pt;margin-top:593.25pt;width:22.5pt;height:23pt;z-index:251772928;visibility:visible;mso-wrap-style:square;mso-width-percent:0;mso-height-percent:0;mso-wrap-distance-left:9pt;mso-wrap-distance-top:0;mso-wrap-distance-right:9pt;mso-wrap-distance-bottom:0;mso-position-horizontal:absolute;mso-position-horizontal-relative:page;mso-position-vertical:absolute;mso-position-vertical-relative:page;mso-width-percent:0;mso-height-percent:0;mso-width-relative:margin;mso-height-relative:margin;v-text-anchor:middle" filled="f" stroked="f" strokeweight="1pt">
+                <v:textbox>
+                  <w:txbxContent>
+                    <w:p>
+                      <w:pPr>
+                        <w:bidi/>
+                        <w:jc w:val="center"/>
+                        <w:rPr>
+                          <w:rFonts w:ascii="Segoe UI Symbol" w:hAnsi="Segoe UI Symbol" w:cs="Segoe UI Symbol"/>
+                          <w:sz w:val="24"/>
+                          <w:szCs w:val="24"/>
+                          <w:lang w:bidi="fa-IR"/>
+                        </w:rPr>
+                      </w:pPr>
+                      <w:r>
+                        <w:rPr>
+                          <w:rFonts w:ascii="Segoe UI Symbol" w:hAnsi="Segoe UI Symbol" w:cs="Segoe UI Symbol"/>
+                          <w:sz w:val="24"/>
+                          <w:szCs w:val="24"/>
+                          <w:lang w:bidi="fa-IR"/>
+                        </w:rPr>
+                        <w:t>{{ p41_s }}</w:t>
+                      </w:r>
+                    </w:p>
+                  </w:txbxContent>
+                </v:textbox>
+              </v:rect>
+            </w:pict>
+          </mc:Fallback>
+        </mc:AlternateContent>
+      </w:r>
+      <w:r>
+        <w:rPr>
+          <w:noProof/>
+        </w:rPr>
+        <mc:AlternateContent>
+          <mc:Choice Requires="wps">
+            <w:drawing>
+              <wp:anchor distT="0" distB="0" distL="114300" distR="114300" simplePos="0" relativeHeight="251772928" behindDoc="0" locked="0" layoutInCell="0" allowOverlap="1">
+                <wp:simplePos x="0" y="0"/>
+                <wp:positionH relativeFrom="page">
+                  <wp:posOffset>4857750</wp:posOffset>
+                </wp:positionH>
+                <wp:positionV relativeFrom="page">
+                  <wp:posOffset>7534275</wp:posOffset>
+                </wp:positionV>
+                <wp:extent cx="285750" cy="292100"/>
+                <wp:effectExtent l="0" t="0" r="0" b="0"/>
+                <wp:wrapNone/>
+                <wp:docPr id="910008" name="Tick p41_k"/>
+                <wp:cNvGraphicFramePr/>
+                <a:graphic xmlns:a="http://schemas.openxmlformats.org/drawingml/2006/main">
+                  <a:graphicData uri="http://schemas.microsoft.com/office/word/2010/wordprocessingShape">
+                    <wps:wsp>
+                      <wps:cNvSpPr/>
+                      <wps:spPr>
+                        <a:xfrm>
+                          <a:off x="0" y="0"/>
+                          <a:ext cx="285750" cy="292100"/>
+                        </a:xfrm>
+                        <a:prstGeom prst="rect">
+                          <a:avLst/>
+                        </a:prstGeom>
+                        <a:noFill/>
+                        <a:ln>
+                          <a:noFill/>
+                        </a:ln>
+                      </wps:spPr>
+                      <wps:style>
+                        <a:lnRef idx="2">
+                          <a:schemeClr val="accent1">
+                            <a:shade val="15000"/>
+                          </a:schemeClr>
+                        </a:lnRef>
+                        <a:fillRef idx="1">
+                          <a:schemeClr val="accent1"/>
+                        </a:fillRef>
+                        <a:effectRef idx="0">
+                          <a:schemeClr val="accent1"/>
+                        </a:effectRef>
+                        <a:fontRef idx="minor">
+                          <a:schemeClr val="lt1"/>
+                        </a:fontRef>
+                      </wps:style>
+                      <wps:txbx>
+                        <w:txbxContent>
+                          <w:p>
+                            <w:pPr>
+                              <w:bidi/>
+                              <w:jc w:val="center"/>
+                              <w:rPr>
+                                <w:rFonts w:ascii="Segoe UI Symbol" w:hAnsi="Segoe UI Symbol" w:cs="Segoe UI Symbol"/>
+                                <w:sz w:val="24"/>
+                                <w:szCs w:val="24"/>
+                                <w:lang w:bidi="fa-IR"/>
+                              </w:rPr>
+                            </w:pPr>
+                            <w:r>
+                              <w:rPr>
+                                <w:rFonts w:ascii="Segoe UI Symbol" w:hAnsi="Segoe UI Symbol" w:cs="Segoe UI Symbol"/>
+                                <w:sz w:val="24"/>
+                                <w:szCs w:val="24"/>
+                                <w:lang w:bidi="fa-IR"/>
+                              </w:rPr>
+                              <w:t>{{ p41_k }}</w:t>
+                            </w:r>
+                          </w:p>
+                        </w:txbxContent>
+                      </wps:txbx>
+                      <wps:bodyPr rot="0" spcFirstLastPara="0" vertOverflow="overflow" horzOverflow="overflow" vert="horz" wrap="square" lIns="91440" tIns="45720" rIns="91440" bIns="45720" numCol="1" spcCol="0" rtlCol="0" fromWordArt="0" anchor="ctr" anchorCtr="0" forceAA="0" compatLnSpc="1">
+                        <a:prstTxWarp prst="textNoShape">
+                          <a:avLst/>
+                        </a:prstTxWarp>
+                        <a:noAutofit/>
+                      </wps:bodyPr>
+                    </wps:wsp>
+                  </a:graphicData>
+                </a:graphic>
+                <wp14:sizeRelH relativeFrom="margin">
+                  <wp14:pctWidth>0</wp14:pctWidth>
+                </wp14:sizeRelH>
+                <wp14:sizeRelV relativeFrom="margin">
+                  <wp14:pctHeight>0</wp14:pctHeight>
+                </wp14:sizeRelV>
+              </wp:anchor>
+            </w:drawing>
+          </mc:Choice>
+          <mc:Fallback>
+            <w:pict>
+              <v:rect id="_x0000_s9008" style="position:absolute;left:0;text-align:left;margin-left:382.50pt;margin-top:593.25pt;width:22.5pt;height:23pt;z-index:251772928;visibility:visible;mso-wrap-style:square;mso-width-percent:0;mso-height-percent:0;mso-wrap-distance-left:9pt;mso-wrap-distance-top:0;mso-wrap-distance-right:9pt;mso-wrap-distance-bottom:0;mso-position-horizontal:absolute;mso-position-horizontal-relative:page;mso-position-vertical:absolute;mso-position-vertical-relative:page;mso-width-percent:0;mso-height-percent:0;mso-width-relative:margin;mso-height-relative:margin;v-text-anchor:middle" filled="f" stroked="f" strokeweight="1pt">
+                <v:textbox>
+                  <w:txbxContent>
+                    <w:p>
+                      <w:pPr>
+                        <w:bidi/>
+                        <w:jc w:val="center"/>
+                        <w:rPr>
+                          <w:rFonts w:ascii="Segoe UI Symbol" w:hAnsi="Segoe UI Symbol" w:cs="Segoe UI Symbol"/>
+                          <w:sz w:val="24"/>
+                          <w:szCs w:val="24"/>
+                          <w:lang w:bidi="fa-IR"/>
+                        </w:rPr>
+                      </w:pPr>
+                      <w:r>
+                        <w:rPr>
+                          <w:rFonts w:ascii="Segoe UI Symbol" w:hAnsi="Segoe UI Symbol" w:cs="Segoe UI Symbol"/>
+                          <w:sz w:val="24"/>
+                          <w:szCs w:val="24"/>
+                          <w:lang w:bidi="fa-IR"/>
+                        </w:rPr>
+                        <w:t>{{ p41_k }}</w:t>
+                      </w:r>
+                    </w:p>
+                  </w:txbxContent>
+                </v:textbox>
+              </v:rect>
+            </w:pict>
+          </mc:Fallback>
+        </mc:AlternateContent>
+      </w:r>
+      <w:r>
+        <w:rPr>
+          <w:noProof/>
+        </w:rPr>
+        <mc:AlternateContent>
+          <mc:Choice Requires="wps">
+            <w:drawing>
+              <wp:anchor distT="0" distB="0" distL="114300" distR="114300" simplePos="0" relativeHeight="251772928" behindDoc="0" locked="0" layoutInCell="0" allowOverlap="1">
+                <wp:simplePos x="0" y="0"/>
+                <wp:positionH relativeFrom="page">
+                  <wp:posOffset>5153025</wp:posOffset>
+                </wp:positionH>
+                <wp:positionV relativeFrom="page">
+                  <wp:posOffset>7727315</wp:posOffset>
+                </wp:positionV>
+                <wp:extent cx="285750" cy="292100"/>
+                <wp:effectExtent l="0" t="0" r="0" b="0"/>
+                <wp:wrapNone/>
+                <wp:docPr id="910009" name="Tick p42_s"/>
+                <wp:cNvGraphicFramePr/>
+                <a:graphic xmlns:a="http://schemas.openxmlformats.org/drawingml/2006/main">
+                  <a:graphicData uri="http://schemas.microsoft.com/office/word/2010/wordprocessingShape">
+                    <wps:wsp>
+                      <wps:cNvSpPr/>
+                      <wps:spPr>
+                        <a:xfrm>
+                          <a:off x="0" y="0"/>
+                          <a:ext cx="285750" cy="292100"/>
+                        </a:xfrm>
+                        <a:prstGeom prst="rect">
+                          <a:avLst/>
+                        </a:prstGeom>
+                        <a:noFill/>
+                        <a:ln>
+                          <a:noFill/>
+                        </a:ln>
+                      </wps:spPr>
+                      <wps:style>
+                        <a:lnRef idx="2">
+                          <a:schemeClr val="accent1">
+                            <a:shade val="15000"/>
+                          </a:schemeClr>
+                        </a:lnRef>
+                        <a:fillRef idx="1">
+                          <a:schemeClr val="accent1"/>
+                        </a:fillRef>
+                        <a:effectRef idx="0">
+                          <a:schemeClr val="accent1"/>
+                        </a:effectRef>
+                        <a:fontRef idx="minor">
+                          <a:schemeClr val="lt1"/>
+                        </a:fontRef>
+                      </wps:style>
+                      <wps:txbx>
+                        <w:txbxContent>
+                          <w:p>
+                            <w:pPr>
+                              <w:bidi/>
+                              <w:jc w:val="center"/>
+                              <w:rPr>
+                                <w:rFonts w:ascii="Segoe UI Symbol" w:hAnsi="Segoe UI Symbol" w:cs="Segoe UI Symbol"/>
+                                <w:sz w:val="24"/>
+                                <w:szCs w:val="24"/>
+                                <w:lang w:bidi="fa-IR"/>
+                              </w:rPr>
+                            </w:pPr>
+                            <w:r>
+                              <w:rPr>
+                                <w:rFonts w:ascii="Segoe UI Symbol" w:hAnsi="Segoe UI Symbol" w:cs="Segoe UI Symbol"/>
+                                <w:sz w:val="24"/>
+                                <w:szCs w:val="24"/>
+                                <w:lang w:bidi="fa-IR"/>
+                              </w:rPr>
+                              <w:t>{{ p42_s }}</w:t>
+                            </w:r>
+                          </w:p>
+                        </w:txbxContent>
+                      </wps:txbx>
+                      <wps:bodyPr rot="0" spcFirstLastPara="0" vertOverflow="overflow" horzOverflow="overflow" vert="horz" wrap="square" lIns="91440" tIns="45720" rIns="91440" bIns="45720" numCol="1" spcCol="0" rtlCol="0" fromWordArt="0" anchor="ctr" anchorCtr="0" forceAA="0" compatLnSpc="1">
+                        <a:prstTxWarp prst="textNoShape">
+                          <a:avLst/>
+                        </a:prstTxWarp>
+                        <a:noAutofit/>
+                      </wps:bodyPr>
+                    </wps:wsp>
+                  </a:graphicData>
+                </a:graphic>
+                <wp14:sizeRelH relativeFrom="margin">
+                  <wp14:pctWidth>0</wp14:pctWidth>
+                </wp14:sizeRelH>
+                <wp14:sizeRelV relativeFrom="margin">
+                  <wp14:pctHeight>0</wp14:pctHeight>
+                </wp14:sizeRelV>
+              </wp:anchor>
+            </w:drawing>
+          </mc:Choice>
+          <mc:Fallback>
+            <w:pict>
+              <v:rect id="_x0000_s9009" style="position:absolute;left:0;text-align:left;margin-left:405.75pt;margin-top:608.45pt;width:22.5pt;height:23pt;z-index:251772928;visibility:visible;mso-wrap-style:square;mso-width-percent:0;mso-height-percent:0;mso-wrap-distance-left:9pt;mso-wrap-distance-top:0;mso-wrap-distance-right:9pt;mso-wrap-distance-bottom:0;mso-position-horizontal:absolute;mso-position-horizontal-relative:page;mso-position-vertical:absolute;mso-position-vertical-relative:page;mso-width-percent:0;mso-height-percent:0;mso-width-relative:margin;mso-height-relative:margin;v-text-anchor:middle" filled="f" stroked="f" strokeweight="1pt">
+                <v:textbox>
+                  <w:txbxContent>
+                    <w:p>
+                      <w:pPr>
+                        <w:bidi/>
+                        <w:jc w:val="center"/>
+                        <w:rPr>
+                          <w:rFonts w:ascii="Segoe UI Symbol" w:hAnsi="Segoe UI Symbol" w:cs="Segoe UI Symbol"/>
+                          <w:sz w:val="24"/>
+                          <w:szCs w:val="24"/>
+                          <w:lang w:bidi="fa-IR"/>
+                        </w:rPr>
+                      </w:pPr>
+                      <w:r>
+                        <w:rPr>
+                          <w:rFonts w:ascii="Segoe UI Symbol" w:hAnsi="Segoe UI Symbol" w:cs="Segoe UI Symbol"/>
+                          <w:sz w:val="24"/>
+                          <w:szCs w:val="24"/>
+                          <w:lang w:bidi="fa-IR"/>
+                        </w:rPr>
+                        <w:t>{{ p42_s }}</w:t>
+                      </w:r>
+                    </w:p>
+                  </w:txbxContent>
+                </v:textbox>
+              </v:rect>
+            </w:pict>
+          </mc:Fallback>
+        </mc:AlternateContent>
+      </w:r>
+      <w:r>
+        <w:rPr>
+          <w:noProof/>
+        </w:rPr>
+        <mc:AlternateContent>
+          <mc:Choice Requires="wps">
+            <w:drawing>
+              <wp:anchor distT="0" distB="0" distL="114300" distR="114300" simplePos="0" relativeHeight="251772928" behindDoc="0" locked="0" layoutInCell="0" allowOverlap="1">
+                <wp:simplePos x="0" y="0"/>
+                <wp:positionH relativeFrom="page">
+                  <wp:posOffset>4857750</wp:posOffset>
+                </wp:positionH>
+                <wp:positionV relativeFrom="page">
+                  <wp:posOffset>7727315</wp:posOffset>
+                </wp:positionV>
+                <wp:extent cx="285750" cy="292100"/>
+                <wp:effectExtent l="0" t="0" r="0" b="0"/>
+                <wp:wrapNone/>
+                <wp:docPr id="910010" name="Tick p42_k"/>
+                <wp:cNvGraphicFramePr/>
+                <a:graphic xmlns:a="http://schemas.openxmlformats.org/drawingml/2006/main">
+                  <a:graphicData uri="http://schemas.microsoft.com/office/word/2010/wordprocessingShape">
+                    <wps:wsp>
+                      <wps:cNvSpPr/>
+                      <wps:spPr>
+                        <a:xfrm>
+                          <a:off x="0" y="0"/>
+                          <a:ext cx="285750" cy="292100"/>
+                        </a:xfrm>
+                        <a:prstGeom prst="rect">
+                          <a:avLst/>
+                        </a:prstGeom>
+                        <a:noFill/>
+                        <a:ln>
+                          <a:noFill/>
+                        </a:ln>
+                      </wps:spPr>
+                      <wps:style>
+                        <a:lnRef idx="2">
+                          <a:schemeClr val="accent1">
+                            <a:shade val="15000"/>
+                          </a:schemeClr>
+                        </a:lnRef>
+                        <a:fillRef idx="1">
+                          <a:schemeClr val="accent1"/>
+                        </a:fillRef>
+                        <a:effectRef idx="0">
+                          <a:schemeClr val="accent1"/>
+                        </a:effectRef>
+                        <a:fontRef idx="minor">
+                          <a:schemeClr val="lt1"/>
+                        </a:fontRef>
+                      </wps:style>
+                      <wps:txbx>
+                        <w:txbxContent>
+                          <w:p>
+                            <w:pPr>
+                              <w:bidi/>
+                              <w:jc w:val="center"/>
+                              <w:rPr>
+                                <w:rFonts w:ascii="Segoe UI Symbol" w:hAnsi="Segoe UI Symbol" w:cs="Segoe UI Symbol"/>
+                                <w:sz w:val="24"/>
+                                <w:szCs w:val="24"/>
+                                <w:lang w:bidi="fa-IR"/>
+                              </w:rPr>
+                            </w:pPr>
+                            <w:r>
+                              <w:rPr>
+                                <w:rFonts w:ascii="Segoe UI Symbol" w:hAnsi="Segoe UI Symbol" w:cs="Segoe UI Symbol"/>
+                                <w:sz w:val="24"/>
+                                <w:szCs w:val="24"/>
+                                <w:lang w:bidi="fa-IR"/>
+                              </w:rPr>
+                              <w:t>{{ p42_k }}</w:t>
+                            </w:r>
+                          </w:p>
+                        </w:txbxContent>
+                      </wps:txbx>
+                      <wps:bodyPr rot="0" spcFirstLastPara="0" vertOverflow="overflow" horzOverflow="overflow" vert="horz" wrap="square" lIns="91440" tIns="45720" rIns="91440" bIns="45720" numCol="1" spcCol="0" rtlCol="0" fromWordArt="0" anchor="ctr" anchorCtr="0" forceAA="0" compatLnSpc="1">
+                        <a:prstTxWarp prst="textNoShape">
+                          <a:avLst/>
+                        </a:prstTxWarp>
+                        <a:noAutofit/>
+                      </wps:bodyPr>
+                    </wps:wsp>
+                  </a:graphicData>
+                </a:graphic>
+                <wp14:sizeRelH relativeFrom="margin">
+                  <wp14:pctWidth>0</wp14:pctWidth>
+                </wp14:sizeRelH>
+                <wp14:sizeRelV relativeFrom="margin">
+                  <wp14:pctHeight>0</wp14:pctHeight>
+                </wp14:sizeRelV>
+              </wp:anchor>
+            </w:drawing>
+          </mc:Choice>
+          <mc:Fallback>
+            <w:pict>
+              <v:rect id="_x0000_s9010" style="position:absolute;left:0;text-align:left;margin-left:382.50pt;margin-top:608.45pt;width:22.5pt;height:23pt;z-index:251772928;visibility:visible;mso-wrap-style:square;mso-width-percent:0;mso-height-percent:0;mso-wrap-distance-left:9pt;mso-wrap-distance-top:0;mso-wrap-distance-right:9pt;mso-wrap-distance-bottom:0;mso-position-horizontal:absolute;mso-position-horizontal-relative:page;mso-position-vertical:absolute;mso-position-vertical-relative:page;mso-width-percent:0;mso-height-percent:0;mso-width-relative:margin;mso-height-relative:margin;v-text-anchor:middle" filled="f" stroked="f" strokeweight="1pt">
+                <v:textbox>
+                  <w:txbxContent>
+                    <w:p>
+                      <w:pPr>
+                        <w:bidi/>
+                        <w:jc w:val="center"/>
+                        <w:rPr>
+                          <w:rFonts w:ascii="Segoe UI Symbol" w:hAnsi="Segoe UI Symbol" w:cs="Segoe UI Symbol"/>
+                          <w:sz w:val="24"/>
+                          <w:szCs w:val="24"/>
+                          <w:lang w:bidi="fa-IR"/>
+                        </w:rPr>
+                      </w:pPr>
+                      <w:r>
+                        <w:rPr>
+                          <w:rFonts w:ascii="Segoe UI Symbol" w:hAnsi="Segoe UI Symbol" w:cs="Segoe UI Symbol"/>
+                          <w:sz w:val="24"/>
+                          <w:szCs w:val="24"/>
+                          <w:lang w:bidi="fa-IR"/>
+                        </w:rPr>
+                        <w:t>{{ p42_k }}</w:t>
+                      </w:r>
+                    </w:p>
+                  </w:txbxContent>
+                </v:textbox>
+              </v:rect>
+            </w:pict>
+          </mc:Fallback>
+        </mc:AlternateContent>
+      </w:r>
+      <w:r>
+        <w:rPr>
+          <w:noProof/>
+        </w:rPr>
+        <mc:AlternateContent>
+          <mc:Choice Requires="wps">
+            <w:drawing>
+              <wp:anchor distT="0" distB="0" distL="114300" distR="114300" simplePos="0" relativeHeight="251772928" behindDoc="0" locked="0" layoutInCell="0" allowOverlap="1">
+                <wp:simplePos x="0" y="0"/>
+                <wp:positionH relativeFrom="page">
+                  <wp:posOffset>3633470</wp:posOffset>
+                </wp:positionH>
+                <wp:positionV relativeFrom="page">
+                  <wp:posOffset>6954520</wp:posOffset>
+                </wp:positionV>
+                <wp:extent cx="285750" cy="292100"/>
+                <wp:effectExtent l="0" t="0" r="0" b="0"/>
+                <wp:wrapNone/>
+                <wp:docPr id="910011" name="Tick p43_s"/>
+                <wp:cNvGraphicFramePr/>
+                <a:graphic xmlns:a="http://schemas.openxmlformats.org/drawingml/2006/main">
+                  <a:graphicData uri="http://schemas.microsoft.com/office/word/2010/wordprocessingShape">
+                    <wps:wsp>
+                      <wps:cNvSpPr/>
+                      <wps:spPr>
+                        <a:xfrm>
+                          <a:off x="0" y="0"/>
+                          <a:ext cx="285750" cy="292100"/>
+                        </a:xfrm>
+                        <a:prstGeom prst="rect">
+                          <a:avLst/>
+                        </a:prstGeom>
+                        <a:noFill/>
+                        <a:ln>
+                          <a:noFill/>
+                        </a:ln>
+                      </wps:spPr>
+                      <wps:style>
+                        <a:lnRef idx="2">
+                          <a:schemeClr val="accent1">
+                            <a:shade val="15000"/>
+                          </a:schemeClr>
+                        </a:lnRef>
+                        <a:fillRef idx="1">
+                          <a:schemeClr val="accent1"/>
+                        </a:fillRef>
+                        <a:effectRef idx="0">
+                          <a:schemeClr val="accent1"/>
+                        </a:effectRef>
+                        <a:fontRef idx="minor">
+                          <a:schemeClr val="lt1"/>
+                        </a:fontRef>
+                      </wps:style>
+                      <wps:txbx>
+                        <w:txbxContent>
+                          <w:p>
+                            <w:pPr>
+                              <w:bidi/>
+                              <w:jc w:val="center"/>
+                              <w:rPr>
+                                <w:rFonts w:ascii="Segoe UI Symbol" w:hAnsi="Segoe UI Symbol" w:cs="Segoe UI Symbol"/>
+                                <w:sz w:val="24"/>
+                                <w:szCs w:val="24"/>
+                                <w:lang w:bidi="fa-IR"/>
+                              </w:rPr>
+                            </w:pPr>
+                            <w:r>
+                              <w:rPr>
+                                <w:rFonts w:ascii="Segoe UI Symbol" w:hAnsi="Segoe UI Symbol" w:cs="Segoe UI Symbol"/>
+                                <w:sz w:val="24"/>
+                                <w:szCs w:val="24"/>
+                                <w:lang w:bidi="fa-IR"/>
+                              </w:rPr>
+                              <w:t>{{ p43_s }}</w:t>
+                            </w:r>
+                          </w:p>
+                        </w:txbxContent>
+                      </wps:txbx>
+                      <wps:bodyPr rot="0" spcFirstLastPara="0" vertOverflow="overflow" horzOverflow="overflow" vert="horz" wrap="square" lIns="91440" tIns="45720" rIns="91440" bIns="45720" numCol="1" spcCol="0" rtlCol="0" fromWordArt="0" anchor="ctr" anchorCtr="0" forceAA="0" compatLnSpc="1">
+                        <a:prstTxWarp prst="textNoShape">
+                          <a:avLst/>
+                        </a:prstTxWarp>
+                        <a:noAutofit/>
+                      </wps:bodyPr>
+                    </wps:wsp>
+                  </a:graphicData>
+                </a:graphic>
+                <wp14:sizeRelH relativeFrom="margin">
+                  <wp14:pctWidth>0</wp14:pctWidth>
+                </wp14:sizeRelH>
+                <wp14:sizeRelV relativeFrom="margin">
+                  <wp14:pctHeight>0</wp14:pctHeight>
+                </wp14:sizeRelV>
+              </wp:anchor>
+            </w:drawing>
+          </mc:Choice>
+          <mc:Fallback>
+            <w:pict>
+              <v:rect id="_x0000_s9011" style="position:absolute;left:0;text-align:left;margin-left:286.10pt;margin-top:547.60pt;width:22.5pt;height:23pt;z-index:251772928;visibility:visible;mso-wrap-style:square;mso-width-percent:0;mso-height-percent:0;mso-wrap-distance-left:9pt;mso-wrap-distance-top:0;mso-wrap-distance-right:9pt;mso-wrap-distance-bottom:0;mso-position-horizontal:absolute;mso-position-horizontal-relative:page;mso-position-vertical:absolute;mso-position-vertical-relative:page;mso-width-percent:0;mso-height-percent:0;mso-width-relative:margin;mso-height-relative:margin;v-text-anchor:middle" filled="f" stroked="f" strokeweight="1pt">
+                <v:textbox>
+                  <w:txbxContent>
+                    <w:p>
+                      <w:pPr>
+                        <w:bidi/>
+                        <w:jc w:val="center"/>
+                        <w:rPr>
+                          <w:rFonts w:ascii="Segoe UI Symbol" w:hAnsi="Segoe UI Symbol" w:cs="Segoe UI Symbol"/>
+                          <w:sz w:val="24"/>
+                          <w:szCs w:val="24"/>
+                          <w:lang w:bidi="fa-IR"/>
+                        </w:rPr>
+                      </w:pPr>
+                      <w:r>
+                        <w:rPr>
+                          <w:rFonts w:ascii="Segoe UI Symbol" w:hAnsi="Segoe UI Symbol" w:cs="Segoe UI Symbol"/>
+                          <w:sz w:val="24"/>
+                          <w:szCs w:val="24"/>
+                          <w:lang w:bidi="fa-IR"/>
+                        </w:rPr>
+                        <w:t>{{ p43_s }}</w:t>
+                      </w:r>
+                    </w:p>
+                  </w:txbxContent>
+                </v:textbox>
+              </v:rect>
+            </w:pict>
+          </mc:Fallback>
+        </mc:AlternateContent>
+      </w:r>
+      <w:r>
+        <w:rPr>
+          <w:noProof/>
+        </w:rPr>
+        <mc:AlternateContent>
+          <mc:Choice Requires="wps">
+            <w:drawing>
+              <wp:anchor distT="0" distB="0" distL="114300" distR="114300" simplePos="0" relativeHeight="251772928" behindDoc="0" locked="0" layoutInCell="0" allowOverlap="1">
+                <wp:simplePos x="0" y="0"/>
+                <wp:positionH relativeFrom="page">
+                  <wp:posOffset>3338830</wp:posOffset>
+                </wp:positionH>
+                <wp:positionV relativeFrom="page">
+                  <wp:posOffset>6954520</wp:posOffset>
+                </wp:positionV>
+                <wp:extent cx="285750" cy="292100"/>
+                <wp:effectExtent l="0" t="0" r="0" b="0"/>
+                <wp:wrapNone/>
+                <wp:docPr id="910012" name="Tick p43_k"/>
+                <wp:cNvGraphicFramePr/>
+                <a:graphic xmlns:a="http://schemas.openxmlformats.org/drawingml/2006/main">
+                  <a:graphicData uri="http://schemas.microsoft.com/office/word/2010/wordprocessingShape">
+                    <wps:wsp>
+                      <wps:cNvSpPr/>
+                      <wps:spPr>
+                        <a:xfrm>
+                          <a:off x="0" y="0"/>
+                          <a:ext cx="285750" cy="292100"/>
+                        </a:xfrm>
+                        <a:prstGeom prst="rect">
+                          <a:avLst/>
+                        </a:prstGeom>
+                        <a:noFill/>
+                        <a:ln>
+                          <a:noFill/>
+                        </a:ln>
+                      </wps:spPr>
+                      <wps:style>
+                        <a:lnRef idx="2">
+                          <a:schemeClr val="accent1">
+                            <a:shade val="15000"/>
+                          </a:schemeClr>
+                        </a:lnRef>
+                        <a:fillRef idx="1">
+                          <a:schemeClr val="accent1"/>
+                        </a:fillRef>
+                        <a:effectRef idx="0">
+                          <a:schemeClr val="accent1"/>
+                        </a:effectRef>
+                        <a:fontRef idx="minor">
+                          <a:schemeClr val="lt1"/>
+                        </a:fontRef>
+                      </wps:style>
+                      <wps:txbx>
+                        <w:txbxContent>
+                          <w:p>
+                            <w:pPr>
+                              <w:bidi/>
+                              <w:jc w:val="center"/>
+                              <w:rPr>
+                                <w:rFonts w:ascii="Segoe UI Symbol" w:hAnsi="Segoe UI Symbol" w:cs="Segoe UI Symbol"/>
+                                <w:sz w:val="24"/>
+                                <w:szCs w:val="24"/>
+                                <w:lang w:bidi="fa-IR"/>
+                              </w:rPr>
+                            </w:pPr>
+                            <w:r>
+                              <w:rPr>
+                                <w:rFonts w:ascii="Segoe UI Symbol" w:hAnsi="Segoe UI Symbol" w:cs="Segoe UI Symbol"/>
+                                <w:sz w:val="24"/>
+                                <w:szCs w:val="24"/>
+                                <w:lang w:bidi="fa-IR"/>
+                              </w:rPr>
+                              <w:t>{{ p43_k }}</w:t>
+                            </w:r>
+                          </w:p>
+                        </w:txbxContent>
+                      </wps:txbx>
+                      <wps:bodyPr rot="0" spcFirstLastPara="0" vertOverflow="overflow" horzOverflow="overflow" vert="horz" wrap="square" lIns="91440" tIns="45720" rIns="91440" bIns="45720" numCol="1" spcCol="0" rtlCol="0" fromWordArt="0" anchor="ctr" anchorCtr="0" forceAA="0" compatLnSpc="1">
+                        <a:prstTxWarp prst="textNoShape">
+                          <a:avLst/>
+                        </a:prstTxWarp>
+                        <a:noAutofit/>
+                      </wps:bodyPr>
+                    </wps:wsp>
+                  </a:graphicData>
+                </a:graphic>
+                <wp14:sizeRelH relativeFrom="margin">
+                  <wp14:pctWidth>0</wp14:pctWidth>
+                </wp14:sizeRelH>
+                <wp14:sizeRelV relativeFrom="margin">
+                  <wp14:pctHeight>0</wp14:pctHeight>
+                </wp14:sizeRelV>
+              </wp:anchor>
+            </w:drawing>
+          </mc:Choice>
+          <mc:Fallback>
+            <w:pict>
+              <v:rect id="_x0000_s9012" style="position:absolute;left:0;text-align:left;margin-left:262.90pt;margin-top:547.60pt;width:22.5pt;height:23pt;z-index:251772928;visibility:visible;mso-wrap-style:square;mso-width-percent:0;mso-height-percent:0;mso-wrap-distance-left:9pt;mso-wrap-distance-top:0;mso-wrap-distance-right:9pt;mso-wrap-distance-bottom:0;mso-position-horizontal:absolute;mso-position-horizontal-relative:page;mso-position-vertical:absolute;mso-position-vertical-relative:page;mso-width-percent:0;mso-height-percent:0;mso-width-relative:margin;mso-height-relative:margin;v-text-anchor:middle" filled="f" stroked="f" strokeweight="1pt">
+                <v:textbox>
+                  <w:txbxContent>
+                    <w:p>
+                      <w:pPr>
+                        <w:bidi/>
+                        <w:jc w:val="center"/>
+                        <w:rPr>
+                          <w:rFonts w:ascii="Segoe UI Symbol" w:hAnsi="Segoe UI Symbol" w:cs="Segoe UI Symbol"/>
+                          <w:sz w:val="24"/>
+                          <w:szCs w:val="24"/>
+                          <w:lang w:bidi="fa-IR"/>
+                        </w:rPr>
+                      </w:pPr>
+                      <w:r>
+                        <w:rPr>
+                          <w:rFonts w:ascii="Segoe UI Symbol" w:hAnsi="Segoe UI Symbol" w:cs="Segoe UI Symbol"/>
+                          <w:sz w:val="24"/>
+                          <w:szCs w:val="24"/>
+                          <w:lang w:bidi="fa-IR"/>
+                        </w:rPr>
+                        <w:t>{{ p43_k }}</w:t>
+                      </w:r>
+                    </w:p>
+                  </w:txbxContent>
+                </v:textbox>
+              </v:rect>
+            </w:pict>
+          </mc:Fallback>
+        </mc:AlternateContent>
+      </w:r>
+      <w:r>
+        <w:rPr>
+          <w:noProof/>
+        </w:rPr>
+        <mc:AlternateContent>
+          <mc:Choice Requires="wps">
+            <w:drawing>
+              <wp:anchor distT="0" distB="0" distL="114300" distR="114300" simplePos="0" relativeHeight="251772928" behindDoc="0" locked="0" layoutInCell="0" allowOverlap="1">
+                <wp:simplePos x="0" y="0"/>
+                <wp:positionH relativeFrom="page">
+                  <wp:posOffset>3633470</wp:posOffset>
+                </wp:positionH>
+                <wp:positionV relativeFrom="page">
+                  <wp:posOffset>7147560</wp:posOffset>
+                </wp:positionV>
+                <wp:extent cx="285750" cy="292100"/>
+                <wp:effectExtent l="0" t="0" r="0" b="0"/>
+                <wp:wrapNone/>
+                <wp:docPr id="910013" name="Tick p44_s"/>
+                <wp:cNvGraphicFramePr/>
+                <a:graphic xmlns:a="http://schemas.openxmlformats.org/drawingml/2006/main">
+                  <a:graphicData uri="http://schemas.microsoft.com/office/word/2010/wordprocessingShape">
+                    <wps:wsp>
+                      <wps:cNvSpPr/>
+                      <wps:spPr>
+                        <a:xfrm>
+                          <a:off x="0" y="0"/>
+                          <a:ext cx="285750" cy="292100"/>
+                        </a:xfrm>
+                        <a:prstGeom prst="rect">
+                          <a:avLst/>
+                        </a:prstGeom>
+                        <a:noFill/>
+                        <a:ln>
+                          <a:noFill/>
+                        </a:ln>
+                      </wps:spPr>
+                      <wps:style>
+                        <a:lnRef idx="2">
+                          <a:schemeClr val="accent1">
+                            <a:shade val="15000"/>
+                          </a:schemeClr>
+                        </a:lnRef>
+                        <a:fillRef idx="1">
+                          <a:schemeClr val="accent1"/>
+                        </a:fillRef>
+                        <a:effectRef idx="0">
+                          <a:schemeClr val="accent1"/>
+                        </a:effectRef>
+                        <a:fontRef idx="minor">
+                          <a:schemeClr val="lt1"/>
+                        </a:fontRef>
+                      </wps:style>
+                      <wps:txbx>
+                        <w:txbxContent>
+                          <w:p>
+                            <w:pPr>
+                              <w:bidi/>
+                              <w:jc w:val="center"/>
+                              <w:rPr>
+                                <w:rFonts w:ascii="Segoe UI Symbol" w:hAnsi="Segoe UI Symbol" w:cs="Segoe UI Symbol"/>
+                                <w:sz w:val="24"/>
+                                <w:szCs w:val="24"/>
+                                <w:lang w:bidi="fa-IR"/>
+                              </w:rPr>
+                            </w:pPr>
+                            <w:r>
+                              <w:rPr>
+                                <w:rFonts w:ascii="Segoe UI Symbol" w:hAnsi="Segoe UI Symbol" w:cs="Segoe UI Symbol"/>
+                                <w:sz w:val="24"/>
+                                <w:szCs w:val="24"/>
+                                <w:lang w:bidi="fa-IR"/>
+                              </w:rPr>
+                              <w:t>{{ p44_s }}</w:t>
+                            </w:r>
+                          </w:p>
+                        </w:txbxContent>
+                      </wps:txbx>
+                      <wps:bodyPr rot="0" spcFirstLastPara="0" vertOverflow="overflow" horzOverflow="overflow" vert="horz" wrap="square" lIns="91440" tIns="45720" rIns="91440" bIns="45720" numCol="1" spcCol="0" rtlCol="0" fromWordArt="0" anchor="ctr" anchorCtr="0" forceAA="0" compatLnSpc="1">
+                        <a:prstTxWarp prst="textNoShape">
+                          <a:avLst/>
+                        </a:prstTxWarp>
+                        <a:noAutofit/>
+                      </wps:bodyPr>
+                    </wps:wsp>
+                  </a:graphicData>
+                </a:graphic>
+                <wp14:sizeRelH relativeFrom="margin">
+                  <wp14:pctWidth>0</wp14:pctWidth>
+                </wp14:sizeRelH>
+                <wp14:sizeRelV relativeFrom="margin">
+                  <wp14:pctHeight>0</wp14:pctHeight>
+                </wp14:sizeRelV>
+              </wp:anchor>
+            </w:drawing>
+          </mc:Choice>
+          <mc:Fallback>
+            <w:pict>
+              <v:rect id="_x0000_s9013" style="position:absolute;left:0;text-align:left;margin-left:286.10pt;margin-top:562.80pt;width:22.5pt;height:23pt;z-index:251772928;visibility:visible;mso-wrap-style:square;mso-width-percent:0;mso-height-percent:0;mso-wrap-distance-left:9pt;mso-wrap-distance-top:0;mso-wrap-distance-right:9pt;mso-wrap-distance-bottom:0;mso-position-horizontal:absolute;mso-position-horizontal-relative:page;mso-position-vertical:absolute;mso-position-vertical-relative:page;mso-width-percent:0;mso-height-percent:0;mso-width-relative:margin;mso-height-relative:margin;v-text-anchor:middle" filled="f" stroked="f" strokeweight="1pt">
+                <v:textbox>
+                  <w:txbxContent>
+                    <w:p>
+                      <w:pPr>
+                        <w:bidi/>
+                        <w:jc w:val="center"/>
+                        <w:rPr>
+                          <w:rFonts w:ascii="Segoe UI Symbol" w:hAnsi="Segoe UI Symbol" w:cs="Segoe UI Symbol"/>
+                          <w:sz w:val="24"/>
+                          <w:szCs w:val="24"/>
+                          <w:lang w:bidi="fa-IR"/>
+                        </w:rPr>
+                      </w:pPr>
+                      <w:r>
+                        <w:rPr>
+                          <w:rFonts w:ascii="Segoe UI Symbol" w:hAnsi="Segoe UI Symbol" w:cs="Segoe UI Symbol"/>
+                          <w:sz w:val="24"/>
+                          <w:szCs w:val="24"/>
+                          <w:lang w:bidi="fa-IR"/>
+                        </w:rPr>
+                        <w:t>{{ p44_s }}</w:t>
+                      </w:r>
+                    </w:p>
+                  </w:txbxContent>
+                </v:textbox>
+              </v:rect>
+            </w:pict>
+          </mc:Fallback>
+        </mc:AlternateContent>
+      </w:r>
+      <w:r>
+        <w:rPr>
+          <w:noProof/>
+        </w:rPr>
+        <mc:AlternateContent>
+          <mc:Choice Requires="wps">
+            <w:drawing>
+              <wp:anchor distT="0" distB="0" distL="114300" distR="114300" simplePos="0" relativeHeight="251772928" behindDoc="0" locked="0" layoutInCell="0" allowOverlap="1">
+                <wp:simplePos x="0" y="0"/>
+                <wp:positionH relativeFrom="page">
+                  <wp:posOffset>3338830</wp:posOffset>
+                </wp:positionH>
+                <wp:positionV relativeFrom="page">
+                  <wp:posOffset>7147560</wp:posOffset>
+                </wp:positionV>
+                <wp:extent cx="285750" cy="292100"/>
+                <wp:effectExtent l="0" t="0" r="0" b="0"/>
+                <wp:wrapNone/>
+                <wp:docPr id="910014" name="Tick p44_k"/>
+                <wp:cNvGraphicFramePr/>
+                <a:graphic xmlns:a="http://schemas.openxmlformats.org/drawingml/2006/main">
+                  <a:graphicData uri="http://schemas.microsoft.com/office/word/2010/wordprocessingShape">
+                    <wps:wsp>
+                      <wps:cNvSpPr/>
+                      <wps:spPr>
+                        <a:xfrm>
+                          <a:off x="0" y="0"/>
+                          <a:ext cx="285750" cy="292100"/>
+                        </a:xfrm>
+                        <a:prstGeom prst="rect">
+                          <a:avLst/>
+                        </a:prstGeom>
+                        <a:noFill/>
+                        <a:ln>
+                          <a:noFill/>
+                        </a:ln>
+                      </wps:spPr>
+                      <wps:style>
+                        <a:lnRef idx="2">
+                          <a:schemeClr val="accent1">
+                            <a:shade val="15000"/>
+                          </a:schemeClr>
+                        </a:lnRef>
+                        <a:fillRef idx="1">
+                          <a:schemeClr val="accent1"/>
+                        </a:fillRef>
+                        <a:effectRef idx="0">
+                          <a:schemeClr val="accent1"/>
+                        </a:effectRef>
+                        <a:fontRef idx="minor">
+                          <a:schemeClr val="lt1"/>
+                        </a:fontRef>
+                      </wps:style>
+                      <wps:txbx>
+                        <w:txbxContent>
+                          <w:p>
+                            <w:pPr>
+                              <w:bidi/>
+                              <w:jc w:val="center"/>
+                              <w:rPr>
+                                <w:rFonts w:ascii="Segoe UI Symbol" w:hAnsi="Segoe UI Symbol" w:cs="Segoe UI Symbol"/>
+                                <w:sz w:val="24"/>
+                                <w:szCs w:val="24"/>
+                                <w:lang w:bidi="fa-IR"/>
+                              </w:rPr>
+                            </w:pPr>
+                            <w:r>
+                              <w:rPr>
+                                <w:rFonts w:ascii="Segoe UI Symbol" w:hAnsi="Segoe UI Symbol" w:cs="Segoe UI Symbol"/>
+                                <w:sz w:val="24"/>
+                                <w:szCs w:val="24"/>
+                                <w:lang w:bidi="fa-IR"/>
+                              </w:rPr>
+                              <w:t>{{ p44_k }}</w:t>
+                            </w:r>
+                          </w:p>
+                        </w:txbxContent>
+                      </wps:txbx>
+                      <wps:bodyPr rot="0" spcFirstLastPara="0" vertOverflow="overflow" horzOverflow="overflow" vert="horz" wrap="square" lIns="91440" tIns="45720" rIns="91440" bIns="45720" numCol="1" spcCol="0" rtlCol="0" fromWordArt="0" anchor="ctr" anchorCtr="0" forceAA="0" compatLnSpc="1">
+                        <a:prstTxWarp prst="textNoShape">
+                          <a:avLst/>
+                        </a:prstTxWarp>
+                        <a:noAutofit/>
+                      </wps:bodyPr>
+                    </wps:wsp>
+                  </a:graphicData>
+                </a:graphic>
+                <wp14:sizeRelH relativeFrom="margin">
+                  <wp14:pctWidth>0</wp14:pctWidth>
+                </wp14:sizeRelH>
+                <wp14:sizeRelV relativeFrom="margin">
+                  <wp14:pctHeight>0</wp14:pctHeight>
+                </wp14:sizeRelV>
+              </wp:anchor>
+            </w:drawing>
+          </mc:Choice>
+          <mc:Fallback>
+            <w:pict>
+              <v:rect id="_x0000_s9014" style="position:absolute;left:0;text-align:left;margin-left:262.90pt;margin-top:562.80pt;width:22.5pt;height:23pt;z-index:251772928;visibility:visible;mso-wrap-style:square;mso-width-percent:0;mso-height-percent:0;mso-wrap-distance-left:9pt;mso-wrap-distance-top:0;mso-wrap-distance-right:9pt;mso-wrap-distance-bottom:0;mso-position-horizontal:absolute;mso-position-horizontal-relative:page;mso-position-vertical:absolute;mso-position-vertical-relative:page;mso-width-percent:0;mso-height-percent:0;mso-width-relative:margin;mso-height-relative:margin;v-text-anchor:middle" filled="f" stroked="f" strokeweight="1pt">
+                <v:textbox>
+                  <w:txbxContent>
+                    <w:p>
+                      <w:pPr>
+                        <w:bidi/>
+                        <w:jc w:val="center"/>
+                        <w:rPr>
+                          <w:rFonts w:ascii="Segoe UI Symbol" w:hAnsi="Segoe UI Symbol" w:cs="Segoe UI Symbol"/>
+                          <w:sz w:val="24"/>
+                          <w:szCs w:val="24"/>
+                          <w:lang w:bidi="fa-IR"/>
+                        </w:rPr>
+                      </w:pPr>
+                      <w:r>
+                        <w:rPr>
+                          <w:rFonts w:ascii="Segoe UI Symbol" w:hAnsi="Segoe UI Symbol" w:cs="Segoe UI Symbol"/>
+                          <w:sz w:val="24"/>
+                          <w:szCs w:val="24"/>
+                          <w:lang w:bidi="fa-IR"/>
+                        </w:rPr>
+                        <w:t>{{ p44_k }}</w:t>
+                      </w:r>
+                    </w:p>
+                  </w:txbxContent>
+                </v:textbox>
+              </v:rect>
+            </w:pict>
+          </mc:Fallback>
+        </mc:AlternateContent>
+      </w:r>
+      <w:r>
+        <w:rPr>
+          <w:noProof/>
+        </w:rPr>
+        <mc:AlternateContent>
+          <mc:Choice Requires="wps">
+            <w:drawing>
+              <wp:anchor distT="0" distB="0" distL="114300" distR="114300" simplePos="0" relativeHeight="251772928" behindDoc="0" locked="0" layoutInCell="0" allowOverlap="1">
+                <wp:simplePos x="0" y="0"/>
+                <wp:positionH relativeFrom="page">
+                  <wp:posOffset>3633470</wp:posOffset>
+                </wp:positionH>
+                <wp:positionV relativeFrom="page">
+                  <wp:posOffset>7341235</wp:posOffset>
+                </wp:positionV>
+                <wp:extent cx="285750" cy="292100"/>
+                <wp:effectExtent l="0" t="0" r="0" b="0"/>
+                <wp:wrapNone/>
+                <wp:docPr id="910015" name="Tick p45_s"/>
+                <wp:cNvGraphicFramePr/>
+                <a:graphic xmlns:a="http://schemas.openxmlformats.org/drawingml/2006/main">
+                  <a:graphicData uri="http://schemas.microsoft.com/office/word/2010/wordprocessingShape">
+                    <wps:wsp>
+                      <wps:cNvSpPr/>
+                      <wps:spPr>
+                        <a:xfrm>
+                          <a:off x="0" y="0"/>
+                          <a:ext cx="285750" cy="292100"/>
+                        </a:xfrm>
+                        <a:prstGeom prst="rect">
+                          <a:avLst/>
+                        </a:prstGeom>
+                        <a:noFill/>
+                        <a:ln>
+                          <a:noFill/>
+                        </a:ln>
+                      </wps:spPr>
+                      <wps:style>
+                        <a:lnRef idx="2">
+                          <a:schemeClr val="accent1">
+                            <a:shade val="15000"/>
+                          </a:schemeClr>
+                        </a:lnRef>
+                        <a:fillRef idx="1">
+                          <a:schemeClr val="accent1"/>
+                        </a:fillRef>
+                        <a:effectRef idx="0">
+                          <a:schemeClr val="accent1"/>
+                        </a:effectRef>
+                        <a:fontRef idx="minor">
+                          <a:schemeClr val="lt1"/>
+                        </a:fontRef>
+                      </wps:style>
+                      <wps:txbx>
+                        <w:txbxContent>
+                          <w:p>
+                            <w:pPr>
+                              <w:bidi/>
+                              <w:jc w:val="center"/>
+                              <w:rPr>
+                                <w:rFonts w:ascii="Segoe UI Symbol" w:hAnsi="Segoe UI Symbol" w:cs="Segoe UI Symbol"/>
+                                <w:sz w:val="24"/>
+                                <w:szCs w:val="24"/>
+                                <w:lang w:bidi="fa-IR"/>
+                              </w:rPr>
+                            </w:pPr>
+                            <w:r>
+                              <w:rPr>
+                                <w:rFonts w:ascii="Segoe UI Symbol" w:hAnsi="Segoe UI Symbol" w:cs="Segoe UI Symbol"/>
+                                <w:sz w:val="24"/>
+                                <w:szCs w:val="24"/>
+                                <w:lang w:bidi="fa-IR"/>
+                              </w:rPr>
+                              <w:t>{{ p45_s }}</w:t>
+                            </w:r>
+                          </w:p>
+                        </w:txbxContent>
+                      </wps:txbx>
+                      <wps:bodyPr rot="0" spcFirstLastPara="0" vertOverflow="overflow" horzOverflow="overflow" vert="horz" wrap="square" lIns="91440" tIns="45720" rIns="91440" bIns="45720" numCol="1" spcCol="0" rtlCol="0" fromWordArt="0" anchor="ctr" anchorCtr="0" forceAA="0" compatLnSpc="1">
+                        <a:prstTxWarp prst="textNoShape">
+                          <a:avLst/>
+                        </a:prstTxWarp>
+                        <a:noAutofit/>
+                      </wps:bodyPr>
+                    </wps:wsp>
+                  </a:graphicData>
+                </a:graphic>
+                <wp14:sizeRelH relativeFrom="margin">
+                  <wp14:pctWidth>0</wp14:pctWidth>
+                </wp14:sizeRelH>
+                <wp14:sizeRelV relativeFrom="margin">
+                  <wp14:pctHeight>0</wp14:pctHeight>
+                </wp14:sizeRelV>
+              </wp:anchor>
+            </w:drawing>
+          </mc:Choice>
+          <mc:Fallback>
+            <w:pict>
+              <v:rect id="_x0000_s9015" style="position:absolute;left:0;text-align:left;margin-left:286.10pt;margin-top:578.05pt;width:22.5pt;height:23pt;z-index:251772928;visibility:visible;mso-wrap-style:square;mso-width-percent:0;mso-height-percent:0;mso-wrap-distance-left:9pt;mso-wrap-distance-top:0;mso-wrap-distance-right:9pt;mso-wrap-distance-bottom:0;mso-position-horizontal:absolute;mso-position-horizontal-relative:page;mso-position-vertical:absolute;mso-position-vertical-relative:page;mso-width-percent:0;mso-height-percent:0;mso-width-relative:margin;mso-height-relative:margin;v-text-anchor:middle" filled="f" stroked="f" strokeweight="1pt">
+                <v:textbox>
+                  <w:txbxContent>
+                    <w:p>
+                      <w:pPr>
+                        <w:bidi/>
+                        <w:jc w:val="center"/>
+                        <w:rPr>
+                          <w:rFonts w:ascii="Segoe UI Symbol" w:hAnsi="Segoe UI Symbol" w:cs="Segoe UI Symbol"/>
+                          <w:sz w:val="24"/>
+                          <w:szCs w:val="24"/>
+                          <w:lang w:bidi="fa-IR"/>
+                        </w:rPr>
+                      </w:pPr>
+                      <w:r>
+                        <w:rPr>
+                          <w:rFonts w:ascii="Segoe UI Symbol" w:hAnsi="Segoe UI Symbol" w:cs="Segoe UI Symbol"/>
+                          <w:sz w:val="24"/>
+                          <w:szCs w:val="24"/>
+                          <w:lang w:bidi="fa-IR"/>
+                        </w:rPr>
+                        <w:t>{{ p45_s }}</w:t>
+                      </w:r>
+                    </w:p>
+                  </w:txbxContent>
+                </v:textbox>
+              </v:rect>
+            </w:pict>
+          </mc:Fallback>
+        </mc:AlternateContent>
+      </w:r>
+      <w:r>
+        <w:rPr>
+          <w:noProof/>
+        </w:rPr>
+        <mc:AlternateContent>
+          <mc:Choice Requires="wps">
+            <w:drawing>
+              <wp:anchor distT="0" distB="0" distL="114300" distR="114300" simplePos="0" relativeHeight="251772928" behindDoc="0" locked="0" layoutInCell="0" allowOverlap="1">
+                <wp:simplePos x="0" y="0"/>
+                <wp:positionH relativeFrom="page">
+                  <wp:posOffset>3338830</wp:posOffset>
+                </wp:positionH>
+                <wp:positionV relativeFrom="page">
+                  <wp:posOffset>7341235</wp:posOffset>
+                </wp:positionV>
+                <wp:extent cx="285750" cy="292100"/>
+                <wp:effectExtent l="0" t="0" r="0" b="0"/>
+                <wp:wrapNone/>
+                <wp:docPr id="910016" name="Tick p45_k"/>
+                <wp:cNvGraphicFramePr/>
+                <a:graphic xmlns:a="http://schemas.openxmlformats.org/drawingml/2006/main">
+                  <a:graphicData uri="http://schemas.microsoft.com/office/word/2010/wordprocessingShape">
+                    <wps:wsp>
+                      <wps:cNvSpPr/>
+                      <wps:spPr>
+                        <a:xfrm>
+                          <a:off x="0" y="0"/>
+                          <a:ext cx="285750" cy="292100"/>
+                        </a:xfrm>
+                        <a:prstGeom prst="rect">
+                          <a:avLst/>
+                        </a:prstGeom>
+                        <a:noFill/>
+                        <a:ln>
+                          <a:noFill/>
+                        </a:ln>
+                      </wps:spPr>
+                      <wps:style>
+                        <a:lnRef idx="2">
+                          <a:schemeClr val="accent1">
+                            <a:shade val="15000"/>
+                          </a:schemeClr>
+                        </a:lnRef>
+                        <a:fillRef idx="1">
+                          <a:schemeClr val="accent1"/>
+                        </a:fillRef>
+                        <a:effectRef idx="0">
+                          <a:schemeClr val="accent1"/>
+                        </a:effectRef>
+                        <a:fontRef idx="minor">
+                          <a:schemeClr val="lt1"/>
+                        </a:fontRef>
+                      </wps:style>
+                      <wps:txbx>
+                        <w:txbxContent>
+                          <w:p>
+                            <w:pPr>
+                              <w:bidi/>
+                              <w:jc w:val="center"/>
+                              <w:rPr>
+                                <w:rFonts w:ascii="Segoe UI Symbol" w:hAnsi="Segoe UI Symbol" w:cs="Segoe UI Symbol"/>
+                                <w:sz w:val="24"/>
+                                <w:szCs w:val="24"/>
+                                <w:lang w:bidi="fa-IR"/>
+                              </w:rPr>
+                            </w:pPr>
+                            <w:r>
+                              <w:rPr>
+                                <w:rFonts w:ascii="Segoe UI Symbol" w:hAnsi="Segoe UI Symbol" w:cs="Segoe UI Symbol"/>
+                                <w:sz w:val="24"/>
+                                <w:szCs w:val="24"/>
+                                <w:lang w:bidi="fa-IR"/>
+                              </w:rPr>
+                              <w:t>{{ p45_k }}</w:t>
+                            </w:r>
+                          </w:p>
+                        </w:txbxContent>
+                      </wps:txbx>
+                      <wps:bodyPr rot="0" spcFirstLastPara="0" vertOverflow="overflow" horzOverflow="overflow" vert="horz" wrap="square" lIns="91440" tIns="45720" rIns="91440" bIns="45720" numCol="1" spcCol="0" rtlCol="0" fromWordArt="0" anchor="ctr" anchorCtr="0" forceAA="0" compatLnSpc="1">
+                        <a:prstTxWarp prst="textNoShape">
+                          <a:avLst/>
+                        </a:prstTxWarp>
+                        <a:noAutofit/>
+                      </wps:bodyPr>
+                    </wps:wsp>
+                  </a:graphicData>
+                </a:graphic>
+                <wp14:sizeRelH relativeFrom="margin">
+                  <wp14:pctWidth>0</wp14:pctWidth>
+                </wp14:sizeRelH>
+                <wp14:sizeRelV relativeFrom="margin">
+                  <wp14:pctHeight>0</wp14:pctHeight>
+                </wp14:sizeRelV>
+              </wp:anchor>
+            </w:drawing>
+          </mc:Choice>
+          <mc:Fallback>
+            <w:pict>
+              <v:rect id="_x0000_s9016" style="position:absolute;left:0;text-align:left;margin-left:262.90pt;margin-top:578.05pt;width:22.5pt;height:23pt;z-index:251772928;visibility:visible;mso-wrap-style:square;mso-width-percent:0;mso-height-percent:0;mso-wrap-distance-left:9pt;mso-wrap-distance-top:0;mso-wrap-distance-right:9pt;mso-wrap-distance-bottom:0;mso-position-horizontal:absolute;mso-position-horizontal-relative:page;mso-position-vertical:absolute;mso-position-vertical-relative:page;mso-width-percent:0;mso-height-percent:0;mso-width-relative:margin;mso-height-relative:margin;v-text-anchor:middle" filled="f" stroked="f" strokeweight="1pt">
+                <v:textbox>
+                  <w:txbxContent>
+                    <w:p>
+                      <w:pPr>
+                        <w:bidi/>
+                        <w:jc w:val="center"/>
+                        <w:rPr>
+                          <w:rFonts w:ascii="Segoe UI Symbol" w:hAnsi="Segoe UI Symbol" w:cs="Segoe UI Symbol"/>
+                          <w:sz w:val="24"/>
+                          <w:szCs w:val="24"/>
+                          <w:lang w:bidi="fa-IR"/>
+                        </w:rPr>
+                      </w:pPr>
+                      <w:r>
+                        <w:rPr>
+                          <w:rFonts w:ascii="Segoe UI Symbol" w:hAnsi="Segoe UI Symbol" w:cs="Segoe UI Symbol"/>
+                          <w:sz w:val="24"/>
+                          <w:szCs w:val="24"/>
+                          <w:lang w:bidi="fa-IR"/>
+                        </w:rPr>
+                        <w:t>{{ p45_k }}</w:t>
+                      </w:r>
+                    </w:p>
+                  </w:txbxContent>
+                </v:textbox>
+              </v:rect>
+            </w:pict>
+          </mc:Fallback>
+        </mc:AlternateContent>
+      </w:r>
+      <w:r>
+        <w:rPr>
+          <w:noProof/>
+        </w:rPr>
+        <mc:AlternateContent>
+          <mc:Choice Requires="wps">
+            <w:drawing>
+              <wp:anchor distT="0" distB="0" distL="114300" distR="114300" simplePos="0" relativeHeight="251772928" behindDoc="0" locked="0" layoutInCell="0" allowOverlap="1">
+                <wp:simplePos x="0" y="0"/>
+                <wp:positionH relativeFrom="page">
+                  <wp:posOffset>3633470</wp:posOffset>
+                </wp:positionH>
+                <wp:positionV relativeFrom="page">
+                  <wp:posOffset>7534275</wp:posOffset>
+                </wp:positionV>
+                <wp:extent cx="285750" cy="292100"/>
+                <wp:effectExtent l="0" t="0" r="0" b="0"/>
+                <wp:wrapNone/>
+                <wp:docPr id="910017" name="Tick p46_s"/>
+                <wp:cNvGraphicFramePr/>
+                <a:graphic xmlns:a="http://schemas.openxmlformats.org/drawingml/2006/main">
+                  <a:graphicData uri="http://schemas.microsoft.com/office/word/2010/wordprocessingShape">
+                    <wps:wsp>
+                      <wps:cNvSpPr/>
+                      <wps:spPr>
+                        <a:xfrm>
+                          <a:off x="0" y="0"/>
+                          <a:ext cx="285750" cy="292100"/>
+                        </a:xfrm>
+                        <a:prstGeom prst="rect">
+                          <a:avLst/>
+                        </a:prstGeom>
+                        <a:noFill/>
+                        <a:ln>
+                          <a:noFill/>
+                        </a:ln>
+                      </wps:spPr>
+                      <wps:style>
+                        <a:lnRef idx="2">
+                          <a:schemeClr val="accent1">
+                            <a:shade val="15000"/>
+                          </a:schemeClr>
+                        </a:lnRef>
+                        <a:fillRef idx="1">
+                          <a:schemeClr val="accent1"/>
+                        </a:fillRef>
+                        <a:effectRef idx="0">
+                          <a:schemeClr val="accent1"/>
+                        </a:effectRef>
+                        <a:fontRef idx="minor">
+                          <a:schemeClr val="lt1"/>
+                        </a:fontRef>
+                      </wps:style>
+                      <wps:txbx>
+                        <w:txbxContent>
+                          <w:p>
+                            <w:pPr>
+                              <w:bidi/>
+                              <w:jc w:val="center"/>
+                              <w:rPr>
+                                <w:rFonts w:ascii="Segoe UI Symbol" w:hAnsi="Segoe UI Symbol" w:cs="Segoe UI Symbol"/>
+                                <w:sz w:val="24"/>
+                                <w:szCs w:val="24"/>
+                                <w:lang w:bidi="fa-IR"/>
+                              </w:rPr>
+                            </w:pPr>
+                            <w:r>
+                              <w:rPr>
+                                <w:rFonts w:ascii="Segoe UI Symbol" w:hAnsi="Segoe UI Symbol" w:cs="Segoe UI Symbol"/>
+                                <w:sz w:val="24"/>
+                                <w:szCs w:val="24"/>
+                                <w:lang w:bidi="fa-IR"/>
+                              </w:rPr>
+                              <w:t>{{ p46_s }}</w:t>
+                            </w:r>
+                          </w:p>
+                        </w:txbxContent>
+                      </wps:txbx>
+                      <wps:bodyPr rot="0" spcFirstLastPara="0" vertOverflow="overflow" horzOverflow="overflow" vert="horz" wrap="square" lIns="91440" tIns="45720" rIns="91440" bIns="45720" numCol="1" spcCol="0" rtlCol="0" fromWordArt="0" anchor="ctr" anchorCtr="0" forceAA="0" compatLnSpc="1">
+                        <a:prstTxWarp prst="textNoShape">
+                          <a:avLst/>
+                        </a:prstTxWarp>
+                        <a:noAutofit/>
+                      </wps:bodyPr>
+                    </wps:wsp>
+                  </a:graphicData>
+                </a:graphic>
+                <wp14:sizeRelH relativeFrom="margin">
+                  <wp14:pctWidth>0</wp14:pctWidth>
+                </wp14:sizeRelH>
+                <wp14:sizeRelV relativeFrom="margin">
+                  <wp14:pctHeight>0</wp14:pctHeight>
+                </wp14:sizeRelV>
+              </wp:anchor>
+            </w:drawing>
+          </mc:Choice>
+          <mc:Fallback>
+            <w:pict>
+              <v:rect id="_x0000_s9017" style="position:absolute;left:0;text-align:left;margin-left:286.10pt;margin-top:593.25pt;width:22.5pt;height:23pt;z-index:251772928;visibility:visible;mso-wrap-style:square;mso-width-percent:0;mso-height-percent:0;mso-wrap-distance-left:9pt;mso-wrap-distance-top:0;mso-wrap-distance-right:9pt;mso-wrap-distance-bottom:0;mso-position-horizontal:absolute;mso-position-horizontal-relative:page;mso-position-vertical:absolute;mso-position-vertical-relative:page;mso-width-percent:0;mso-height-percent:0;mso-width-relative:margin;mso-height-relative:margin;v-text-anchor:middle" filled="f" stroked="f" strokeweight="1pt">
+                <v:textbox>
+                  <w:txbxContent>
+                    <w:p>
+                      <w:pPr>
+                        <w:bidi/>
+                        <w:jc w:val="center"/>
+                        <w:rPr>
+                          <w:rFonts w:ascii="Segoe UI Symbol" w:hAnsi="Segoe UI Symbol" w:cs="Segoe UI Symbol"/>
+                          <w:sz w:val="24"/>
+                          <w:szCs w:val="24"/>
+                          <w:lang w:bidi="fa-IR"/>
+                        </w:rPr>
+                      </w:pPr>
+                      <w:r>
+                        <w:rPr>
+                          <w:rFonts w:ascii="Segoe UI Symbol" w:hAnsi="Segoe UI Symbol" w:cs="Segoe UI Symbol"/>
+                          <w:sz w:val="24"/>
+                          <w:szCs w:val="24"/>
+                          <w:lang w:bidi="fa-IR"/>
+                        </w:rPr>
+                        <w:t>{{ p46_s }}</w:t>
+                      </w:r>
+                    </w:p>
+                  </w:txbxContent>
+                </v:textbox>
+              </v:rect>
+            </w:pict>
+          </mc:Fallback>
+        </mc:AlternateContent>
+      </w:r>
+      <w:r>
+        <w:rPr>
+          <w:noProof/>
+        </w:rPr>
+        <mc:AlternateContent>
+          <mc:Choice Requires="wps">
+            <w:drawing>
+              <wp:anchor distT="0" distB="0" distL="114300" distR="114300" simplePos="0" relativeHeight="251772928" behindDoc="0" locked="0" layoutInCell="0" allowOverlap="1">
+                <wp:simplePos x="0" y="0"/>
+                <wp:positionH relativeFrom="page">
+                  <wp:posOffset>3338830</wp:posOffset>
+                </wp:positionH>
+                <wp:positionV relativeFrom="page">
+                  <wp:posOffset>7534275</wp:posOffset>
+                </wp:positionV>
+                <wp:extent cx="285750" cy="292100"/>
+                <wp:effectExtent l="0" t="0" r="0" b="0"/>
+                <wp:wrapNone/>
+                <wp:docPr id="910018" name="Tick p46_k"/>
+                <wp:cNvGraphicFramePr/>
+                <a:graphic xmlns:a="http://schemas.openxmlformats.org/drawingml/2006/main">
+                  <a:graphicData uri="http://schemas.microsoft.com/office/word/2010/wordprocessingShape">
+                    <wps:wsp>
+                      <wps:cNvSpPr/>
+                      <wps:spPr>
+                        <a:xfrm>
+                          <a:off x="0" y="0"/>
+                          <a:ext cx="285750" cy="292100"/>
+                        </a:xfrm>
+                        <a:prstGeom prst="rect">
+                          <a:avLst/>
+                        </a:prstGeom>
+                        <a:noFill/>
+                        <a:ln>
+                          <a:noFill/>
+                        </a:ln>
+                      </wps:spPr>
+                      <wps:style>
+                        <a:lnRef idx="2">
+                          <a:schemeClr val="accent1">
+                            <a:shade val="15000"/>
+                          </a:schemeClr>
+                        </a:lnRef>
+                        <a:fillRef idx="1">
+                          <a:schemeClr val="accent1"/>
+                        </a:fillRef>
+                        <a:effectRef idx="0">
+                          <a:schemeClr val="accent1"/>
+                        </a:effectRef>
+                        <a:fontRef idx="minor">
+                          <a:schemeClr val="lt1"/>
+                        </a:fontRef>
+                      </wps:style>
+                      <wps:txbx>
+                        <w:txbxContent>
+                          <w:p>
+                            <w:pPr>
+                              <w:bidi/>
+                              <w:jc w:val="center"/>
+                              <w:rPr>
+                                <w:rFonts w:ascii="Segoe UI Symbol" w:hAnsi="Segoe UI Symbol" w:cs="Segoe UI Symbol"/>
+                                <w:sz w:val="24"/>
+                                <w:szCs w:val="24"/>
+                                <w:lang w:bidi="fa-IR"/>
+                              </w:rPr>
+                            </w:pPr>
+                            <w:r>
+                              <w:rPr>
+                                <w:rFonts w:ascii="Segoe UI Symbol" w:hAnsi="Segoe UI Symbol" w:cs="Segoe UI Symbol"/>
+                                <w:sz w:val="24"/>
+                                <w:szCs w:val="24"/>
+                                <w:lang w:bidi="fa-IR"/>
+                              </w:rPr>
+                              <w:t>{{ p46_k }}</w:t>
+                            </w:r>
+                          </w:p>
+                        </w:txbxContent>
+                      </wps:txbx>
+                      <wps:bodyPr rot="0" spcFirstLastPara="0" vertOverflow="overflow" horzOverflow="overflow" vert="horz" wrap="square" lIns="91440" tIns="45720" rIns="91440" bIns="45720" numCol="1" spcCol="0" rtlCol="0" fromWordArt="0" anchor="ctr" anchorCtr="0" forceAA="0" compatLnSpc="1">
+                        <a:prstTxWarp prst="textNoShape">
+                          <a:avLst/>
+                        </a:prstTxWarp>
+                        <a:noAutofit/>
+                      </wps:bodyPr>
+                    </wps:wsp>
+                  </a:graphicData>
+                </a:graphic>
+                <wp14:sizeRelH relativeFrom="margin">
+                  <wp14:pctWidth>0</wp14:pctWidth>
+                </wp14:sizeRelH>
+                <wp14:sizeRelV relativeFrom="margin">
+                  <wp14:pctHeight>0</wp14:pctHeight>
+                </wp14:sizeRelV>
+              </wp:anchor>
+            </w:drawing>
+          </mc:Choice>
+          <mc:Fallback>
+            <w:pict>
+              <v:rect id="_x0000_s9018" style="position:absolute;left:0;text-align:left;margin-left:262.90pt;margin-top:593.25pt;width:22.5pt;height:23pt;z-index:251772928;visibility:visible;mso-wrap-style:square;mso-width-percent:0;mso-height-percent:0;mso-wrap-distance-left:9pt;mso-wrap-distance-top:0;mso-wrap-distance-right:9pt;mso-wrap-distance-bottom:0;mso-position-horizontal:absolute;mso-position-horizontal-relative:page;mso-position-vertical:absolute;mso-position-vertical-relative:page;mso-width-percent:0;mso-height-percent:0;mso-width-relative:margin;mso-height-relative:margin;v-text-anchor:middle" filled="f" stroked="f" strokeweight="1pt">
+                <v:textbox>
+                  <w:txbxContent>
+                    <w:p>
+                      <w:pPr>
+                        <w:bidi/>
+                        <w:jc w:val="center"/>
+                        <w:rPr>
+                          <w:rFonts w:ascii="Segoe UI Symbol" w:hAnsi="Segoe UI Symbol" w:cs="Segoe UI Symbol"/>
+                          <w:sz w:val="24"/>
+                          <w:szCs w:val="24"/>
+                          <w:lang w:bidi="fa-IR"/>
+                        </w:rPr>
+                      </w:pPr>
+                      <w:r>
+                        <w:rPr>
+                          <w:rFonts w:ascii="Segoe UI Symbol" w:hAnsi="Segoe UI Symbol" w:cs="Segoe UI Symbol"/>
+                          <w:sz w:val="24"/>
+                          <w:szCs w:val="24"/>
+                          <w:lang w:bidi="fa-IR"/>
+                        </w:rPr>
+                        <w:t>{{ p46_k }}</w:t>
+                      </w:r>
+                    </w:p>
+                  </w:txbxContent>
+                </v:textbox>
+              </v:rect>
+            </w:pict>
+          </mc:Fallback>
+        </mc:AlternateContent>
+      </w:r>
+      <w:r>
+        <w:rPr>
+          <w:noProof/>
+        </w:rPr>
+        <mc:AlternateContent>
+          <mc:Choice Requires="wps">
+            <w:drawing>
+              <wp:anchor distT="0" distB="0" distL="114300" distR="114300" simplePos="0" relativeHeight="251772928" behindDoc="0" locked="0" layoutInCell="0" allowOverlap="1">
+                <wp:simplePos x="0" y="0"/>
+                <wp:positionH relativeFrom="page">
+                  <wp:posOffset>3633470</wp:posOffset>
+                </wp:positionH>
+                <wp:positionV relativeFrom="page">
+                  <wp:posOffset>7727315</wp:posOffset>
+                </wp:positionV>
+                <wp:extent cx="285750" cy="292100"/>
+                <wp:effectExtent l="0" t="0" r="0" b="0"/>
+                <wp:wrapNone/>
+                <wp:docPr id="910019" name="Tick p47_s"/>
+                <wp:cNvGraphicFramePr/>
+                <a:graphic xmlns:a="http://schemas.openxmlformats.org/drawingml/2006/main">
+                  <a:graphicData uri="http://schemas.microsoft.com/office/word/2010/wordprocessingShape">
+                    <wps:wsp>
+                      <wps:cNvSpPr/>
+                      <wps:spPr>
+                        <a:xfrm>
+                          <a:off x="0" y="0"/>
+                          <a:ext cx="285750" cy="292100"/>
+                        </a:xfrm>
+                        <a:prstGeom prst="rect">
+                          <a:avLst/>
+                        </a:prstGeom>
+                        <a:noFill/>
+                        <a:ln>
+                          <a:noFill/>
+                        </a:ln>
+                      </wps:spPr>
+                      <wps:style>
+                        <a:lnRef idx="2">
+                          <a:schemeClr val="accent1">
+                            <a:shade val="15000"/>
+                          </a:schemeClr>
+                        </a:lnRef>
+                        <a:fillRef idx="1">
+                          <a:schemeClr val="accent1"/>
+                        </a:fillRef>
+                        <a:effectRef idx="0">
+                          <a:schemeClr val="accent1"/>
+                        </a:effectRef>
+                        <a:fontRef idx="minor">
+                          <a:schemeClr val="lt1"/>
+                        </a:fontRef>
+                      </wps:style>
+                      <wps:txbx>
+                        <w:txbxContent>
+                          <w:p>
+                            <w:pPr>
+                              <w:bidi/>
+                              <w:jc w:val="center"/>
+                              <w:rPr>
+                                <w:rFonts w:ascii="Segoe UI Symbol" w:hAnsi="Segoe UI Symbol" w:cs="Segoe UI Symbol"/>
+                                <w:sz w:val="24"/>
+                                <w:szCs w:val="24"/>
+                                <w:lang w:bidi="fa-IR"/>
+                              </w:rPr>
+                            </w:pPr>
+                            <w:r>
+                              <w:rPr>
+                                <w:rFonts w:ascii="Segoe UI Symbol" w:hAnsi="Segoe UI Symbol" w:cs="Segoe UI Symbol"/>
+                                <w:sz w:val="24"/>
+                                <w:szCs w:val="24"/>
+                                <w:lang w:bidi="fa-IR"/>
+                              </w:rPr>
+                              <w:t>{{ p47_s }}</w:t>
+                            </w:r>
+                          </w:p>
+                        </w:txbxContent>
+                      </wps:txbx>
+                      <wps:bodyPr rot="0" spcFirstLastPara="0" vertOverflow="overflow" horzOverflow="overflow" vert="horz" wrap="square" lIns="91440" tIns="45720" rIns="91440" bIns="45720" numCol="1" spcCol="0" rtlCol="0" fromWordArt="0" anchor="ctr" anchorCtr="0" forceAA="0" compatLnSpc="1">
+                        <a:prstTxWarp prst="textNoShape">
+                          <a:avLst/>
+                        </a:prstTxWarp>
+                        <a:noAutofit/>
+                      </wps:bodyPr>
+                    </wps:wsp>
+                  </a:graphicData>
+                </a:graphic>
+                <wp14:sizeRelH relativeFrom="margin">
+                  <wp14:pctWidth>0</wp14:pctWidth>
+                </wp14:sizeRelH>
+                <wp14:sizeRelV relativeFrom="margin">
+                  <wp14:pctHeight>0</wp14:pctHeight>
+                </wp14:sizeRelV>
+              </wp:anchor>
+            </w:drawing>
+          </mc:Choice>
+          <mc:Fallback>
+            <w:pict>
+              <v:rect id="_x0000_s9019" style="position:absolute;left:0;text-align:left;margin-left:286.10pt;margin-top:608.45pt;width:22.5pt;height:23pt;z-index:251772928;visibility:visible;mso-wrap-style:square;mso-width-percent:0;mso-height-percent:0;mso-wrap-distance-left:9pt;mso-wrap-distance-top:0;mso-wrap-distance-right:9pt;mso-wrap-distance-bottom:0;mso-position-horizontal:absolute;mso-position-horizontal-relative:page;mso-position-vertical:absolute;mso-position-vertical-relative:page;mso-width-percent:0;mso-height-percent:0;mso-width-relative:margin;mso-height-relative:margin;v-text-anchor:middle" filled="f" stroked="f" strokeweight="1pt">
+                <v:textbox>
+                  <w:txbxContent>
+                    <w:p>
+                      <w:pPr>
+                        <w:bidi/>
+                        <w:jc w:val="center"/>
+                        <w:rPr>
+                          <w:rFonts w:ascii="Segoe UI Symbol" w:hAnsi="Segoe UI Symbol" w:cs="Segoe UI Symbol"/>
+                          <w:sz w:val="24"/>
+                          <w:szCs w:val="24"/>
+                          <w:lang w:bidi="fa-IR"/>
+                        </w:rPr>
+                      </w:pPr>
+                      <w:r>
+                        <w:rPr>
+                          <w:rFonts w:ascii="Segoe UI Symbol" w:hAnsi="Segoe UI Symbol" w:cs="Segoe UI Symbol"/>
+                          <w:sz w:val="24"/>
+                          <w:szCs w:val="24"/>
+                          <w:lang w:bidi="fa-IR"/>
+                        </w:rPr>
+                        <w:t>{{ p47_s }}</w:t>
+                      </w:r>
+                    </w:p>
+                  </w:txbxContent>
+                </v:textbox>
+              </v:rect>
+            </w:pict>
+          </mc:Fallback>
+        </mc:AlternateContent>
+      </w:r>
+      <w:r>
+        <w:rPr>
+          <w:noProof/>
+        </w:rPr>
+        <mc:AlternateContent>
+          <mc:Choice Requires="wps">
+            <w:drawing>
+              <wp:anchor distT="0" distB="0" distL="114300" distR="114300" simplePos="0" relativeHeight="251772928" behindDoc="0" locked="0" layoutInCell="0" allowOverlap="1">
+                <wp:simplePos x="0" y="0"/>
+                <wp:positionH relativeFrom="page">
+                  <wp:posOffset>3338830</wp:posOffset>
+                </wp:positionH>
+                <wp:positionV relativeFrom="page">
+                  <wp:posOffset>7727315</wp:posOffset>
+                </wp:positionV>
+                <wp:extent cx="285750" cy="292100"/>
+                <wp:effectExtent l="0" t="0" r="0" b="0"/>
+                <wp:wrapNone/>
+                <wp:docPr id="910020" name="Tick p47_k"/>
+                <wp:cNvGraphicFramePr/>
+                <a:graphic xmlns:a="http://schemas.openxmlformats.org/drawingml/2006/main">
+                  <a:graphicData uri="http://schemas.microsoft.com/office/word/2010/wordprocessingShape">
+                    <wps:wsp>
+                      <wps:cNvSpPr/>
+                      <wps:spPr>
+                        <a:xfrm>
+                          <a:off x="0" y="0"/>
+                          <a:ext cx="285750" cy="292100"/>
+                        </a:xfrm>
+                        <a:prstGeom prst="rect">
+                          <a:avLst/>
+                        </a:prstGeom>
+                        <a:noFill/>
+                        <a:ln>
+                          <a:noFill/>
+                        </a:ln>
+                      </wps:spPr>
+                      <wps:style>
+                        <a:lnRef idx="2">
+                          <a:schemeClr val="accent1">
+                            <a:shade val="15000"/>
+                          </a:schemeClr>
+                        </a:lnRef>
+                        <a:fillRef idx="1">
+                          <a:schemeClr val="accent1"/>
+                        </a:fillRef>
+                        <a:effectRef idx="0">
+                          <a:schemeClr val="accent1"/>
+                        </a:effectRef>
+                        <a:fontRef idx="minor">
+                          <a:schemeClr val="lt1"/>
+                        </a:fontRef>
+                      </wps:style>
+                      <wps:txbx>
+                        <w:txbxContent>
+                          <w:p>
+                            <w:pPr>
+                              <w:bidi/>
+                              <w:jc w:val="center"/>
+                              <w:rPr>
+                                <w:rFonts w:ascii="Segoe UI Symbol" w:hAnsi="Segoe UI Symbol" w:cs="Segoe UI Symbol"/>
+                                <w:sz w:val="24"/>
+                                <w:szCs w:val="24"/>
+                                <w:lang w:bidi="fa-IR"/>
+                              </w:rPr>
+                            </w:pPr>
+                            <w:r>
+                              <w:rPr>
+                                <w:rFonts w:ascii="Segoe UI Symbol" w:hAnsi="Segoe UI Symbol" w:cs="Segoe UI Symbol"/>
+                                <w:sz w:val="24"/>
+                                <w:szCs w:val="24"/>
+                                <w:lang w:bidi="fa-IR"/>
+                              </w:rPr>
+                              <w:t>{{ p47_k }}</w:t>
+                            </w:r>
+                          </w:p>
+                        </w:txbxContent>
+                      </wps:txbx>
+                      <wps:bodyPr rot="0" spcFirstLastPara="0" vertOverflow="overflow" horzOverflow="overflow" vert="horz" wrap="square" lIns="91440" tIns="45720" rIns="91440" bIns="45720" numCol="1" spcCol="0" rtlCol="0" fromWordArt="0" anchor="ctr" anchorCtr="0" forceAA="0" compatLnSpc="1">
+                        <a:prstTxWarp prst="textNoShape">
+                          <a:avLst/>
+                        </a:prstTxWarp>
+                        <a:noAutofit/>
+                      </wps:bodyPr>
+                    </wps:wsp>
+                  </a:graphicData>
+                </a:graphic>
+                <wp14:sizeRelH relativeFrom="margin">
+                  <wp14:pctWidth>0</wp14:pctWidth>
+                </wp14:sizeRelH>
+                <wp14:sizeRelV relativeFrom="margin">
+                  <wp14:pctHeight>0</wp14:pctHeight>
+                </wp14:sizeRelV>
+              </wp:anchor>
+            </w:drawing>
+          </mc:Choice>
+          <mc:Fallback>
+            <w:pict>
+              <v:rect id="_x0000_s9020" style="position:absolute;left:0;text-align:left;margin-left:262.90pt;margin-top:608.45pt;width:22.5pt;height:23pt;z-index:251772928;visibility:visible;mso-wrap-style:square;mso-width-percent:0;mso-height-percent:0;mso-wrap-distance-left:9pt;mso-wrap-distance-top:0;mso-wrap-distance-right:9pt;mso-wrap-distance-bottom:0;mso-position-horizontal:absolute;mso-position-horizontal-relative:page;mso-position-vertical:absolute;mso-position-vertical-relative:page;mso-width-percent:0;mso-height-percent:0;mso-width-relative:margin;mso-height-relative:margin;v-text-anchor:middle" filled="f" stroked="f" strokeweight="1pt">
+                <v:textbox>
+                  <w:txbxContent>
+                    <w:p>
+                      <w:pPr>
+                        <w:bidi/>
+                        <w:jc w:val="center"/>
+                        <w:rPr>
+                          <w:rFonts w:ascii="Segoe UI Symbol" w:hAnsi="Segoe UI Symbol" w:cs="Segoe UI Symbol"/>
+                          <w:sz w:val="24"/>
+                          <w:szCs w:val="24"/>
+                          <w:lang w:bidi="fa-IR"/>
+                        </w:rPr>
+                      </w:pPr>
+                      <w:r>
+                        <w:rPr>
+                          <w:rFonts w:ascii="Segoe UI Symbol" w:hAnsi="Segoe UI Symbol" w:cs="Segoe UI Symbol"/>
+                          <w:sz w:val="24"/>
+                          <w:szCs w:val="24"/>
+                          <w:lang w:bidi="fa-IR"/>
+                        </w:rPr>
+                        <w:t>{{ p47_k }}</w:t>
+                      </w:r>
+                    </w:p>
+                  </w:txbxContent>
+                </v:textbox>
+              </v:rect>
+            </w:pict>
+          </mc:Fallback>
+        </mc:AlternateContent>
+      </w:r>
+      <w:r>
+        <w:rPr>
+          <w:noProof/>
+        </w:rPr>
+        <mc:AlternateContent>
+          <mc:Choice Requires="wps">
+            <w:drawing>
+              <wp:anchor distT="0" distB="0" distL="114300" distR="114300" simplePos="0" relativeHeight="251772928" behindDoc="0" locked="0" layoutInCell="0" allowOverlap="1">
+                <wp:simplePos x="0" y="0"/>
+                <wp:positionH relativeFrom="page">
+                  <wp:posOffset>2150110</wp:posOffset>
+                </wp:positionH>
+                <wp:positionV relativeFrom="page">
+                  <wp:posOffset>6954520</wp:posOffset>
+                </wp:positionV>
+                <wp:extent cx="285750" cy="292100"/>
+                <wp:effectExtent l="0" t="0" r="0" b="0"/>
+                <wp:wrapNone/>
+                <wp:docPr id="910021" name="Tick p48_s"/>
+                <wp:cNvGraphicFramePr/>
+                <a:graphic xmlns:a="http://schemas.openxmlformats.org/drawingml/2006/main">
+                  <a:graphicData uri="http://schemas.microsoft.com/office/word/2010/wordprocessingShape">
+                    <wps:wsp>
+                      <wps:cNvSpPr/>
+                      <wps:spPr>
+                        <a:xfrm>
+                          <a:off x="0" y="0"/>
+                          <a:ext cx="285750" cy="292100"/>
+                        </a:xfrm>
+                        <a:prstGeom prst="rect">
+                          <a:avLst/>
+                        </a:prstGeom>
+                        <a:noFill/>
+                        <a:ln>
+                          <a:noFill/>
+                        </a:ln>
+                      </wps:spPr>
+                      <wps:style>
+                        <a:lnRef idx="2">
+                          <a:schemeClr val="accent1">
+                            <a:shade val="15000"/>
+                          </a:schemeClr>
+                        </a:lnRef>
+                        <a:fillRef idx="1">
+                          <a:schemeClr val="accent1"/>
+                        </a:fillRef>
+                        <a:effectRef idx="0">
+                          <a:schemeClr val="accent1"/>
+                        </a:effectRef>
+                        <a:fontRef idx="minor">
+                          <a:schemeClr val="lt1"/>
+                        </a:fontRef>
+                      </wps:style>
+                      <wps:txbx>
+                        <w:txbxContent>
+                          <w:p>
+                            <w:pPr>
+                              <w:bidi/>
+                              <w:jc w:val="center"/>
+                              <w:rPr>
+                                <w:rFonts w:ascii="Segoe UI Symbol" w:hAnsi="Segoe UI Symbol" w:cs="Segoe UI Symbol"/>
+                                <w:sz w:val="24"/>
+                                <w:szCs w:val="24"/>
+                                <w:lang w:bidi="fa-IR"/>
+                              </w:rPr>
+                            </w:pPr>
+                            <w:r>
+                              <w:rPr>
+                                <w:rFonts w:ascii="Segoe UI Symbol" w:hAnsi="Segoe UI Symbol" w:cs="Segoe UI Symbol"/>
+                                <w:sz w:val="24"/>
+                                <w:szCs w:val="24"/>
+                                <w:lang w:bidi="fa-IR"/>
+                              </w:rPr>
+                              <w:t>{{ p48_s }}</w:t>
+                            </w:r>
+                          </w:p>
+                        </w:txbxContent>
+                      </wps:txbx>
+                      <wps:bodyPr rot="0" spcFirstLastPara="0" vertOverflow="overflow" horzOverflow="overflow" vert="horz" wrap="square" lIns="91440" tIns="45720" rIns="91440" bIns="45720" numCol="1" spcCol="0" rtlCol="0" fromWordArt="0" anchor="ctr" anchorCtr="0" forceAA="0" compatLnSpc="1">
+                        <a:prstTxWarp prst="textNoShape">
+                          <a:avLst/>
+                        </a:prstTxWarp>
+                        <a:noAutofit/>
+                      </wps:bodyPr>
+                    </wps:wsp>
+                  </a:graphicData>
+                </a:graphic>
+                <wp14:sizeRelH relativeFrom="margin">
+                  <wp14:pctWidth>0</wp14:pctWidth>
+                </wp14:sizeRelH>
+                <wp14:sizeRelV relativeFrom="margin">
+                  <wp14:pctHeight>0</wp14:pctHeight>
+                </wp14:sizeRelV>
+              </wp:anchor>
+            </w:drawing>
+          </mc:Choice>
+          <mc:Fallback>
+            <w:pict>
+              <v:rect id="_x0000_s9021" style="position:absolute;left:0;text-align:left;margin-left:169.30pt;margin-top:547.60pt;width:22.5pt;height:23pt;z-index:251772928;visibility:visible;mso-wrap-style:square;mso-width-percent:0;mso-height-percent:0;mso-wrap-distance-left:9pt;mso-wrap-distance-top:0;mso-wrap-distance-right:9pt;mso-wrap-distance-bottom:0;mso-position-horizontal:absolute;mso-position-horizontal-relative:page;mso-position-vertical:absolute;mso-position-vertical-relative:page;mso-width-percent:0;mso-height-percent:0;mso-width-relative:margin;mso-height-relative:margin;v-text-anchor:middle" filled="f" stroked="f" strokeweight="1pt">
+                <v:textbox>
+                  <w:txbxContent>
+                    <w:p>
+                      <w:pPr>
+                        <w:bidi/>
+                        <w:jc w:val="center"/>
+                        <w:rPr>
+                          <w:rFonts w:ascii="Segoe UI Symbol" w:hAnsi="Segoe UI Symbol" w:cs="Segoe UI Symbol"/>
+                          <w:sz w:val="24"/>
+                          <w:szCs w:val="24"/>
+                          <w:lang w:bidi="fa-IR"/>
+                        </w:rPr>
+                      </w:pPr>
+                      <w:r>
+                        <w:rPr>
+                          <w:rFonts w:ascii="Segoe UI Symbol" w:hAnsi="Segoe UI Symbol" w:cs="Segoe UI Symbol"/>
+                          <w:sz w:val="24"/>
+                          <w:szCs w:val="24"/>
+                          <w:lang w:bidi="fa-IR"/>
+                        </w:rPr>
+                        <w:t>{{ p48_s }}</w:t>
+                      </w:r>
+                    </w:p>
+                  </w:txbxContent>
+                </v:textbox>
+              </v:rect>
+            </w:pict>
+          </mc:Fallback>
+        </mc:AlternateContent>
+      </w:r>
+      <w:r>
+        <w:rPr>
+          <w:noProof/>
+        </w:rPr>
+        <mc:AlternateContent>
+          <mc:Choice Requires="wps">
+            <w:drawing>
+              <wp:anchor distT="0" distB="0" distL="114300" distR="114300" simplePos="0" relativeHeight="251772928" behindDoc="0" locked="0" layoutInCell="0" allowOverlap="1">
+                <wp:simplePos x="0" y="0"/>
+                <wp:positionH relativeFrom="page">
+                  <wp:posOffset>1831975</wp:posOffset>
+                </wp:positionH>
+                <wp:positionV relativeFrom="page">
+                  <wp:posOffset>6954520</wp:posOffset>
+                </wp:positionV>
+                <wp:extent cx="285750" cy="292100"/>
+                <wp:effectExtent l="0" t="0" r="0" b="0"/>
+                <wp:wrapNone/>
+                <wp:docPr id="910022" name="Tick p48_k"/>
+                <wp:cNvGraphicFramePr/>
+                <a:graphic xmlns:a="http://schemas.openxmlformats.org/drawingml/2006/main">
+                  <a:graphicData uri="http://schemas.microsoft.com/office/word/2010/wordprocessingShape">
+                    <wps:wsp>
+                      <wps:cNvSpPr/>
+                      <wps:spPr>
+                        <a:xfrm>
+                          <a:off x="0" y="0"/>
+                          <a:ext cx="285750" cy="292100"/>
+                        </a:xfrm>
+                        <a:prstGeom prst="rect">
+                          <a:avLst/>
+                        </a:prstGeom>
+                        <a:noFill/>
+                        <a:ln>
+                          <a:noFill/>
+                        </a:ln>
+                      </wps:spPr>
+                      <wps:style>
+                        <a:lnRef idx="2">
+                          <a:schemeClr val="accent1">
+                            <a:shade val="15000"/>
+                          </a:schemeClr>
+                        </a:lnRef>
+                        <a:fillRef idx="1">
+                          <a:schemeClr val="accent1"/>
+                        </a:fillRef>
+                        <a:effectRef idx="0">
+                          <a:schemeClr val="accent1"/>
+                        </a:effectRef>
+                        <a:fontRef idx="minor">
+                          <a:schemeClr val="lt1"/>
+                        </a:fontRef>
+                      </wps:style>
+                      <wps:txbx>
+                        <w:txbxContent>
+                          <w:p>
+                            <w:pPr>
+                              <w:bidi/>
+                              <w:jc w:val="center"/>
+                              <w:rPr>
+                                <w:rFonts w:ascii="Segoe UI Symbol" w:hAnsi="Segoe UI Symbol" w:cs="Segoe UI Symbol"/>
+                                <w:sz w:val="24"/>
+                                <w:szCs w:val="24"/>
+                                <w:lang w:bidi="fa-IR"/>
+                              </w:rPr>
+                            </w:pPr>
+                            <w:r>
+                              <w:rPr>
+                                <w:rFonts w:ascii="Segoe UI Symbol" w:hAnsi="Segoe UI Symbol" w:cs="Segoe UI Symbol"/>
+                                <w:sz w:val="24"/>
+                                <w:szCs w:val="24"/>
+                                <w:lang w:bidi="fa-IR"/>
+                              </w:rPr>
+                              <w:t>{{ p48_k }}</w:t>
+                            </w:r>
+                          </w:p>
+                        </w:txbxContent>
+                      </wps:txbx>
+                      <wps:bodyPr rot="0" spcFirstLastPara="0" vertOverflow="overflow" horzOverflow="overflow" vert="horz" wrap="square" lIns="91440" tIns="45720" rIns="91440" bIns="45720" numCol="1" spcCol="0" rtlCol="0" fromWordArt="0" anchor="ctr" anchorCtr="0" forceAA="0" compatLnSpc="1">
+                        <a:prstTxWarp prst="textNoShape">
+                          <a:avLst/>
+                        </a:prstTxWarp>
+                        <a:noAutofit/>
+                      </wps:bodyPr>
+                    </wps:wsp>
+                  </a:graphicData>
+                </a:graphic>
+                <wp14:sizeRelH relativeFrom="margin">
+                  <wp14:pctWidth>0</wp14:pctWidth>
+                </wp14:sizeRelH>
+                <wp14:sizeRelV relativeFrom="margin">
+                  <wp14:pctHeight>0</wp14:pctHeight>
+                </wp14:sizeRelV>
+              </wp:anchor>
+            </w:drawing>
+          </mc:Choice>
+          <mc:Fallback>
+            <w:pict>
+              <v:rect id="_x0000_s9022" style="position:absolute;left:0;text-align:left;margin-left:144.25pt;margin-top:547.60pt;width:22.5pt;height:23pt;z-index:251772928;visibility:visible;mso-wrap-style:square;mso-width-percent:0;mso-height-percent:0;mso-wrap-distance-left:9pt;mso-wrap-distance-top:0;mso-wrap-distance-right:9pt;mso-wrap-distance-bottom:0;mso-position-horizontal:absolute;mso-position-horizontal-relative:page;mso-position-vertical:absolute;mso-position-vertical-relative:page;mso-width-percent:0;mso-height-percent:0;mso-width-relative:margin;mso-height-relative:margin;v-text-anchor:middle" filled="f" stroked="f" strokeweight="1pt">
+                <v:textbox>
+                  <w:txbxContent>
+                    <w:p>
+                      <w:pPr>
+                        <w:bidi/>
+                        <w:jc w:val="center"/>
+                        <w:rPr>
+                          <w:rFonts w:ascii="Segoe UI Symbol" w:hAnsi="Segoe UI Symbol" w:cs="Segoe UI Symbol"/>
+                          <w:sz w:val="24"/>
+                          <w:szCs w:val="24"/>
+                          <w:lang w:bidi="fa-IR"/>
+                        </w:rPr>
+                      </w:pPr>
+                      <w:r>
+                        <w:rPr>
+                          <w:rFonts w:ascii="Segoe UI Symbol" w:hAnsi="Segoe UI Symbol" w:cs="Segoe UI Symbol"/>
+                          <w:sz w:val="24"/>
+                          <w:szCs w:val="24"/>
+                          <w:lang w:bidi="fa-IR"/>
+                        </w:rPr>
+                        <w:t>{{ p48_k }}</w:t>
+                      </w:r>
+                    </w:p>
+                  </w:txbxContent>
+                </v:textbox>
+              </v:rect>
+            </w:pict>
+          </mc:Fallback>
+        </mc:AlternateContent>
+      </w:r>
+      <w:r>
+        <w:rPr>
+          <w:noProof/>
+        </w:rPr>
+        <mc:AlternateContent>
+          <mc:Choice Requires="wps">
+            <w:drawing>
+              <wp:anchor distT="0" distB="0" distL="114300" distR="114300" simplePos="0" relativeHeight="251772928" behindDoc="0" locked="0" layoutInCell="0" allowOverlap="1">
+                <wp:simplePos x="0" y="0"/>
+                <wp:positionH relativeFrom="page">
+                  <wp:posOffset>2150110</wp:posOffset>
+                </wp:positionH>
+                <wp:positionV relativeFrom="page">
+                  <wp:posOffset>7147560</wp:posOffset>
+                </wp:positionV>
+                <wp:extent cx="285750" cy="292100"/>
+                <wp:effectExtent l="0" t="0" r="0" b="0"/>
+                <wp:wrapNone/>
+                <wp:docPr id="910023" name="Tick p49_s"/>
+                <wp:cNvGraphicFramePr/>
+                <a:graphic xmlns:a="http://schemas.openxmlformats.org/drawingml/2006/main">
+                  <a:graphicData uri="http://schemas.microsoft.com/office/word/2010/wordprocessingShape">
+                    <wps:wsp>
+                      <wps:cNvSpPr/>
+                      <wps:spPr>
+                        <a:xfrm>
+                          <a:off x="0" y="0"/>
+                          <a:ext cx="285750" cy="292100"/>
+                        </a:xfrm>
+                        <a:prstGeom prst="rect">
+                          <a:avLst/>
+                        </a:prstGeom>
+                        <a:noFill/>
+                        <a:ln>
+                          <a:noFill/>
+                        </a:ln>
+                      </wps:spPr>
+                      <wps:style>
+                        <a:lnRef idx="2">
+                          <a:schemeClr val="accent1">
+                            <a:shade val="15000"/>
+                          </a:schemeClr>
+                        </a:lnRef>
+                        <a:fillRef idx="1">
+                          <a:schemeClr val="accent1"/>
+                        </a:fillRef>
+                        <a:effectRef idx="0">
+                          <a:schemeClr val="accent1"/>
+                        </a:effectRef>
+                        <a:fontRef idx="minor">
+                          <a:schemeClr val="lt1"/>
+                        </a:fontRef>
+                      </wps:style>
+                      <wps:txbx>
+                        <w:txbxContent>
+                          <w:p>
+                            <w:pPr>
+                              <w:bidi/>
+                              <w:jc w:val="center"/>
+                              <w:rPr>
+                                <w:rFonts w:ascii="Segoe UI Symbol" w:hAnsi="Segoe UI Symbol" w:cs="Segoe UI Symbol"/>
+                                <w:sz w:val="24"/>
+                                <w:szCs w:val="24"/>
+                                <w:lang w:bidi="fa-IR"/>
+                              </w:rPr>
+                            </w:pPr>
+                            <w:r>
+                              <w:rPr>
+                                <w:rFonts w:ascii="Segoe UI Symbol" w:hAnsi="Segoe UI Symbol" w:cs="Segoe UI Symbol"/>
+                                <w:sz w:val="24"/>
+                                <w:szCs w:val="24"/>
+                                <w:lang w:bidi="fa-IR"/>
+                              </w:rPr>
+                              <w:t>{{ p49_s }}</w:t>
+                            </w:r>
+                          </w:p>
+                        </w:txbxContent>
+                      </wps:txbx>
+                      <wps:bodyPr rot="0" spcFirstLastPara="0" vertOverflow="overflow" horzOverflow="overflow" vert="horz" wrap="square" lIns="91440" tIns="45720" rIns="91440" bIns="45720" numCol="1" spcCol="0" rtlCol="0" fromWordArt="0" anchor="ctr" anchorCtr="0" forceAA="0" compatLnSpc="1">
+                        <a:prstTxWarp prst="textNoShape">
+                          <a:avLst/>
+                        </a:prstTxWarp>
+                        <a:noAutofit/>
+                      </wps:bodyPr>
+                    </wps:wsp>
+                  </a:graphicData>
+                </a:graphic>
+                <wp14:sizeRelH relativeFrom="margin">
+                  <wp14:pctWidth>0</wp14:pctWidth>
+                </wp14:sizeRelH>
+                <wp14:sizeRelV relativeFrom="margin">
+                  <wp14:pctHeight>0</wp14:pctHeight>
+                </wp14:sizeRelV>
+              </wp:anchor>
+            </w:drawing>
+          </mc:Choice>
+          <mc:Fallback>
+            <w:pict>
+              <v:rect id="_x0000_s9023" style="position:absolute;left:0;text-align:left;margin-left:169.30pt;margin-top:562.80pt;width:22.5pt;height:23pt;z-index:251772928;visibility:visible;mso-wrap-style:square;mso-width-percent:0;mso-height-percent:0;mso-wrap-distance-left:9pt;mso-wrap-distance-top:0;mso-wrap-distance-right:9pt;mso-wrap-distance-bottom:0;mso-position-horizontal:absolute;mso-position-horizontal-relative:page;mso-position-vertical:absolute;mso-position-vertical-relative:page;mso-width-percent:0;mso-height-percent:0;mso-width-relative:margin;mso-height-relative:margin;v-text-anchor:middle" filled="f" stroked="f" strokeweight="1pt">
+                <v:textbox>
+                  <w:txbxContent>
+                    <w:p>
+                      <w:pPr>
+                        <w:bidi/>
+                        <w:jc w:val="center"/>
+                        <w:rPr>
+                          <w:rFonts w:ascii="Segoe UI Symbol" w:hAnsi="Segoe UI Symbol" w:cs="Segoe UI Symbol"/>
+                          <w:sz w:val="24"/>
+                          <w:szCs w:val="24"/>
+                          <w:lang w:bidi="fa-IR"/>
+                        </w:rPr>
+                      </w:pPr>
+                      <w:r>
+                        <w:rPr>
+                          <w:rFonts w:ascii="Segoe UI Symbol" w:hAnsi="Segoe UI Symbol" w:cs="Segoe UI Symbol"/>
+                          <w:sz w:val="24"/>
+                          <w:szCs w:val="24"/>
+                          <w:lang w:bidi="fa-IR"/>
+                        </w:rPr>
+                        <w:t>{{ p49_s }}</w:t>
+                      </w:r>
+                    </w:p>
+                  </w:txbxContent>
+                </v:textbox>
+              </v:rect>
+            </w:pict>
+          </mc:Fallback>
+        </mc:AlternateContent>
+      </w:r>
+      <w:r>
+        <w:rPr>
+          <w:noProof/>
+        </w:rPr>
+        <mc:AlternateContent>
+          <mc:Choice Requires="wps">
+            <w:drawing>
+              <wp:anchor distT="0" distB="0" distL="114300" distR="114300" simplePos="0" relativeHeight="251772928" behindDoc="0" locked="0" layoutInCell="0" allowOverlap="1">
+                <wp:simplePos x="0" y="0"/>
+                <wp:positionH relativeFrom="page">
+                  <wp:posOffset>1831975</wp:posOffset>
+                </wp:positionH>
+                <wp:positionV relativeFrom="page">
+                  <wp:posOffset>7147560</wp:posOffset>
+                </wp:positionV>
+                <wp:extent cx="285750" cy="292100"/>
+                <wp:effectExtent l="0" t="0" r="0" b="0"/>
+                <wp:wrapNone/>
+                <wp:docPr id="910024" name="Tick p49_k"/>
+                <wp:cNvGraphicFramePr/>
+                <a:graphic xmlns:a="http://schemas.openxmlformats.org/drawingml/2006/main">
+                  <a:graphicData uri="http://schemas.microsoft.com/office/word/2010/wordprocessingShape">
+                    <wps:wsp>
+                      <wps:cNvSpPr/>
+                      <wps:spPr>
+                        <a:xfrm>
+                          <a:off x="0" y="0"/>
+                          <a:ext cx="285750" cy="292100"/>
+                        </a:xfrm>
+                        <a:prstGeom prst="rect">
+                          <a:avLst/>
+                        </a:prstGeom>
+                        <a:noFill/>
+                        <a:ln>
+                          <a:noFill/>
+                        </a:ln>
+                      </wps:spPr>
+                      <wps:style>
+                        <a:lnRef idx="2">
+                          <a:schemeClr val="accent1">
+                            <a:shade val="15000"/>
+                          </a:schemeClr>
+                        </a:lnRef>
+                        <a:fillRef idx="1">
+                          <a:schemeClr val="accent1"/>
+                        </a:fillRef>
+                        <a:effectRef idx="0">
+                          <a:schemeClr val="accent1"/>
+                        </a:effectRef>
+                        <a:fontRef idx="minor">
+                          <a:schemeClr val="lt1"/>
+                        </a:fontRef>
+                      </wps:style>
+                      <wps:txbx>
+                        <w:txbxContent>
+                          <w:p>
+                            <w:pPr>
+                              <w:bidi/>
+                              <w:jc w:val="center"/>
+                              <w:rPr>
+                                <w:rFonts w:ascii="Segoe UI Symbol" w:hAnsi="Segoe UI Symbol" w:cs="Segoe UI Symbol"/>
+                                <w:sz w:val="24"/>
+                                <w:szCs w:val="24"/>
+                                <w:lang w:bidi="fa-IR"/>
+                              </w:rPr>
+                            </w:pPr>
+                            <w:r>
+                              <w:rPr>
+                                <w:rFonts w:ascii="Segoe UI Symbol" w:hAnsi="Segoe UI Symbol" w:cs="Segoe UI Symbol"/>
+                                <w:sz w:val="24"/>
+                                <w:szCs w:val="24"/>
+                                <w:lang w:bidi="fa-IR"/>
+                              </w:rPr>
+                              <w:t>{{ p49_k }}</w:t>
+                            </w:r>
+                          </w:p>
+                        </w:txbxContent>
+                      </wps:txbx>
+                      <wps:bodyPr rot="0" spcFirstLastPara="0" vertOverflow="overflow" horzOverflow="overflow" vert="horz" wrap="square" lIns="91440" tIns="45720" rIns="91440" bIns="45720" numCol="1" spcCol="0" rtlCol="0" fromWordArt="0" anchor="ctr" anchorCtr="0" forceAA="0" compatLnSpc="1">
+                        <a:prstTxWarp prst="textNoShape">
+                          <a:avLst/>
+                        </a:prstTxWarp>
+                        <a:noAutofit/>
+                      </wps:bodyPr>
+                    </wps:wsp>
+                  </a:graphicData>
+                </a:graphic>
+                <wp14:sizeRelH relativeFrom="margin">
+                  <wp14:pctWidth>0</wp14:pctWidth>
+                </wp14:sizeRelH>
+                <wp14:sizeRelV relativeFrom="margin">
+                  <wp14:pctHeight>0</wp14:pctHeight>
+                </wp14:sizeRelV>
+              </wp:anchor>
+            </w:drawing>
+          </mc:Choice>
+          <mc:Fallback>
+            <w:pict>
+              <v:rect id="_x0000_s9024" style="position:absolute;left:0;text-align:left;margin-left:144.25pt;margin-top:562.80pt;width:22.5pt;height:23pt;z-index:251772928;visibility:visible;mso-wrap-style:square;mso-width-percent:0;mso-height-percent:0;mso-wrap-distance-left:9pt;mso-wrap-distance-top:0;mso-wrap-distance-right:9pt;mso-wrap-distance-bottom:0;mso-position-horizontal:absolute;mso-position-horizontal-relative:page;mso-position-vertical:absolute;mso-position-vertical-relative:page;mso-width-percent:0;mso-height-percent:0;mso-width-relative:margin;mso-height-relative:margin;v-text-anchor:middle" filled="f" stroked="f" strokeweight="1pt">
+                <v:textbox>
+                  <w:txbxContent>
+                    <w:p>
+                      <w:pPr>
+                        <w:bidi/>
+                        <w:jc w:val="center"/>
+                        <w:rPr>
+                          <w:rFonts w:ascii="Segoe UI Symbol" w:hAnsi="Segoe UI Symbol" w:cs="Segoe UI Symbol"/>
+                          <w:sz w:val="24"/>
+                          <w:szCs w:val="24"/>
+                          <w:lang w:bidi="fa-IR"/>
+                        </w:rPr>
+                      </w:pPr>
+                      <w:r>
+                        <w:rPr>
+                          <w:rFonts w:ascii="Segoe UI Symbol" w:hAnsi="Segoe UI Symbol" w:cs="Segoe UI Symbol"/>
+                          <w:sz w:val="24"/>
+                          <w:szCs w:val="24"/>
+                          <w:lang w:bidi="fa-IR"/>
+                        </w:rPr>
+                        <w:t>{{ p49_k }}</w:t>
+                      </w:r>
+                    </w:p>
+                  </w:txbxContent>
+                </v:textbox>
+              </v:rect>
+            </w:pict>
+          </mc:Fallback>
+        </mc:AlternateContent>
+      </w:r>
+      <w:r>
+        <w:rPr>
+          <w:noProof/>
+        </w:rPr>
+        <mc:AlternateContent>
+          <mc:Choice Requires="wps">
+            <w:drawing>
+              <wp:anchor distT="0" distB="0" distL="114300" distR="114300" simplePos="0" relativeHeight="251772928" behindDoc="0" locked="0" layoutInCell="0" allowOverlap="1">
+                <wp:simplePos x="0" y="0"/>
+                <wp:positionH relativeFrom="page">
+                  <wp:posOffset>2150110</wp:posOffset>
+                </wp:positionH>
+                <wp:positionV relativeFrom="page">
+                  <wp:posOffset>7341235</wp:posOffset>
+                </wp:positionV>
+                <wp:extent cx="285750" cy="292100"/>
+                <wp:effectExtent l="0" t="0" r="0" b="0"/>
+                <wp:wrapNone/>
+                <wp:docPr id="910025" name="Tick p50_s"/>
+                <wp:cNvGraphicFramePr/>
+                <a:graphic xmlns:a="http://schemas.openxmlformats.org/drawingml/2006/main">
+                  <a:graphicData uri="http://schemas.microsoft.com/office/word/2010/wordprocessingShape">
+                    <wps:wsp>
+                      <wps:cNvSpPr/>
+                      <wps:spPr>
+                        <a:xfrm>
+                          <a:off x="0" y="0"/>
+                          <a:ext cx="285750" cy="292100"/>
+                        </a:xfrm>
+                        <a:prstGeom prst="rect">
+                          <a:avLst/>
+                        </a:prstGeom>
+                        <a:noFill/>
+                        <a:ln>
+                          <a:noFill/>
+                        </a:ln>
+                      </wps:spPr>
+                      <wps:style>
+                        <a:lnRef idx="2">
+                          <a:schemeClr val="accent1">
+                            <a:shade val="15000"/>
+                          </a:schemeClr>
+                        </a:lnRef>
+                        <a:fillRef idx="1">
+                          <a:schemeClr val="accent1"/>
+                        </a:fillRef>
+                        <a:effectRef idx="0">
+                          <a:schemeClr val="accent1"/>
+                        </a:effectRef>
+                        <a:fontRef idx="minor">
+                          <a:schemeClr val="lt1"/>
+                        </a:fontRef>
+                      </wps:style>
+                      <wps:txbx>
+                        <w:txbxContent>
+                          <w:p>
+                            <w:pPr>
+                              <w:bidi/>
+                              <w:jc w:val="center"/>
+                              <w:rPr>
+                                <w:rFonts w:ascii="Segoe UI Symbol" w:hAnsi="Segoe UI Symbol" w:cs="Segoe UI Symbol"/>
+                                <w:sz w:val="24"/>
+                                <w:szCs w:val="24"/>
+                                <w:lang w:bidi="fa-IR"/>
+                              </w:rPr>
+                            </w:pPr>
+                            <w:r>
+                              <w:rPr>
+                                <w:rFonts w:ascii="Segoe UI Symbol" w:hAnsi="Segoe UI Symbol" w:cs="Segoe UI Symbol"/>
+                                <w:sz w:val="24"/>
+                                <w:szCs w:val="24"/>
+                                <w:lang w:bidi="fa-IR"/>
+                              </w:rPr>
+                              <w:t>{{ p50_s }}</w:t>
+                            </w:r>
+                          </w:p>
+                        </w:txbxContent>
+                      </wps:txbx>
+                      <wps:bodyPr rot="0" spcFirstLastPara="0" vertOverflow="overflow" horzOverflow="overflow" vert="horz" wrap="square" lIns="91440" tIns="45720" rIns="91440" bIns="45720" numCol="1" spcCol="0" rtlCol="0" fromWordArt="0" anchor="ctr" anchorCtr="0" forceAA="0" compatLnSpc="1">
+                        <a:prstTxWarp prst="textNoShape">
+                          <a:avLst/>
+                        </a:prstTxWarp>
+                        <a:noAutofit/>
+                      </wps:bodyPr>
+                    </wps:wsp>
+                  </a:graphicData>
+                </a:graphic>
+                <wp14:sizeRelH relativeFrom="margin">
+                  <wp14:pctWidth>0</wp14:pctWidth>
+                </wp14:sizeRelH>
+                <wp14:sizeRelV relativeFrom="margin">
+                  <wp14:pctHeight>0</wp14:pctHeight>
+                </wp14:sizeRelV>
+              </wp:anchor>
+            </w:drawing>
+          </mc:Choice>
+          <mc:Fallback>
+            <w:pict>
+              <v:rect id="_x0000_s9025" style="position:absolute;left:0;text-align:left;margin-left:169.30pt;margin-top:578.05pt;width:22.5pt;height:23pt;z-index:251772928;visibility:visible;mso-wrap-style:square;mso-width-percent:0;mso-height-percent:0;mso-wrap-distance-left:9pt;mso-wrap-distance-top:0;mso-wrap-distance-right:9pt;mso-wrap-distance-bottom:0;mso-position-horizontal:absolute;mso-position-horizontal-relative:page;mso-position-vertical:absolute;mso-position-vertical-relative:page;mso-width-percent:0;mso-height-percent:0;mso-width-relative:margin;mso-height-relative:margin;v-text-anchor:middle" filled="f" stroked="f" strokeweight="1pt">
+                <v:textbox>
+                  <w:txbxContent>
+                    <w:p>
+                      <w:pPr>
+                        <w:bidi/>
+                        <w:jc w:val="center"/>
+                        <w:rPr>
+                          <w:rFonts w:ascii="Segoe UI Symbol" w:hAnsi="Segoe UI Symbol" w:cs="Segoe UI Symbol"/>
+                          <w:sz w:val="24"/>
+                          <w:szCs w:val="24"/>
+                          <w:lang w:bidi="fa-IR"/>
+                        </w:rPr>
+                      </w:pPr>
+                      <w:r>
+                        <w:rPr>
+                          <w:rFonts w:ascii="Segoe UI Symbol" w:hAnsi="Segoe UI Symbol" w:cs="Segoe UI Symbol"/>
+                          <w:sz w:val="24"/>
+                          <w:szCs w:val="24"/>
+                          <w:lang w:bidi="fa-IR"/>
+                        </w:rPr>
+                        <w:t>{{ p50_s }}</w:t>
+                      </w:r>
+                    </w:p>
+                  </w:txbxContent>
+                </v:textbox>
+              </v:rect>
+            </w:pict>
+          </mc:Fallback>
+        </mc:AlternateContent>
+      </w:r>
+      <w:r>
+        <w:rPr>
+          <w:noProof/>
+        </w:rPr>
+        <mc:AlternateContent>
+          <mc:Choice Requires="wps">
+            <w:drawing>
+              <wp:anchor distT="0" distB="0" distL="114300" distR="114300" simplePos="0" relativeHeight="251772928" behindDoc="0" locked="0" layoutInCell="0" allowOverlap="1">
+                <wp:simplePos x="0" y="0"/>
+                <wp:positionH relativeFrom="page">
+                  <wp:posOffset>1831975</wp:posOffset>
+                </wp:positionH>
+                <wp:positionV relativeFrom="page">
+                  <wp:posOffset>7341235</wp:posOffset>
+                </wp:positionV>
+                <wp:extent cx="285750" cy="292100"/>
+                <wp:effectExtent l="0" t="0" r="0" b="0"/>
+                <wp:wrapNone/>
+                <wp:docPr id="910026" name="Tick p50_k"/>
+                <wp:cNvGraphicFramePr/>
+                <a:graphic xmlns:a="http://schemas.openxmlformats.org/drawingml/2006/main">
+                  <a:graphicData uri="http://schemas.microsoft.com/office/word/2010/wordprocessingShape">
+                    <wps:wsp>
+                      <wps:cNvSpPr/>
+                      <wps:spPr>
+                        <a:xfrm>
+                          <a:off x="0" y="0"/>
+                          <a:ext cx="285750" cy="292100"/>
+                        </a:xfrm>
+                        <a:prstGeom prst="rect">
+                          <a:avLst/>
+                        </a:prstGeom>
+                        <a:noFill/>
+                        <a:ln>
+                          <a:noFill/>
+                        </a:ln>
+                      </wps:spPr>
+                      <wps:style>
+                        <a:lnRef idx="2">
+                          <a:schemeClr val="accent1">
+                            <a:shade val="15000"/>
+                          </a:schemeClr>
+                        </a:lnRef>
+                        <a:fillRef idx="1">
+                          <a:schemeClr val="accent1"/>
+                        </a:fillRef>
+                        <a:effectRef idx="0">
+                          <a:schemeClr val="accent1"/>
+                        </a:effectRef>
+                        <a:fontRef idx="minor">
+                          <a:schemeClr val="lt1"/>
+                        </a:fontRef>
+                      </wps:style>
+                      <wps:txbx>
+                        <w:txbxContent>
+                          <w:p>
+                            <w:pPr>
+                              <w:bidi/>
+                              <w:jc w:val="center"/>
+                              <w:rPr>
+                                <w:rFonts w:ascii="Segoe UI Symbol" w:hAnsi="Segoe UI Symbol" w:cs="Segoe UI Symbol"/>
+                                <w:sz w:val="24"/>
+                                <w:szCs w:val="24"/>
+                                <w:lang w:bidi="fa-IR"/>
+                              </w:rPr>
+                            </w:pPr>
+                            <w:r>
+                              <w:rPr>
+                                <w:rFonts w:ascii="Segoe UI Symbol" w:hAnsi="Segoe UI Symbol" w:cs="Segoe UI Symbol"/>
+                                <w:sz w:val="24"/>
+                                <w:szCs w:val="24"/>
+                                <w:lang w:bidi="fa-IR"/>
+                              </w:rPr>
+                              <w:t>{{ p50_k }}</w:t>
+                            </w:r>
+                          </w:p>
+                        </w:txbxContent>
+                      </wps:txbx>
+                      <wps:bodyPr rot="0" spcFirstLastPara="0" vertOverflow="overflow" horzOverflow="overflow" vert="horz" wrap="square" lIns="91440" tIns="45720" rIns="91440" bIns="45720" numCol="1" spcCol="0" rtlCol="0" fromWordArt="0" anchor="ctr" anchorCtr="0" forceAA="0" compatLnSpc="1">
+                        <a:prstTxWarp prst="textNoShape">
+                          <a:avLst/>
+                        </a:prstTxWarp>
+                        <a:noAutofit/>
+                      </wps:bodyPr>
+                    </wps:wsp>
+                  </a:graphicData>
+                </a:graphic>
+                <wp14:sizeRelH relativeFrom="margin">
+                  <wp14:pctWidth>0</wp14:pctWidth>
+                </wp14:sizeRelH>
+                <wp14:sizeRelV relativeFrom="margin">
+                  <wp14:pctHeight>0</wp14:pctHeight>
+                </wp14:sizeRelV>
+              </wp:anchor>
+            </w:drawing>
+          </mc:Choice>
+          <mc:Fallback>
+            <w:pict>
+              <v:rect id="_x0000_s9026" style="position:absolute;left:0;text-align:left;margin-left:144.25pt;margin-top:578.05pt;width:22.5pt;height:23pt;z-index:251772928;visibility:visible;mso-wrap-style:square;mso-width-percent:0;mso-height-percent:0;mso-wrap-distance-left:9pt;mso-wrap-distance-top:0;mso-wrap-distance-right:9pt;mso-wrap-distance-bottom:0;mso-position-horizontal:absolute;mso-position-horizontal-relative:page;mso-position-vertical:absolute;mso-position-vertical-relative:page;mso-width-percent:0;mso-height-percent:0;mso-width-relative:margin;mso-height-relative:margin;v-text-anchor:middle" filled="f" stroked="f" strokeweight="1pt">
+                <v:textbox>
+                  <w:txbxContent>
+                    <w:p>
+                      <w:pPr>
+                        <w:bidi/>
+                        <w:jc w:val="center"/>
+                        <w:rPr>
+                          <w:rFonts w:ascii="Segoe UI Symbol" w:hAnsi="Segoe UI Symbol" w:cs="Segoe UI Symbol"/>
+                          <w:sz w:val="24"/>
+                          <w:szCs w:val="24"/>
+                          <w:lang w:bidi="fa-IR"/>
+                        </w:rPr>
+                      </w:pPr>
+                      <w:r>
+                        <w:rPr>
+                          <w:rFonts w:ascii="Segoe UI Symbol" w:hAnsi="Segoe UI Symbol" w:cs="Segoe UI Symbol"/>
+                          <w:sz w:val="24"/>
+                          <w:szCs w:val="24"/>
+                          <w:lang w:bidi="fa-IR"/>
+                        </w:rPr>
+                        <w:t>{{ p50_k }}</w:t>
+                      </w:r>
+                    </w:p>
+                  </w:txbxContent>
+                </v:textbox>
+              </v:rect>
+            </w:pict>
+          </mc:Fallback>
+        </mc:AlternateContent>
+      </w:r>
+      <w:r>
+        <w:rPr>
+          <w:noProof/>
+        </w:rPr>
+        <mc:AlternateContent>
+          <mc:Choice Requires="wps">
+            <w:drawing>
+              <wp:anchor distT="0" distB="0" distL="114300" distR="114300" simplePos="0" relativeHeight="251772928" behindDoc="0" locked="0" layoutInCell="0" allowOverlap="1">
+                <wp:simplePos x="0" y="0"/>
+                <wp:positionH relativeFrom="page">
+                  <wp:posOffset>2150110</wp:posOffset>
+                </wp:positionH>
+                <wp:positionV relativeFrom="page">
+                  <wp:posOffset>7534275</wp:posOffset>
+                </wp:positionV>
+                <wp:extent cx="285750" cy="292100"/>
+                <wp:effectExtent l="0" t="0" r="0" b="0"/>
+                <wp:wrapNone/>
+                <wp:docPr id="910027" name="Tick p51_s"/>
+                <wp:cNvGraphicFramePr/>
+                <a:graphic xmlns:a="http://schemas.openxmlformats.org/drawingml/2006/main">
+                  <a:graphicData uri="http://schemas.microsoft.com/office/word/2010/wordprocessingShape">
+                    <wps:wsp>
+                      <wps:cNvSpPr/>
+                      <wps:spPr>
+                        <a:xfrm>
+                          <a:off x="0" y="0"/>
+                          <a:ext cx="285750" cy="292100"/>
+                        </a:xfrm>
+                        <a:prstGeom prst="rect">
+                          <a:avLst/>
+                        </a:prstGeom>
+                        <a:noFill/>
+                        <a:ln>
+                          <a:noFill/>
+                        </a:ln>
+                      </wps:spPr>
+                      <wps:style>
+                        <a:lnRef idx="2">
+                          <a:schemeClr val="accent1">
+                            <a:shade val="15000"/>
+                          </a:schemeClr>
+                        </a:lnRef>
+                        <a:fillRef idx="1">
+                          <a:schemeClr val="accent1"/>
+                        </a:fillRef>
+                        <a:effectRef idx="0">
+                          <a:schemeClr val="accent1"/>
+                        </a:effectRef>
+                        <a:fontRef idx="minor">
+                          <a:schemeClr val="lt1"/>
+                        </a:fontRef>
+                      </wps:style>
+                      <wps:txbx>
+                        <w:txbxContent>
+                          <w:p>
+                            <w:pPr>
+                              <w:bidi/>
+                              <w:jc w:val="center"/>
+                              <w:rPr>
+                                <w:rFonts w:ascii="Segoe UI Symbol" w:hAnsi="Segoe UI Symbol" w:cs="Segoe UI Symbol"/>
+                                <w:sz w:val="24"/>
+                                <w:szCs w:val="24"/>
+                                <w:lang w:bidi="fa-IR"/>
+                              </w:rPr>
+                            </w:pPr>
+                            <w:r>
+                              <w:rPr>
+                                <w:rFonts w:ascii="Segoe UI Symbol" w:hAnsi="Segoe UI Symbol" w:cs="Segoe UI Symbol"/>
+                                <w:sz w:val="24"/>
+                                <w:szCs w:val="24"/>
+                                <w:lang w:bidi="fa-IR"/>
+                              </w:rPr>
+                              <w:t>{{ p51_s }}</w:t>
+                            </w:r>
+                          </w:p>
+                        </w:txbxContent>
+                      </wps:txbx>
+                      <wps:bodyPr rot="0" spcFirstLastPara="0" vertOverflow="overflow" horzOverflow="overflow" vert="horz" wrap="square" lIns="91440" tIns="45720" rIns="91440" bIns="45720" numCol="1" spcCol="0" rtlCol="0" fromWordArt="0" anchor="ctr" anchorCtr="0" forceAA="0" compatLnSpc="1">
+                        <a:prstTxWarp prst="textNoShape">
+                          <a:avLst/>
+                        </a:prstTxWarp>
+                        <a:noAutofit/>
+                      </wps:bodyPr>
+                    </wps:wsp>
+                  </a:graphicData>
+                </a:graphic>
+                <wp14:sizeRelH relativeFrom="margin">
+                  <wp14:pctWidth>0</wp14:pctWidth>
+                </wp14:sizeRelH>
+                <wp14:sizeRelV relativeFrom="margin">
+                  <wp14:pctHeight>0</wp14:pctHeight>
+                </wp14:sizeRelV>
+              </wp:anchor>
+            </w:drawing>
+          </mc:Choice>
+          <mc:Fallback>
+            <w:pict>
+              <v:rect id="_x0000_s9027" style="position:absolute;left:0;text-align:left;margin-left:169.30pt;margin-top:593.25pt;width:22.5pt;height:23pt;z-index:251772928;visibility:visible;mso-wrap-style:square;mso-width-percent:0;mso-height-percent:0;mso-wrap-distance-left:9pt;mso-wrap-distance-top:0;mso-wrap-distance-right:9pt;mso-wrap-distance-bottom:0;mso-position-horizontal:absolute;mso-position-horizontal-relative:page;mso-position-vertical:absolute;mso-position-vertical-relative:page;mso-width-percent:0;mso-height-percent:0;mso-width-relative:margin;mso-height-relative:margin;v-text-anchor:middle" filled="f" stroked="f" strokeweight="1pt">
+                <v:textbox>
+                  <w:txbxContent>
+                    <w:p>
+                      <w:pPr>
+                        <w:bidi/>
+                        <w:jc w:val="center"/>
+                        <w:rPr>
+                          <w:rFonts w:ascii="Segoe UI Symbol" w:hAnsi="Segoe UI Symbol" w:cs="Segoe UI Symbol"/>
+                          <w:sz w:val="24"/>
+                          <w:szCs w:val="24"/>
+                          <w:lang w:bidi="fa-IR"/>
+                        </w:rPr>
+                      </w:pPr>
+                      <w:r>
+                        <w:rPr>
+                          <w:rFonts w:ascii="Segoe UI Symbol" w:hAnsi="Segoe UI Symbol" w:cs="Segoe UI Symbol"/>
+                          <w:sz w:val="24"/>
+                          <w:szCs w:val="24"/>
+                          <w:lang w:bidi="fa-IR"/>
+                        </w:rPr>
+                        <w:t>{{ p51_s }}</w:t>
+                      </w:r>
+                    </w:p>
+                  </w:txbxContent>
+                </v:textbox>
+              </v:rect>
+            </w:pict>
+          </mc:Fallback>
+        </mc:AlternateContent>
+      </w:r>
+      <w:r>
+        <w:rPr>
+          <w:noProof/>
+        </w:rPr>
+        <mc:AlternateContent>
+          <mc:Choice Requires="wps">
+            <w:drawing>
+              <wp:anchor distT="0" distB="0" distL="114300" distR="114300" simplePos="0" relativeHeight="251772928" behindDoc="0" locked="0" layoutInCell="0" allowOverlap="1">
+                <wp:simplePos x="0" y="0"/>
+                <wp:positionH relativeFrom="page">
+                  <wp:posOffset>1831975</wp:posOffset>
+                </wp:positionH>
+                <wp:positionV relativeFrom="page">
+                  <wp:posOffset>7534275</wp:posOffset>
+                </wp:positionV>
+                <wp:extent cx="285750" cy="292100"/>
+                <wp:effectExtent l="0" t="0" r="0" b="0"/>
+                <wp:wrapNone/>
+                <wp:docPr id="910028" name="Tick p51_k"/>
+                <wp:cNvGraphicFramePr/>
+                <a:graphic xmlns:a="http://schemas.openxmlformats.org/drawingml/2006/main">
+                  <a:graphicData uri="http://schemas.microsoft.com/office/word/2010/wordprocessingShape">
+                    <wps:wsp>
+                      <wps:cNvSpPr/>
+                      <wps:spPr>
+                        <a:xfrm>
+                          <a:off x="0" y="0"/>
+                          <a:ext cx="285750" cy="292100"/>
+                        </a:xfrm>
+                        <a:prstGeom prst="rect">
+                          <a:avLst/>
+                        </a:prstGeom>
+                        <a:noFill/>
+                        <a:ln>
+                          <a:noFill/>
+                        </a:ln>
+                      </wps:spPr>
+                      <wps:style>
+                        <a:lnRef idx="2">
+                          <a:schemeClr val="accent1">
+                            <a:shade val="15000"/>
+                          </a:schemeClr>
+                        </a:lnRef>
+                        <a:fillRef idx="1">
+                          <a:schemeClr val="accent1"/>
+                        </a:fillRef>
+                        <a:effectRef idx="0">
+                          <a:schemeClr val="accent1"/>
+                        </a:effectRef>
+                        <a:fontRef idx="minor">
+                          <a:schemeClr val="lt1"/>
+                        </a:fontRef>
+                      </wps:style>
+                      <wps:txbx>
+                        <w:txbxContent>
+                          <w:p>
+                            <w:pPr>
+                              <w:bidi/>
+                              <w:jc w:val="center"/>
+                              <w:rPr>
+                                <w:rFonts w:ascii="Segoe UI Symbol" w:hAnsi="Segoe UI Symbol" w:cs="Segoe UI Symbol"/>
+                                <w:sz w:val="24"/>
+                                <w:szCs w:val="24"/>
+                                <w:lang w:bidi="fa-IR"/>
+                              </w:rPr>
+                            </w:pPr>
+                            <w:r>
+                              <w:rPr>
+                                <w:rFonts w:ascii="Segoe UI Symbol" w:hAnsi="Segoe UI Symbol" w:cs="Segoe UI Symbol"/>
+                                <w:sz w:val="24"/>
+                                <w:szCs w:val="24"/>
+                                <w:lang w:bidi="fa-IR"/>
+                              </w:rPr>
+                              <w:t>{{ p51_k }}</w:t>
+                            </w:r>
+                          </w:p>
+                        </w:txbxContent>
+                      </wps:txbx>
+                      <wps:bodyPr rot="0" spcFirstLastPara="0" vertOverflow="overflow" horzOverflow="overflow" vert="horz" wrap="square" lIns="91440" tIns="45720" rIns="91440" bIns="45720" numCol="1" spcCol="0" rtlCol="0" fromWordArt="0" anchor="ctr" anchorCtr="0" forceAA="0" compatLnSpc="1">
+                        <a:prstTxWarp prst="textNoShape">
+                          <a:avLst/>
+                        </a:prstTxWarp>
+                        <a:noAutofit/>
+                      </wps:bodyPr>
+                    </wps:wsp>
+                  </a:graphicData>
+                </a:graphic>
+                <wp14:sizeRelH relativeFrom="margin">
+                  <wp14:pctWidth>0</wp14:pctWidth>
+                </wp14:sizeRelH>
+                <wp14:sizeRelV relativeFrom="margin">
+                  <wp14:pctHeight>0</wp14:pctHeight>
+                </wp14:sizeRelV>
+              </wp:anchor>
+            </w:drawing>
+          </mc:Choice>
+          <mc:Fallback>
+            <w:pict>
+              <v:rect id="_x0000_s9028" style="position:absolute;left:0;text-align:left;margin-left:144.25pt;margin-top:593.25pt;width:22.5pt;height:23pt;z-index:251772928;visibility:visible;mso-wrap-style:square;mso-width-percent:0;mso-height-percent:0;mso-wrap-distance-left:9pt;mso-wrap-distance-top:0;mso-wrap-distance-right:9pt;mso-wrap-distance-bottom:0;mso-position-horizontal:absolute;mso-position-horizontal-relative:page;mso-position-vertical:absolute;mso-position-vertical-relative:page;mso-width-percent:0;mso-height-percent:0;mso-width-relative:margin;mso-height-relative:margin;v-text-anchor:middle" filled="f" stroked="f" strokeweight="1pt">
+                <v:textbox>
+                  <w:txbxContent>
+                    <w:p>
+                      <w:pPr>
+                        <w:bidi/>
+                        <w:jc w:val="center"/>
+                        <w:rPr>
+                          <w:rFonts w:ascii="Segoe UI Symbol" w:hAnsi="Segoe UI Symbol" w:cs="Segoe UI Symbol"/>
+                          <w:sz w:val="24"/>
+                          <w:szCs w:val="24"/>
+                          <w:lang w:bidi="fa-IR"/>
+                        </w:rPr>
+                      </w:pPr>
+                      <w:r>
+                        <w:rPr>
+                          <w:rFonts w:ascii="Segoe UI Symbol" w:hAnsi="Segoe UI Symbol" w:cs="Segoe UI Symbol"/>
+                          <w:sz w:val="24"/>
+                          <w:szCs w:val="24"/>
+                          <w:lang w:bidi="fa-IR"/>
+                        </w:rPr>
+                        <w:t>{{ p51_k }}</w:t>
+                      </w:r>
+                    </w:p>
+                  </w:txbxContent>
+                </v:textbox>
+              </v:rect>
+            </w:pict>
+          </mc:Fallback>
+        </mc:AlternateContent>
+      </w:r>
+      <w:r>
+        <w:rPr>
+          <w:noProof/>
+        </w:rPr>
+        <mc:AlternateContent>
+          <mc:Choice Requires="wps">
+            <w:drawing>
+              <wp:anchor distT="0" distB="0" distL="114300" distR="114300" simplePos="0" relativeHeight="251772928" behindDoc="0" locked="0" layoutInCell="0" allowOverlap="1">
+                <wp:simplePos x="0" y="0"/>
+                <wp:positionH relativeFrom="page">
+                  <wp:posOffset>2150110</wp:posOffset>
+                </wp:positionH>
+                <wp:positionV relativeFrom="page">
+                  <wp:posOffset>7727315</wp:posOffset>
+                </wp:positionV>
+                <wp:extent cx="285750" cy="292100"/>
+                <wp:effectExtent l="0" t="0" r="0" b="0"/>
+                <wp:wrapNone/>
+                <wp:docPr id="910029" name="Tick p52_s"/>
+                <wp:cNvGraphicFramePr/>
+                <a:graphic xmlns:a="http://schemas.openxmlformats.org/drawingml/2006/main">
+                  <a:graphicData uri="http://schemas.microsoft.com/office/word/2010/wordprocessingShape">
+                    <wps:wsp>
+                      <wps:cNvSpPr/>
+                      <wps:spPr>
+                        <a:xfrm>
+                          <a:off x="0" y="0"/>
+                          <a:ext cx="285750" cy="292100"/>
+                        </a:xfrm>
+                        <a:prstGeom prst="rect">
+                          <a:avLst/>
+                        </a:prstGeom>
+                        <a:noFill/>
+                        <a:ln>
+                          <a:noFill/>
+                        </a:ln>
+                      </wps:spPr>
+                      <wps:style>
+                        <a:lnRef idx="2">
+                          <a:schemeClr val="accent1">
+                            <a:shade val="15000"/>
+                          </a:schemeClr>
+                        </a:lnRef>
+                        <a:fillRef idx="1">
+                          <a:schemeClr val="accent1"/>
+                        </a:fillRef>
+                        <a:effectRef idx="0">
+                          <a:schemeClr val="accent1"/>
+                        </a:effectRef>
+                        <a:fontRef idx="minor">
+                          <a:schemeClr val="lt1"/>
+                        </a:fontRef>
+                      </wps:style>
+                      <wps:txbx>
+                        <w:txbxContent>
+                          <w:p>
+                            <w:pPr>
+                              <w:bidi/>
+                              <w:jc w:val="center"/>
+                              <w:rPr>
+                                <w:rFonts w:ascii="Segoe UI Symbol" w:hAnsi="Segoe UI Symbol" w:cs="Segoe UI Symbol"/>
+                                <w:sz w:val="24"/>
+                                <w:szCs w:val="24"/>
+                                <w:lang w:bidi="fa-IR"/>
+                              </w:rPr>
+                            </w:pPr>
+                            <w:r>
+                              <w:rPr>
+                                <w:rFonts w:ascii="Segoe UI Symbol" w:hAnsi="Segoe UI Symbol" w:cs="Segoe UI Symbol"/>
+                                <w:sz w:val="24"/>
+                                <w:szCs w:val="24"/>
+                                <w:lang w:bidi="fa-IR"/>
+                              </w:rPr>
+                              <w:t>{{ p52_s }}</w:t>
+                            </w:r>
+                          </w:p>
+                        </w:txbxContent>
+                      </wps:txbx>
+                      <wps:bodyPr rot="0" spcFirstLastPara="0" vertOverflow="overflow" horzOverflow="overflow" vert="horz" wrap="square" lIns="91440" tIns="45720" rIns="91440" bIns="45720" numCol="1" spcCol="0" rtlCol="0" fromWordArt="0" anchor="ctr" anchorCtr="0" forceAA="0" compatLnSpc="1">
+                        <a:prstTxWarp prst="textNoShape">
+                          <a:avLst/>
+                        </a:prstTxWarp>
+                        <a:noAutofit/>
+                      </wps:bodyPr>
+                    </wps:wsp>
+                  </a:graphicData>
+                </a:graphic>
+                <wp14:sizeRelH relativeFrom="margin">
+                  <wp14:pctWidth>0</wp14:pctWidth>
+                </wp14:sizeRelH>
+                <wp14:sizeRelV relativeFrom="margin">
+                  <wp14:pctHeight>0</wp14:pctHeight>
+                </wp14:sizeRelV>
+              </wp:anchor>
+            </w:drawing>
+          </mc:Choice>
+          <mc:Fallback>
+            <w:pict>
+              <v:rect id="_x0000_s9029" style="position:absolute;left:0;text-align:left;margin-left:169.30pt;margin-top:608.45pt;width:22.5pt;height:23pt;z-index:251772928;visibility:visible;mso-wrap-style:square;mso-width-percent:0;mso-height-percent:0;mso-wrap-distance-left:9pt;mso-wrap-distance-top:0;mso-wrap-distance-right:9pt;mso-wrap-distance-bottom:0;mso-position-horizontal:absolute;mso-position-horizontal-relative:page;mso-position-vertical:absolute;mso-position-vertical-relative:page;mso-width-percent:0;mso-height-percent:0;mso-width-relative:margin;mso-height-relative:margin;v-text-anchor:middle" filled="f" stroked="f" strokeweight="1pt">
+                <v:textbox>
+                  <w:txbxContent>
+                    <w:p>
+                      <w:pPr>
+                        <w:bidi/>
+                        <w:jc w:val="center"/>
+                        <w:rPr>
+                          <w:rFonts w:ascii="Segoe UI Symbol" w:hAnsi="Segoe UI Symbol" w:cs="Segoe UI Symbol"/>
+                          <w:sz w:val="24"/>
+                          <w:szCs w:val="24"/>
+                          <w:lang w:bidi="fa-IR"/>
+                        </w:rPr>
+                      </w:pPr>
+                      <w:r>
+                        <w:rPr>
+                          <w:rFonts w:ascii="Segoe UI Symbol" w:hAnsi="Segoe UI Symbol" w:cs="Segoe UI Symbol"/>
+                          <w:sz w:val="24"/>
+                          <w:szCs w:val="24"/>
+                          <w:lang w:bidi="fa-IR"/>
+                        </w:rPr>
+                        <w:t>{{ p52_s }}</w:t>
+                      </w:r>
+                    </w:p>
+                  </w:txbxContent>
+                </v:textbox>
+              </v:rect>
+            </w:pict>
+          </mc:Fallback>
+        </mc:AlternateContent>
+      </w:r>
+      <w:r>
+        <w:rPr>
+          <w:noProof/>
+        </w:rPr>
+        <mc:AlternateContent>
+          <mc:Choice Requires="wps">
+            <w:drawing>
+              <wp:anchor distT="0" distB="0" distL="114300" distR="114300" simplePos="0" relativeHeight="251772928" behindDoc="0" locked="0" layoutInCell="0" allowOverlap="1">
+                <wp:simplePos x="0" y="0"/>
+                <wp:positionH relativeFrom="page">
+                  <wp:posOffset>1831975</wp:posOffset>
+                </wp:positionH>
+                <wp:positionV relativeFrom="page">
+                  <wp:posOffset>7727315</wp:posOffset>
+                </wp:positionV>
+                <wp:extent cx="285750" cy="292100"/>
+                <wp:effectExtent l="0" t="0" r="0" b="0"/>
+                <wp:wrapNone/>
+                <wp:docPr id="910030" name="Tick p52_k"/>
+                <wp:cNvGraphicFramePr/>
+                <a:graphic xmlns:a="http://schemas.openxmlformats.org/drawingml/2006/main">
+                  <a:graphicData uri="http://schemas.microsoft.com/office/word/2010/wordprocessingShape">
+                    <wps:wsp>
+                      <wps:cNvSpPr/>
+                      <wps:spPr>
+                        <a:xfrm>
+                          <a:off x="0" y="0"/>
+                          <a:ext cx="285750" cy="292100"/>
+                        </a:xfrm>
+                        <a:prstGeom prst="rect">
+                          <a:avLst/>
+                        </a:prstGeom>
+                        <a:noFill/>
+                        <a:ln>
+                          <a:noFill/>
+                        </a:ln>
+                      </wps:spPr>
+                      <wps:style>
+                        <a:lnRef idx="2">
+                          <a:schemeClr val="accent1">
+                            <a:shade val="15000"/>
+                          </a:schemeClr>
+                        </a:lnRef>
+                        <a:fillRef idx="1">
+                          <a:schemeClr val="accent1"/>
+                        </a:fillRef>
+                        <a:effectRef idx="0">
+                          <a:schemeClr val="accent1"/>
+                        </a:effectRef>
+                        <a:fontRef idx="minor">
+                          <a:schemeClr val="lt1"/>
+                        </a:fontRef>
+                      </wps:style>
+                      <wps:txbx>
+                        <w:txbxContent>
+                          <w:p>
+                            <w:pPr>
+                              <w:bidi/>
+                              <w:jc w:val="center"/>
+                              <w:rPr>
+                                <w:rFonts w:ascii="Segoe UI Symbol" w:hAnsi="Segoe UI Symbol" w:cs="Segoe UI Symbol"/>
+                                <w:sz w:val="24"/>
+                                <w:szCs w:val="24"/>
+                                <w:lang w:bidi="fa-IR"/>
+                              </w:rPr>
+                            </w:pPr>
+                            <w:r>
+                              <w:rPr>
+                                <w:rFonts w:ascii="Segoe UI Symbol" w:hAnsi="Segoe UI Symbol" w:cs="Segoe UI Symbol"/>
+                                <w:sz w:val="24"/>
+                                <w:szCs w:val="24"/>
+                                <w:lang w:bidi="fa-IR"/>
+                              </w:rPr>
+                              <w:t>{{ p52_k }}</w:t>
+                            </w:r>
+                          </w:p>
+                        </w:txbxContent>
+                      </wps:txbx>
+                      <wps:bodyPr rot="0" spcFirstLastPara="0" vertOverflow="overflow" horzOverflow="overflow" vert="horz" wrap="square" lIns="91440" tIns="45720" rIns="91440" bIns="45720" numCol="1" spcCol="0" rtlCol="0" fromWordArt="0" anchor="ctr" anchorCtr="0" forceAA="0" compatLnSpc="1">
+                        <a:prstTxWarp prst="textNoShape">
+                          <a:avLst/>
+                        </a:prstTxWarp>
+                        <a:noAutofit/>
+                      </wps:bodyPr>
+                    </wps:wsp>
+                  </a:graphicData>
+                </a:graphic>
+                <wp14:sizeRelH relativeFrom="margin">
+                  <wp14:pctWidth>0</wp14:pctWidth>
+                </wp14:sizeRelH>
+                <wp14:sizeRelV relativeFrom="margin">
+                  <wp14:pctHeight>0</wp14:pctHeight>
+                </wp14:sizeRelV>
+              </wp:anchor>
+            </w:drawing>
+          </mc:Choice>
+          <mc:Fallback>
+            <w:pict>
+              <v:rect id="_x0000_s9030" style="position:absolute;left:0;text-align:left;margin-left:144.25pt;margin-top:608.45pt;width:22.5pt;height:23pt;z-index:251772928;visibility:visible;mso-wrap-style:square;mso-width-percent:0;mso-height-percent:0;mso-wrap-distance-left:9pt;mso-wrap-distance-top:0;mso-wrap-distance-right:9pt;mso-wrap-distance-bottom:0;mso-position-horizontal:absolute;mso-position-horizontal-relative:page;mso-position-vertical:absolute;mso-position-vertical-relative:page;mso-width-percent:0;mso-height-percent:0;mso-width-relative:margin;mso-height-relative:margin;v-text-anchor:middle" filled="f" stroked="f" strokeweight="1pt">
+                <v:textbox>
+                  <w:txbxContent>
+                    <w:p>
+                      <w:pPr>
+                        <w:bidi/>
+                        <w:jc w:val="center"/>
+                        <w:rPr>
+                          <w:rFonts w:ascii="Segoe UI Symbol" w:hAnsi="Segoe UI Symbol" w:cs="Segoe UI Symbol"/>
+                          <w:sz w:val="24"/>
+                          <w:szCs w:val="24"/>
+                          <w:lang w:bidi="fa-IR"/>
+                        </w:rPr>
+                      </w:pPr>
+                      <w:r>
+                        <w:rPr>
+                          <w:rFonts w:ascii="Segoe UI Symbol" w:hAnsi="Segoe UI Symbol" w:cs="Segoe UI Symbol"/>
+                          <w:sz w:val="24"/>
+                          <w:szCs w:val="24"/>
+                          <w:lang w:bidi="fa-IR"/>
+                        </w:rPr>
+                        <w:t>{{ p52_k }}</w:t>
+                      </w:r>
+                    </w:p>
+                  </w:txbxContent>
+                </v:textbox>
+              </v:rect>
+            </w:pict>
+          </mc:Fallback>
+        </mc:AlternateContent>
+      </w:r>
+      <w:r>
+        <w:rPr>
+          <w:noProof/>
+        </w:rPr>
+        <mc:AlternateContent>
+          <mc:Choice Requires="wps">
+            <w:drawing>
+              <wp:anchor distT="0" distB="0" distL="114300" distR="114300" simplePos="0" relativeHeight="251772928" behindDoc="0" locked="0" layoutInCell="0" allowOverlap="1">
+                <wp:simplePos x="0" y="0"/>
+                <wp:positionH relativeFrom="page">
+                  <wp:posOffset>2150110</wp:posOffset>
+                </wp:positionH>
+                <wp:positionV relativeFrom="page">
+                  <wp:posOffset>7920355</wp:posOffset>
+                </wp:positionV>
+                <wp:extent cx="285750" cy="292100"/>
+                <wp:effectExtent l="0" t="0" r="0" b="0"/>
+                <wp:wrapNone/>
+                <wp:docPr id="910031" name="Tick p53_s"/>
+                <wp:cNvGraphicFramePr/>
+                <a:graphic xmlns:a="http://schemas.openxmlformats.org/drawingml/2006/main">
+                  <a:graphicData uri="http://schemas.microsoft.com/office/word/2010/wordprocessingShape">
+                    <wps:wsp>
+                      <wps:cNvSpPr/>
+                      <wps:spPr>
+                        <a:xfrm>
+                          <a:off x="0" y="0"/>
+                          <a:ext cx="285750" cy="292100"/>
+                        </a:xfrm>
+                        <a:prstGeom prst="rect">
+                          <a:avLst/>
+                        </a:prstGeom>
+                        <a:noFill/>
+                        <a:ln>
+                          <a:noFill/>
+                        </a:ln>
+                      </wps:spPr>
+                      <wps:style>
+                        <a:lnRef idx="2">
+                          <a:schemeClr val="accent1">
+                            <a:shade val="15000"/>
+                          </a:schemeClr>
+                        </a:lnRef>
+                        <a:fillRef idx="1">
+                          <a:schemeClr val="accent1"/>
+                        </a:fillRef>
+                        <a:effectRef idx="0">
+                          <a:schemeClr val="accent1"/>
+                        </a:effectRef>
+                        <a:fontRef idx="minor">
+                          <a:schemeClr val="lt1"/>
+                        </a:fontRef>
+                      </wps:style>
+                      <wps:txbx>
+                        <w:txbxContent>
+                          <w:p>
+                            <w:pPr>
+                              <w:bidi/>
+                              <w:jc w:val="center"/>
+                              <w:rPr>
+                                <w:rFonts w:ascii="Segoe UI Symbol" w:hAnsi="Segoe UI Symbol" w:cs="Segoe UI Symbol"/>
+                                <w:sz w:val="24"/>
+                                <w:szCs w:val="24"/>
+                                <w:lang w:bidi="fa-IR"/>
+                              </w:rPr>
+                            </w:pPr>
+                            <w:r>
+                              <w:rPr>
+                                <w:rFonts w:ascii="Segoe UI Symbol" w:hAnsi="Segoe UI Symbol" w:cs="Segoe UI Symbol"/>
+                                <w:sz w:val="24"/>
+                                <w:szCs w:val="24"/>
+                                <w:lang w:bidi="fa-IR"/>
+                              </w:rPr>
+                              <w:t>{{ p53_s }}</w:t>
+                            </w:r>
+                          </w:p>
+                        </w:txbxContent>
+                      </wps:txbx>
+                      <wps:bodyPr rot="0" spcFirstLastPara="0" vertOverflow="overflow" horzOverflow="overflow" vert="horz" wrap="square" lIns="91440" tIns="45720" rIns="91440" bIns="45720" numCol="1" spcCol="0" rtlCol="0" fromWordArt="0" anchor="ctr" anchorCtr="0" forceAA="0" compatLnSpc="1">
+                        <a:prstTxWarp prst="textNoShape">
+                          <a:avLst/>
+                        </a:prstTxWarp>
+                        <a:noAutofit/>
+                      </wps:bodyPr>
+                    </wps:wsp>
+                  </a:graphicData>
+                </a:graphic>
+                <wp14:sizeRelH relativeFrom="margin">
+                  <wp14:pctWidth>0</wp14:pctWidth>
+                </wp14:sizeRelH>
+                <wp14:sizeRelV relativeFrom="margin">
+                  <wp14:pctHeight>0</wp14:pctHeight>
+                </wp14:sizeRelV>
+              </wp:anchor>
+            </w:drawing>
+          </mc:Choice>
+          <mc:Fallback>
+            <w:pict>
+              <v:rect id="_x0000_s9031" style="position:absolute;left:0;text-align:left;margin-left:169.30pt;margin-top:623.65pt;width:22.5pt;height:23pt;z-index:251772928;visibility:visible;mso-wrap-style:square;mso-width-percent:0;mso-height-percent:0;mso-wrap-distance-left:9pt;mso-wrap-distance-top:0;mso-wrap-distance-right:9pt;mso-wrap-distance-bottom:0;mso-position-horizontal:absolute;mso-position-horizontal-relative:page;mso-position-vertical:absolute;mso-position-vertical-relative:page;mso-width-percent:0;mso-height-percent:0;mso-width-relative:margin;mso-height-relative:margin;v-text-anchor:middle" filled="f" stroked="f" strokeweight="1pt">
+                <v:textbox>
+                  <w:txbxContent>
+                    <w:p>
+                      <w:pPr>
+                        <w:bidi/>
+                        <w:jc w:val="center"/>
+                        <w:rPr>
+                          <w:rFonts w:ascii="Segoe UI Symbol" w:hAnsi="Segoe UI Symbol" w:cs="Segoe UI Symbol"/>
+                          <w:sz w:val="24"/>
+                          <w:szCs w:val="24"/>
+                          <w:lang w:bidi="fa-IR"/>
+                        </w:rPr>
+                      </w:pPr>
+                      <w:r>
+                        <w:rPr>
+                          <w:rFonts w:ascii="Segoe UI Symbol" w:hAnsi="Segoe UI Symbol" w:cs="Segoe UI Symbol"/>
+                          <w:sz w:val="24"/>
+                          <w:szCs w:val="24"/>
+                          <w:lang w:bidi="fa-IR"/>
+                        </w:rPr>
+                        <w:t>{{ p53_s }}</w:t>
+                      </w:r>
+                    </w:p>
+                  </w:txbxContent>
+                </v:textbox>
+              </v:rect>
+            </w:pict>
+          </mc:Fallback>
+        </mc:AlternateContent>
+      </w:r>
+      <w:r>
+        <w:rPr>
+          <w:noProof/>
+        </w:rPr>
+        <mc:AlternateContent>
+          <mc:Choice Requires="wps">
+            <w:drawing>
+              <wp:anchor distT="0" distB="0" distL="114300" distR="114300" simplePos="0" relativeHeight="251772928" behindDoc="0" locked="0" layoutInCell="0" allowOverlap="1">
+                <wp:simplePos x="0" y="0"/>
+                <wp:positionH relativeFrom="page">
+                  <wp:posOffset>1831975</wp:posOffset>
+                </wp:positionH>
+                <wp:positionV relativeFrom="page">
+                  <wp:posOffset>7920355</wp:posOffset>
+                </wp:positionV>
+                <wp:extent cx="285750" cy="292100"/>
+                <wp:effectExtent l="0" t="0" r="0" b="0"/>
+                <wp:wrapNone/>
+                <wp:docPr id="910032" name="Tick p53_k"/>
+                <wp:cNvGraphicFramePr/>
+                <a:graphic xmlns:a="http://schemas.openxmlformats.org/drawingml/2006/main">
+                  <a:graphicData uri="http://schemas.microsoft.com/office/word/2010/wordprocessingShape">
+                    <wps:wsp>
+                      <wps:cNvSpPr/>
+                      <wps:spPr>
+                        <a:xfrm>
+                          <a:off x="0" y="0"/>
+                          <a:ext cx="285750" cy="292100"/>
+                        </a:xfrm>
+                        <a:prstGeom prst="rect">
+                          <a:avLst/>
+                        </a:prstGeom>
+                        <a:noFill/>
+                        <a:ln>
+                          <a:noFill/>
+                        </a:ln>
+                      </wps:spPr>
+                      <wps:style>
+                        <a:lnRef idx="2">
+                          <a:schemeClr val="accent1">
+                            <a:shade val="15000"/>
+                          </a:schemeClr>
+                        </a:lnRef>
+                        <a:fillRef idx="1">
+                          <a:schemeClr val="accent1"/>
+                        </a:fillRef>
+                        <a:effectRef idx="0">
+                          <a:schemeClr val="accent1"/>
+                        </a:effectRef>
+                        <a:fontRef idx="minor">
+                          <a:schemeClr val="lt1"/>
+                        </a:fontRef>
+                      </wps:style>
+                      <wps:txbx>
+                        <w:txbxContent>
+                          <w:p>
+                            <w:pPr>
+                              <w:bidi/>
+                              <w:jc w:val="center"/>
+                              <w:rPr>
+                                <w:rFonts w:ascii="Segoe UI Symbol" w:hAnsi="Segoe UI Symbol" w:cs="Segoe UI Symbol"/>
+                                <w:sz w:val="24"/>
+                                <w:szCs w:val="24"/>
+                                <w:lang w:bidi="fa-IR"/>
+                              </w:rPr>
+                            </w:pPr>
+                            <w:r>
+                              <w:rPr>
+                                <w:rFonts w:ascii="Segoe UI Symbol" w:hAnsi="Segoe UI Symbol" w:cs="Segoe UI Symbol"/>
+                                <w:sz w:val="24"/>
+                                <w:szCs w:val="24"/>
+                                <w:lang w:bidi="fa-IR"/>
+                              </w:rPr>
+                              <w:t>{{ p53_k }}</w:t>
+                            </w:r>
+                          </w:p>
+                        </w:txbxContent>
+                      </wps:txbx>
+                      <wps:bodyPr rot="0" spcFirstLastPara="0" vertOverflow="overflow" horzOverflow="overflow" vert="horz" wrap="square" lIns="91440" tIns="45720" rIns="91440" bIns="45720" numCol="1" spcCol="0" rtlCol="0" fromWordArt="0" anchor="ctr" anchorCtr="0" forceAA="0" compatLnSpc="1">
+                        <a:prstTxWarp prst="textNoShape">
+                          <a:avLst/>
+                        </a:prstTxWarp>
+                        <a:noAutofit/>
+                      </wps:bodyPr>
+                    </wps:wsp>
+                  </a:graphicData>
+                </a:graphic>
+                <wp14:sizeRelH relativeFrom="margin">
+                  <wp14:pctWidth>0</wp14:pctWidth>
+                </wp14:sizeRelH>
+                <wp14:sizeRelV relativeFrom="margin">
+                  <wp14:pctHeight>0</wp14:pctHeight>
+                </wp14:sizeRelV>
+              </wp:anchor>
+            </w:drawing>
+          </mc:Choice>
+          <mc:Fallback>
+            <w:pict>
+              <v:rect id="_x0000_s9032" style="position:absolute;left:0;text-align:left;margin-left:144.25pt;margin-top:623.65pt;width:22.5pt;height:23pt;z-index:251772928;visibility:visible;mso-wrap-style:square;mso-width-percent:0;mso-height-percent:0;mso-wrap-distance-left:9pt;mso-wrap-distance-top:0;mso-wrap-distance-right:9pt;mso-wrap-distance-bottom:0;mso-position-horizontal:absolute;mso-position-horizontal-relative:page;mso-position-vertical:absolute;mso-position-vertical-relative:page;mso-width-percent:0;mso-height-percent:0;mso-width-relative:margin;mso-height-relative:margin;v-text-anchor:middle" filled="f" stroked="f" strokeweight="1pt">
+                <v:textbox>
+                  <w:txbxContent>
+                    <w:p>
+                      <w:pPr>
+                        <w:bidi/>
+                        <w:jc w:val="center"/>
+                        <w:rPr>
+                          <w:rFonts w:ascii="Segoe UI Symbol" w:hAnsi="Segoe UI Symbol" w:cs="Segoe UI Symbol"/>
+                          <w:sz w:val="24"/>
+                          <w:szCs w:val="24"/>
+                          <w:lang w:bidi="fa-IR"/>
+                        </w:rPr>
+                      </w:pPr>
+                      <w:r>
+                        <w:rPr>
+                          <w:rFonts w:ascii="Segoe UI Symbol" w:hAnsi="Segoe UI Symbol" w:cs="Segoe UI Symbol"/>
+                          <w:sz w:val="24"/>
+                          <w:szCs w:val="24"/>
+                          <w:lang w:bidi="fa-IR"/>
+                        </w:rPr>
+                        <w:t>{{ p53_k }}</w:t>
+                      </w:r>
+                    </w:p>
+                  </w:txbxContent>
+                </v:textbox>
+              </v:rect>
+            </w:pict>
+          </mc:Fallback>
+        </mc:AlternateContent>
+      </w:r>
+      <w:r>
+        <w:rPr>
+          <w:noProof/>
+        </w:rPr>
+        <mc:AlternateContent>
+          <mc:Choice Requires="wps">
+            <w:drawing>
+              <wp:anchor distT="0" distB="0" distL="114300" distR="114300" simplePos="0" relativeHeight="251772928" behindDoc="0" locked="0" layoutInCell="0" allowOverlap="1">
+                <wp:simplePos x="0" y="0"/>
+                <wp:positionH relativeFrom="page">
+                  <wp:posOffset>715645</wp:posOffset>
+                </wp:positionH>
+                <wp:positionV relativeFrom="page">
+                  <wp:posOffset>6954520</wp:posOffset>
+                </wp:positionV>
+                <wp:extent cx="285750" cy="292100"/>
+                <wp:effectExtent l="0" t="0" r="0" b="0"/>
+                <wp:wrapNone/>
+                <wp:docPr id="910033" name="Tick p54_s"/>
+                <wp:cNvGraphicFramePr/>
+                <a:graphic xmlns:a="http://schemas.openxmlformats.org/drawingml/2006/main">
+                  <a:graphicData uri="http://schemas.microsoft.com/office/word/2010/wordprocessingShape">
+                    <wps:wsp>
+                      <wps:cNvSpPr/>
+                      <wps:spPr>
+                        <a:xfrm>
+                          <a:off x="0" y="0"/>
+                          <a:ext cx="285750" cy="292100"/>
+                        </a:xfrm>
+                        <a:prstGeom prst="rect">
+                          <a:avLst/>
+                        </a:prstGeom>
+                        <a:noFill/>
+                        <a:ln>
+                          <a:noFill/>
+                        </a:ln>
+                      </wps:spPr>
+                      <wps:style>
+                        <a:lnRef idx="2">
+                          <a:schemeClr val="accent1">
+                            <a:shade val="15000"/>
+                          </a:schemeClr>
+                        </a:lnRef>
+                        <a:fillRef idx="1">
+                          <a:schemeClr val="accent1"/>
+                        </a:fillRef>
+                        <a:effectRef idx="0">
+                          <a:schemeClr val="accent1"/>
+                        </a:effectRef>
+                        <a:fontRef idx="minor">
+                          <a:schemeClr val="lt1"/>
+                        </a:fontRef>
+                      </wps:style>
+                      <wps:txbx>
+                        <w:txbxContent>
+                          <w:p>
+                            <w:pPr>
+                              <w:bidi/>
+                              <w:jc w:val="center"/>
+                              <w:rPr>
+                                <w:rFonts w:ascii="Segoe UI Symbol" w:hAnsi="Segoe UI Symbol" w:cs="Segoe UI Symbol"/>
+                                <w:sz w:val="24"/>
+                                <w:szCs w:val="24"/>
+                                <w:lang w:bidi="fa-IR"/>
+                              </w:rPr>
+                            </w:pPr>
+                            <w:r>
+                              <w:rPr>
+                                <w:rFonts w:ascii="Segoe UI Symbol" w:hAnsi="Segoe UI Symbol" w:cs="Segoe UI Symbol"/>
+                                <w:sz w:val="24"/>
+                                <w:szCs w:val="24"/>
+                                <w:lang w:bidi="fa-IR"/>
+                              </w:rPr>
+                              <w:t>{{ p54_s }}</w:t>
+                            </w:r>
+                          </w:p>
+                        </w:txbxContent>
+                      </wps:txbx>
+                      <wps:bodyPr rot="0" spcFirstLastPara="0" vertOverflow="overflow" horzOverflow="overflow" vert="horz" wrap="square" lIns="91440" tIns="45720" rIns="91440" bIns="45720" numCol="1" spcCol="0" rtlCol="0" fromWordArt="0" anchor="ctr" anchorCtr="0" forceAA="0" compatLnSpc="1">
+                        <a:prstTxWarp prst="textNoShape">
+                          <a:avLst/>
+                        </a:prstTxWarp>
+                        <a:noAutofit/>
+                      </wps:bodyPr>
+                    </wps:wsp>
+                  </a:graphicData>
+                </a:graphic>
+                <wp14:sizeRelH relativeFrom="margin">
+                  <wp14:pctWidth>0</wp14:pctWidth>
+                </wp14:sizeRelH>
+                <wp14:sizeRelV relativeFrom="margin">
+                  <wp14:pctHeight>0</wp14:pctHeight>
+                </wp14:sizeRelV>
+              </wp:anchor>
+            </w:drawing>
+          </mc:Choice>
+          <mc:Fallback>
+            <w:pict>
+              <v:rect id="_x0000_s9033" style="position:absolute;left:0;text-align:left;margin-left:56.35pt;margin-top:547.60pt;width:22.5pt;height:23pt;z-index:251772928;visibility:visible;mso-wrap-style:square;mso-width-percent:0;mso-height-percent:0;mso-wrap-distance-left:9pt;mso-wrap-distance-top:0;mso-wrap-distance-right:9pt;mso-wrap-distance-bottom:0;mso-position-horizontal:absolute;mso-position-horizontal-relative:page;mso-position-vertical:absolute;mso-position-vertical-relative:page;mso-width-percent:0;mso-height-percent:0;mso-width-relative:margin;mso-height-relative:margin;v-text-anchor:middle" filled="f" stroked="f" strokeweight="1pt">
+                <v:textbox>
+                  <w:txbxContent>
+                    <w:p>
+                      <w:pPr>
+                        <w:bidi/>
+                        <w:jc w:val="center"/>
+                        <w:rPr>
+                          <w:rFonts w:ascii="Segoe UI Symbol" w:hAnsi="Segoe UI Symbol" w:cs="Segoe UI Symbol"/>
+                          <w:sz w:val="24"/>
+                          <w:szCs w:val="24"/>
+                          <w:lang w:bidi="fa-IR"/>
+                        </w:rPr>
+                      </w:pPr>
+                      <w:r>
+                        <w:rPr>
+                          <w:rFonts w:ascii="Segoe UI Symbol" w:hAnsi="Segoe UI Symbol" w:cs="Segoe UI Symbol"/>
+                          <w:sz w:val="24"/>
+                          <w:szCs w:val="24"/>
+                          <w:lang w:bidi="fa-IR"/>
+                        </w:rPr>
+                        <w:t>{{ p54_s }}</w:t>
+                      </w:r>
+                    </w:p>
+                  </w:txbxContent>
+                </v:textbox>
+              </v:rect>
+            </w:pict>
+          </mc:Fallback>
+        </mc:AlternateContent>
+      </w:r>
+      <w:r>
+        <w:rPr>
+          <w:noProof/>
+        </w:rPr>
+        <mc:AlternateContent>
+          <mc:Choice Requires="wps">
+            <w:drawing>
+              <wp:anchor distT="0" distB="0" distL="114300" distR="114300" simplePos="0" relativeHeight="251772928" behindDoc="0" locked="0" layoutInCell="0" allowOverlap="1">
+                <wp:simplePos x="0" y="0"/>
+                <wp:positionH relativeFrom="page">
+                  <wp:posOffset>396240</wp:posOffset>
+                </wp:positionH>
+                <wp:positionV relativeFrom="page">
+                  <wp:posOffset>6954520</wp:posOffset>
+                </wp:positionV>
+                <wp:extent cx="285750" cy="292100"/>
+                <wp:effectExtent l="0" t="0" r="0" b="0"/>
+                <wp:wrapNone/>
+                <wp:docPr id="910034" name="Tick p54_k"/>
+                <wp:cNvGraphicFramePr/>
+                <a:graphic xmlns:a="http://schemas.openxmlformats.org/drawingml/2006/main">
+                  <a:graphicData uri="http://schemas.microsoft.com/office/word/2010/wordprocessingShape">
+                    <wps:wsp>
+                      <wps:cNvSpPr/>
+                      <wps:spPr>
+                        <a:xfrm>
+                          <a:off x="0" y="0"/>
+                          <a:ext cx="285750" cy="292100"/>
+                        </a:xfrm>
+                        <a:prstGeom prst="rect">
+                          <a:avLst/>
+                        </a:prstGeom>
+                        <a:noFill/>
+                        <a:ln>
+                          <a:noFill/>
+                        </a:ln>
+                      </wps:spPr>
+                      <wps:style>
+                        <a:lnRef idx="2">
+                          <a:schemeClr val="accent1">
+                            <a:shade val="15000"/>
+                          </a:schemeClr>
+                        </a:lnRef>
+                        <a:fillRef idx="1">
+                          <a:schemeClr val="accent1"/>
+                        </a:fillRef>
+                        <a:effectRef idx="0">
+                          <a:schemeClr val="accent1"/>
+                        </a:effectRef>
+                        <a:fontRef idx="minor">
+                          <a:schemeClr val="lt1"/>
+                        </a:fontRef>
+                      </wps:style>
+                      <wps:txbx>
+                        <w:txbxContent>
+                          <w:p>
+                            <w:pPr>
+                              <w:bidi/>
+                              <w:jc w:val="center"/>
+                              <w:rPr>
+                                <w:rFonts w:ascii="Segoe UI Symbol" w:hAnsi="Segoe UI Symbol" w:cs="Segoe UI Symbol"/>
+                                <w:sz w:val="24"/>
+                                <w:szCs w:val="24"/>
+                                <w:lang w:bidi="fa-IR"/>
+                              </w:rPr>
+                            </w:pPr>
+                            <w:r>
+                              <w:rPr>
+                                <w:rFonts w:ascii="Segoe UI Symbol" w:hAnsi="Segoe UI Symbol" w:cs="Segoe UI Symbol"/>
+                                <w:sz w:val="24"/>
+                                <w:szCs w:val="24"/>
+                                <w:lang w:bidi="fa-IR"/>
+                              </w:rPr>
+                              <w:t>{{ p54_k }}</w:t>
+                            </w:r>
+                          </w:p>
+                        </w:txbxContent>
+                      </wps:txbx>
+                      <wps:bodyPr rot="0" spcFirstLastPara="0" vertOverflow="overflow" horzOverflow="overflow" vert="horz" wrap="square" lIns="91440" tIns="45720" rIns="91440" bIns="45720" numCol="1" spcCol="0" rtlCol="0" fromWordArt="0" anchor="ctr" anchorCtr="0" forceAA="0" compatLnSpc="1">
+                        <a:prstTxWarp prst="textNoShape">
+                          <a:avLst/>
+                        </a:prstTxWarp>
+                        <a:noAutofit/>
+                      </wps:bodyPr>
+                    </wps:wsp>
+                  </a:graphicData>
+                </a:graphic>
+                <wp14:sizeRelH relativeFrom="margin">
+                  <wp14:pctWidth>0</wp14:pctWidth>
+                </wp14:sizeRelH>
+                <wp14:sizeRelV relativeFrom="margin">
+                  <wp14:pctHeight>0</wp14:pctHeight>
+                </wp14:sizeRelV>
+              </wp:anchor>
+            </w:drawing>
+          </mc:Choice>
+          <mc:Fallback>
+            <w:pict>
+              <v:rect id="_x0000_s9034" style="position:absolute;left:0;text-align:left;margin-left:31.20pt;margin-top:547.60pt;width:22.5pt;height:23pt;z-index:251772928;visibility:visible;mso-wrap-style:square;mso-width-percent:0;mso-height-percent:0;mso-wrap-distance-left:9pt;mso-wrap-distance-top:0;mso-wrap-distance-right:9pt;mso-wrap-distance-bottom:0;mso-position-horizontal:absolute;mso-position-horizontal-relative:page;mso-position-vertical:absolute;mso-position-vertical-relative:page;mso-width-percent:0;mso-height-percent:0;mso-width-relative:margin;mso-height-relative:margin;v-text-anchor:middle" filled="f" stroked="f" strokeweight="1pt">
+                <v:textbox>
+                  <w:txbxContent>
+                    <w:p>
+                      <w:pPr>
+                        <w:bidi/>
+                        <w:jc w:val="center"/>
+                        <w:rPr>
+                          <w:rFonts w:ascii="Segoe UI Symbol" w:hAnsi="Segoe UI Symbol" w:cs="Segoe UI Symbol"/>
+                          <w:sz w:val="24"/>
+                          <w:szCs w:val="24"/>
+                          <w:lang w:bidi="fa-IR"/>
+                        </w:rPr>
+                      </w:pPr>
+                      <w:r>
+                        <w:rPr>
+                          <w:rFonts w:ascii="Segoe UI Symbol" w:hAnsi="Segoe UI Symbol" w:cs="Segoe UI Symbol"/>
+                          <w:sz w:val="24"/>
+                          <w:szCs w:val="24"/>
+                          <w:lang w:bidi="fa-IR"/>
+                        </w:rPr>
+                        <w:t>{{ p54_k }}</w:t>
+                      </w:r>
+                    </w:p>
+                  </w:txbxContent>
+                </v:textbox>
+              </v:rect>
+            </w:pict>
+          </mc:Fallback>
+        </mc:AlternateContent>
+      </w:r>
+      <w:r>
+        <w:rPr>
+          <w:noProof/>
+        </w:rPr>
+        <mc:AlternateContent>
+          <mc:Choice Requires="wps">
+            <w:drawing>
+              <wp:anchor distT="0" distB="0" distL="114300" distR="114300" simplePos="0" relativeHeight="251772928" behindDoc="0" locked="0" layoutInCell="0" allowOverlap="1">
+                <wp:simplePos x="0" y="0"/>
+                <wp:positionH relativeFrom="page">
+                  <wp:posOffset>715645</wp:posOffset>
+                </wp:positionH>
+                <wp:positionV relativeFrom="page">
+                  <wp:posOffset>7147560</wp:posOffset>
+                </wp:positionV>
+                <wp:extent cx="285750" cy="292100"/>
+                <wp:effectExtent l="0" t="0" r="0" b="0"/>
+                <wp:wrapNone/>
+                <wp:docPr id="910035" name="Tick p55_s"/>
+                <wp:cNvGraphicFramePr/>
+                <a:graphic xmlns:a="http://schemas.openxmlformats.org/drawingml/2006/main">
+                  <a:graphicData uri="http://schemas.microsoft.com/office/word/2010/wordprocessingShape">
+                    <wps:wsp>
+                      <wps:cNvSpPr/>
+                      <wps:spPr>
+                        <a:xfrm>
+                          <a:off x="0" y="0"/>
+                          <a:ext cx="285750" cy="292100"/>
+                        </a:xfrm>
+                        <a:prstGeom prst="rect">
+                          <a:avLst/>
+                        </a:prstGeom>
+                        <a:noFill/>
+                        <a:ln>
+                          <a:noFill/>
+                        </a:ln>
+                      </wps:spPr>
+                      <wps:style>
+                        <a:lnRef idx="2">
+                          <a:schemeClr val="accent1">
+                            <a:shade val="15000"/>
+                          </a:schemeClr>
+                        </a:lnRef>
+                        <a:fillRef idx="1">
+                          <a:schemeClr val="accent1"/>
+                        </a:fillRef>
+                        <a:effectRef idx="0">
+                          <a:schemeClr val="accent1"/>
+                        </a:effectRef>
+                        <a:fontRef idx="minor">
+                          <a:schemeClr val="lt1"/>
+                        </a:fontRef>
+                      </wps:style>
+                      <wps:txbx>
+                        <w:txbxContent>
+                          <w:p>
+                            <w:pPr>
+                              <w:bidi/>
+                              <w:jc w:val="center"/>
+                              <w:rPr>
+                                <w:rFonts w:ascii="Segoe UI Symbol" w:hAnsi="Segoe UI Symbol" w:cs="Segoe UI Symbol"/>
+                                <w:sz w:val="24"/>
+                                <w:szCs w:val="24"/>
+                                <w:lang w:bidi="fa-IR"/>
+                              </w:rPr>
+                            </w:pPr>
+                            <w:r>
+                              <w:rPr>
+                                <w:rFonts w:ascii="Segoe UI Symbol" w:hAnsi="Segoe UI Symbol" w:cs="Segoe UI Symbol"/>
+                                <w:sz w:val="24"/>
+                                <w:szCs w:val="24"/>
+                                <w:lang w:bidi="fa-IR"/>
+                              </w:rPr>
+                              <w:t>{{ p55_s }}</w:t>
+                            </w:r>
+                          </w:p>
+                        </w:txbxContent>
+                      </wps:txbx>
+                      <wps:bodyPr rot="0" spcFirstLastPara="0" vertOverflow="overflow" horzOverflow="overflow" vert="horz" wrap="square" lIns="91440" tIns="45720" rIns="91440" bIns="45720" numCol="1" spcCol="0" rtlCol="0" fromWordArt="0" anchor="ctr" anchorCtr="0" forceAA="0" compatLnSpc="1">
+                        <a:prstTxWarp prst="textNoShape">
+                          <a:avLst/>
+                        </a:prstTxWarp>
+                        <a:noAutofit/>
+                      </wps:bodyPr>
+                    </wps:wsp>
+                  </a:graphicData>
+                </a:graphic>
+                <wp14:sizeRelH relativeFrom="margin">
+                  <wp14:pctWidth>0</wp14:pctWidth>
+                </wp14:sizeRelH>
+                <wp14:sizeRelV relativeFrom="margin">
+                  <wp14:pctHeight>0</wp14:pctHeight>
+                </wp14:sizeRelV>
+              </wp:anchor>
+            </w:drawing>
+          </mc:Choice>
+          <mc:Fallback>
+            <w:pict>
+              <v:rect id="_x0000_s9035" style="position:absolute;left:0;text-align:left;margin-left:56.35pt;margin-top:562.80pt;width:22.5pt;height:23pt;z-index:251772928;visibility:visible;mso-wrap-style:square;mso-width-percent:0;mso-height-percent:0;mso-wrap-distance-left:9pt;mso-wrap-distance-top:0;mso-wrap-distance-right:9pt;mso-wrap-distance-bottom:0;mso-position-horizontal:absolute;mso-position-horizontal-relative:page;mso-position-vertical:absolute;mso-position-vertical-relative:page;mso-width-percent:0;mso-height-percent:0;mso-width-relative:margin;mso-height-relative:margin;v-text-anchor:middle" filled="f" stroked="f" strokeweight="1pt">
+                <v:textbox>
+                  <w:txbxContent>
+                    <w:p>
+                      <w:pPr>
+                        <w:bidi/>
+                        <w:jc w:val="center"/>
+                        <w:rPr>
+                          <w:rFonts w:ascii="Segoe UI Symbol" w:hAnsi="Segoe UI Symbol" w:cs="Segoe UI Symbol"/>
+                          <w:sz w:val="24"/>
+                          <w:szCs w:val="24"/>
+                          <w:lang w:bidi="fa-IR"/>
+                        </w:rPr>
+                      </w:pPr>
+                      <w:r>
+                        <w:rPr>
+                          <w:rFonts w:ascii="Segoe UI Symbol" w:hAnsi="Segoe UI Symbol" w:cs="Segoe UI Symbol"/>
+                          <w:sz w:val="24"/>
+                          <w:szCs w:val="24"/>
+                          <w:lang w:bidi="fa-IR"/>
+                        </w:rPr>
+                        <w:t>{{ p55_s }}</w:t>
+                      </w:r>
+                    </w:p>
+                  </w:txbxContent>
+                </v:textbox>
+              </v:rect>
+            </w:pict>
+          </mc:Fallback>
+        </mc:AlternateContent>
+      </w:r>
+      <w:r>
+        <w:rPr>
+          <w:noProof/>
+        </w:rPr>
+        <mc:AlternateContent>
+          <mc:Choice Requires="wps">
+            <w:drawing>
+              <wp:anchor distT="0" distB="0" distL="114300" distR="114300" simplePos="0" relativeHeight="251772928" behindDoc="0" locked="0" layoutInCell="0" allowOverlap="1">
+                <wp:simplePos x="0" y="0"/>
+                <wp:positionH relativeFrom="page">
+                  <wp:posOffset>396240</wp:posOffset>
+                </wp:positionH>
+                <wp:positionV relativeFrom="page">
+                  <wp:posOffset>7147560</wp:posOffset>
+                </wp:positionV>
+                <wp:extent cx="285750" cy="292100"/>
+                <wp:effectExtent l="0" t="0" r="0" b="0"/>
+                <wp:wrapNone/>
+                <wp:docPr id="910036" name="Tick p55_k"/>
+                <wp:cNvGraphicFramePr/>
+                <a:graphic xmlns:a="http://schemas.openxmlformats.org/drawingml/2006/main">
+                  <a:graphicData uri="http://schemas.microsoft.com/office/word/2010/wordprocessingShape">
+                    <wps:wsp>
+                      <wps:cNvSpPr/>
+                      <wps:spPr>
+                        <a:xfrm>
+                          <a:off x="0" y="0"/>
+                          <a:ext cx="285750" cy="292100"/>
+                        </a:xfrm>
+                        <a:prstGeom prst="rect">
+                          <a:avLst/>
+                        </a:prstGeom>
+                        <a:noFill/>
+                        <a:ln>
+                          <a:noFill/>
+                        </a:ln>
+                      </wps:spPr>
+                      <wps:style>
+                        <a:lnRef idx="2">
+                          <a:schemeClr val="accent1">
+                            <a:shade val="15000"/>
+                          </a:schemeClr>
+                        </a:lnRef>
+                        <a:fillRef idx="1">
+                          <a:schemeClr val="accent1"/>
+                        </a:fillRef>
+                        <a:effectRef idx="0">
+                          <a:schemeClr val="accent1"/>
+                        </a:effectRef>
+                        <a:fontRef idx="minor">
+                          <a:schemeClr val="lt1"/>
+                        </a:fontRef>
+                      </wps:style>
+                      <wps:txbx>
+                        <w:txbxContent>
+                          <w:p>
+                            <w:pPr>
+                              <w:bidi/>
+                              <w:jc w:val="center"/>
+                              <w:rPr>
+                                <w:rFonts w:ascii="Segoe UI Symbol" w:hAnsi="Segoe UI Symbol" w:cs="Segoe UI Symbol"/>
+                                <w:sz w:val="24"/>
+                                <w:szCs w:val="24"/>
+                                <w:lang w:bidi="fa-IR"/>
+                              </w:rPr>
+                            </w:pPr>
+                            <w:r>
+                              <w:rPr>
+                                <w:rFonts w:ascii="Segoe UI Symbol" w:hAnsi="Segoe UI Symbol" w:cs="Segoe UI Symbol"/>
+                                <w:sz w:val="24"/>
+                                <w:szCs w:val="24"/>
+                                <w:lang w:bidi="fa-IR"/>
+                              </w:rPr>
+                              <w:t>{{ p55_k }}</w:t>
+                            </w:r>
+                          </w:p>
+                        </w:txbxContent>
+                      </wps:txbx>
+                      <wps:bodyPr rot="0" spcFirstLastPara="0" vertOverflow="overflow" horzOverflow="overflow" vert="horz" wrap="square" lIns="91440" tIns="45720" rIns="91440" bIns="45720" numCol="1" spcCol="0" rtlCol="0" fromWordArt="0" anchor="ctr" anchorCtr="0" forceAA="0" compatLnSpc="1">
+                        <a:prstTxWarp prst="textNoShape">
+                          <a:avLst/>
+                        </a:prstTxWarp>
+                        <a:noAutofit/>
+                      </wps:bodyPr>
+                    </wps:wsp>
+                  </a:graphicData>
+                </a:graphic>
+                <wp14:sizeRelH relativeFrom="margin">
+                  <wp14:pctWidth>0</wp14:pctWidth>
+                </wp14:sizeRelH>
+                <wp14:sizeRelV relativeFrom="margin">
+                  <wp14:pctHeight>0</wp14:pctHeight>
+                </wp14:sizeRelV>
+              </wp:anchor>
+            </w:drawing>
+          </mc:Choice>
+          <mc:Fallback>
+            <w:pict>
+              <v:rect id="_x0000_s9036" style="position:absolute;left:0;text-align:left;margin-left:31.20pt;margin-top:562.80pt;width:22.5pt;height:23pt;z-index:251772928;visibility:visible;mso-wrap-style:square;mso-width-percent:0;mso-height-percent:0;mso-wrap-distance-left:9pt;mso-wrap-distance-top:0;mso-wrap-distance-right:9pt;mso-wrap-distance-bottom:0;mso-position-horizontal:absolute;mso-position-horizontal-relative:page;mso-position-vertical:absolute;mso-position-vertical-relative:page;mso-width-percent:0;mso-height-percent:0;mso-width-relative:margin;mso-height-relative:margin;v-text-anchor:middle" filled="f" stroked="f" strokeweight="1pt">
+                <v:textbox>
+                  <w:txbxContent>
+                    <w:p>
+                      <w:pPr>
+                        <w:bidi/>
+                        <w:jc w:val="center"/>
+                        <w:rPr>
+                          <w:rFonts w:ascii="Segoe UI Symbol" w:hAnsi="Segoe UI Symbol" w:cs="Segoe UI Symbol"/>
+                          <w:sz w:val="24"/>
+                          <w:szCs w:val="24"/>
+                          <w:lang w:bidi="fa-IR"/>
+                        </w:rPr>
+                      </w:pPr>
+                      <w:r>
+                        <w:rPr>
+                          <w:rFonts w:ascii="Segoe UI Symbol" w:hAnsi="Segoe UI Symbol" w:cs="Segoe UI Symbol"/>
+                          <w:sz w:val="24"/>
+                          <w:szCs w:val="24"/>
+                          <w:lang w:bidi="fa-IR"/>
+                        </w:rPr>
+                        <w:t>{{ p55_k }}</w:t>
+                      </w:r>
+                    </w:p>
+                  </w:txbxContent>
+                </v:textbox>
+              </v:rect>
+            </w:pict>
+          </mc:Fallback>
+        </mc:AlternateContent>
+      </w:r>
+      <w:r>
+        <w:rPr>
+          <w:noProof/>
+        </w:rPr>
+        <mc:AlternateContent>
+          <mc:Choice Requires="wps">
+            <w:drawing>
+              <wp:anchor distT="0" distB="0" distL="114300" distR="114300" simplePos="0" relativeHeight="251772928" behindDoc="0" locked="0" layoutInCell="0" allowOverlap="1">
+                <wp:simplePos x="0" y="0"/>
+                <wp:positionH relativeFrom="page">
+                  <wp:posOffset>715645</wp:posOffset>
+                </wp:positionH>
+                <wp:positionV relativeFrom="page">
+                  <wp:posOffset>7341235</wp:posOffset>
+                </wp:positionV>
+                <wp:extent cx="285750" cy="292100"/>
+                <wp:effectExtent l="0" t="0" r="0" b="0"/>
+                <wp:wrapNone/>
+                <wp:docPr id="910037" name="Tick p56_s"/>
+                <wp:cNvGraphicFramePr/>
+                <a:graphic xmlns:a="http://schemas.openxmlformats.org/drawingml/2006/main">
+                  <a:graphicData uri="http://schemas.microsoft.com/office/word/2010/wordprocessingShape">
+                    <wps:wsp>
+                      <wps:cNvSpPr/>
+                      <wps:spPr>
+                        <a:xfrm>
+                          <a:off x="0" y="0"/>
+                          <a:ext cx="285750" cy="292100"/>
+                        </a:xfrm>
+                        <a:prstGeom prst="rect">
+                          <a:avLst/>
+                        </a:prstGeom>
+                        <a:noFill/>
+                        <a:ln>
+                          <a:noFill/>
+                        </a:ln>
+                      </wps:spPr>
+                      <wps:style>
+                        <a:lnRef idx="2">
+                          <a:schemeClr val="accent1">
+                            <a:shade val="15000"/>
+                          </a:schemeClr>
+                        </a:lnRef>
+                        <a:fillRef idx="1">
+                          <a:schemeClr val="accent1"/>
+                        </a:fillRef>
+                        <a:effectRef idx="0">
+                          <a:schemeClr val="accent1"/>
+                        </a:effectRef>
+                        <a:fontRef idx="minor">
+                          <a:schemeClr val="lt1"/>
+                        </a:fontRef>
+                      </wps:style>
+                      <wps:txbx>
+                        <w:txbxContent>
+                          <w:p>
+                            <w:pPr>
+                              <w:bidi/>
+                              <w:jc w:val="center"/>
+                              <w:rPr>
+                                <w:rFonts w:ascii="Segoe UI Symbol" w:hAnsi="Segoe UI Symbol" w:cs="Segoe UI Symbol"/>
+                                <w:sz w:val="24"/>
+                                <w:szCs w:val="24"/>
+                                <w:lang w:bidi="fa-IR"/>
+                              </w:rPr>
+                            </w:pPr>
+                            <w:r>
+                              <w:rPr>
+                                <w:rFonts w:ascii="Segoe UI Symbol" w:hAnsi="Segoe UI Symbol" w:cs="Segoe UI Symbol"/>
+                                <w:sz w:val="24"/>
+                                <w:szCs w:val="24"/>
+                                <w:lang w:bidi="fa-IR"/>
+                              </w:rPr>
+                              <w:t>{{ p56_s }}</w:t>
+                            </w:r>
+                          </w:p>
+                        </w:txbxContent>
+                      </wps:txbx>
+                      <wps:bodyPr rot="0" spcFirstLastPara="0" vertOverflow="overflow" horzOverflow="overflow" vert="horz" wrap="square" lIns="91440" tIns="45720" rIns="91440" bIns="45720" numCol="1" spcCol="0" rtlCol="0" fromWordArt="0" anchor="ctr" anchorCtr="0" forceAA="0" compatLnSpc="1">
+                        <a:prstTxWarp prst="textNoShape">
+                          <a:avLst/>
+                        </a:prstTxWarp>
+                        <a:noAutofit/>
+                      </wps:bodyPr>
+                    </wps:wsp>
+                  </a:graphicData>
+                </a:graphic>
+                <wp14:sizeRelH relativeFrom="margin">
+                  <wp14:pctWidth>0</wp14:pctWidth>
+                </wp14:sizeRelH>
+                <wp14:sizeRelV relativeFrom="margin">
+                  <wp14:pctHeight>0</wp14:pctHeight>
+                </wp14:sizeRelV>
+              </wp:anchor>
+            </w:drawing>
+          </mc:Choice>
+          <mc:Fallback>
+            <w:pict>
+              <v:rect id="_x0000_s9037" style="position:absolute;left:0;text-align:left;margin-left:56.35pt;margin-top:578.05pt;width:22.5pt;height:23pt;z-index:251772928;visibility:visible;mso-wrap-style:square;mso-width-percent:0;mso-height-percent:0;mso-wrap-distance-left:9pt;mso-wrap-distance-top:0;mso-wrap-distance-right:9pt;mso-wrap-distance-bottom:0;mso-position-horizontal:absolute;mso-position-horizontal-relative:page;mso-position-vertical:absolute;mso-position-vertical-relative:page;mso-width-percent:0;mso-height-percent:0;mso-width-relative:margin;mso-height-relative:margin;v-text-anchor:middle" filled="f" stroked="f" strokeweight="1pt">
+                <v:textbox>
+                  <w:txbxContent>
+                    <w:p>
+                      <w:pPr>
+                        <w:bidi/>
+                        <w:jc w:val="center"/>
+                        <w:rPr>
+                          <w:rFonts w:ascii="Segoe UI Symbol" w:hAnsi="Segoe UI Symbol" w:cs="Segoe UI Symbol"/>
+                          <w:sz w:val="24"/>
+                          <w:szCs w:val="24"/>
+                          <w:lang w:bidi="fa-IR"/>
+                        </w:rPr>
+                      </w:pPr>
+                      <w:r>
+                        <w:rPr>
+                          <w:rFonts w:ascii="Segoe UI Symbol" w:hAnsi="Segoe UI Symbol" w:cs="Segoe UI Symbol"/>
+                          <w:sz w:val="24"/>
+                          <w:szCs w:val="24"/>
+                          <w:lang w:bidi="fa-IR"/>
+                        </w:rPr>
+                        <w:t>{{ p56_s }}</w:t>
+                      </w:r>
+                    </w:p>
+                  </w:txbxContent>
+                </v:textbox>
+              </v:rect>
+            </w:pict>
+          </mc:Fallback>
+        </mc:AlternateContent>
+      </w:r>
+      <w:r>
+        <w:rPr>
+          <w:noProof/>
+        </w:rPr>
+        <mc:AlternateContent>
+          <mc:Choice Requires="wps">
+            <w:drawing>
+              <wp:anchor distT="0" distB="0" distL="114300" distR="114300" simplePos="0" relativeHeight="251772928" behindDoc="0" locked="0" layoutInCell="0" allowOverlap="1">
+                <wp:simplePos x="0" y="0"/>
+                <wp:positionH relativeFrom="page">
+                  <wp:posOffset>396240</wp:posOffset>
+                </wp:positionH>
+                <wp:positionV relativeFrom="page">
+                  <wp:posOffset>7341235</wp:posOffset>
+                </wp:positionV>
+                <wp:extent cx="285750" cy="292100"/>
+                <wp:effectExtent l="0" t="0" r="0" b="0"/>
+                <wp:wrapNone/>
+                <wp:docPr id="910038" name="Tick p56_k"/>
+                <wp:cNvGraphicFramePr/>
+                <a:graphic xmlns:a="http://schemas.openxmlformats.org/drawingml/2006/main">
+                  <a:graphicData uri="http://schemas.microsoft.com/office/word/2010/wordprocessingShape">
+                    <wps:wsp>
+                      <wps:cNvSpPr/>
+                      <wps:spPr>
+                        <a:xfrm>
+                          <a:off x="0" y="0"/>
+                          <a:ext cx="285750" cy="292100"/>
+                        </a:xfrm>
+                        <a:prstGeom prst="rect">
+                          <a:avLst/>
+                        </a:prstGeom>
+                        <a:noFill/>
+                        <a:ln>
+                          <a:noFill/>
+                        </a:ln>
+                      </wps:spPr>
+                      <wps:style>
+                        <a:lnRef idx="2">
+                          <a:schemeClr val="accent1">
+                            <a:shade val="15000"/>
+                          </a:schemeClr>
+                        </a:lnRef>
+                        <a:fillRef idx="1">
+                          <a:schemeClr val="accent1"/>
+                        </a:fillRef>
+                        <a:effectRef idx="0">
+                          <a:schemeClr val="accent1"/>
+                        </a:effectRef>
+                        <a:fontRef idx="minor">
+                          <a:schemeClr val="lt1"/>
+                        </a:fontRef>
+                      </wps:style>
+                      <wps:txbx>
+                        <w:txbxContent>
+                          <w:p>
+                            <w:pPr>
+                              <w:bidi/>
+                              <w:jc w:val="center"/>
+                              <w:rPr>
+                                <w:rFonts w:ascii="Segoe UI Symbol" w:hAnsi="Segoe UI Symbol" w:cs="Segoe UI Symbol"/>
+                                <w:sz w:val="24"/>
+                                <w:szCs w:val="24"/>
+                                <w:lang w:bidi="fa-IR"/>
+                              </w:rPr>
+                            </w:pPr>
+                            <w:r>
+                              <w:rPr>
+                                <w:rFonts w:ascii="Segoe UI Symbol" w:hAnsi="Segoe UI Symbol" w:cs="Segoe UI Symbol"/>
+                                <w:sz w:val="24"/>
+                                <w:szCs w:val="24"/>
+                                <w:lang w:bidi="fa-IR"/>
+                              </w:rPr>
+                              <w:t>{{ p56_k }}</w:t>
+                            </w:r>
+                          </w:p>
+                        </w:txbxContent>
+                      </wps:txbx>
+                      <wps:bodyPr rot="0" spcFirstLastPara="0" vertOverflow="overflow" horzOverflow="overflow" vert="horz" wrap="square" lIns="91440" tIns="45720" rIns="91440" bIns="45720" numCol="1" spcCol="0" rtlCol="0" fromWordArt="0" anchor="ctr" anchorCtr="0" forceAA="0" compatLnSpc="1">
+                        <a:prstTxWarp prst="textNoShape">
+                          <a:avLst/>
+                        </a:prstTxWarp>
+                        <a:noAutofit/>
+                      </wps:bodyPr>
+                    </wps:wsp>
+                  </a:graphicData>
+                </a:graphic>
+                <wp14:sizeRelH relativeFrom="margin">
+                  <wp14:pctWidth>0</wp14:pctWidth>
+                </wp14:sizeRelH>
+                <wp14:sizeRelV relativeFrom="margin">
+                  <wp14:pctHeight>0</wp14:pctHeight>
+                </wp14:sizeRelV>
+              </wp:anchor>
+            </w:drawing>
+          </mc:Choice>
+          <mc:Fallback>
+            <w:pict>
+              <v:rect id="_x0000_s9038" style="position:absolute;left:0;text-align:left;margin-left:31.20pt;margin-top:578.05pt;width:22.5pt;height:23pt;z-index:251772928;visibility:visible;mso-wrap-style:square;mso-width-percent:0;mso-height-percent:0;mso-wrap-distance-left:9pt;mso-wrap-distance-top:0;mso-wrap-distance-right:9pt;mso-wrap-distance-bottom:0;mso-position-horizontal:absolute;mso-position-horizontal-relative:page;mso-position-vertical:absolute;mso-position-vertical-relative:page;mso-width-percent:0;mso-height-percent:0;mso-width-relative:margin;mso-height-relative:margin;v-text-anchor:middle" filled="f" stroked="f" strokeweight="1pt">
+                <v:textbox>
+                  <w:txbxContent>
+                    <w:p>
+                      <w:pPr>
+                        <w:bidi/>
+                        <w:jc w:val="center"/>
+                        <w:rPr>
+                          <w:rFonts w:ascii="Segoe UI Symbol" w:hAnsi="Segoe UI Symbol" w:cs="Segoe UI Symbol"/>
+                          <w:sz w:val="24"/>
+                          <w:szCs w:val="24"/>
+                          <w:lang w:bidi="fa-IR"/>
+                        </w:rPr>
+                      </w:pPr>
+                      <w:r>
+                        <w:rPr>
+                          <w:rFonts w:ascii="Segoe UI Symbol" w:hAnsi="Segoe UI Symbol" w:cs="Segoe UI Symbol"/>
+                          <w:sz w:val="24"/>
+                          <w:szCs w:val="24"/>
+                          <w:lang w:bidi="fa-IR"/>
+                        </w:rPr>
+                        <w:t>{{ p56_k }}</w:t>
+                      </w:r>
+                    </w:p>
+                  </w:txbxContent>
+                </v:textbox>
+              </v:rect>
+            </w:pict>
+          </mc:Fallback>
+        </mc:AlternateContent>
+      </w:r>
+      <w:r>
+        <w:rPr>
+          <w:noProof/>
+        </w:rPr>
+        <mc:AlternateContent>
+          <mc:Choice Requires="wps">
+            <w:drawing>
+              <wp:anchor distT="0" distB="0" distL="114300" distR="114300" simplePos="0" relativeHeight="251772928" behindDoc="0" locked="0" layoutInCell="0" allowOverlap="1">
+                <wp:simplePos x="0" y="0"/>
+                <wp:positionH relativeFrom="page">
+                  <wp:posOffset>715645</wp:posOffset>
+                </wp:positionH>
+                <wp:positionV relativeFrom="page">
+                  <wp:posOffset>7534275</wp:posOffset>
+                </wp:positionV>
+                <wp:extent cx="285750" cy="292100"/>
+                <wp:effectExtent l="0" t="0" r="0" b="0"/>
+                <wp:wrapNone/>
+                <wp:docPr id="910039" name="Tick p57_s"/>
+                <wp:cNvGraphicFramePr/>
+                <a:graphic xmlns:a="http://schemas.openxmlformats.org/drawingml/2006/main">
+                  <a:graphicData uri="http://schemas.microsoft.com/office/word/2010/wordprocessingShape">
+                    <wps:wsp>
+                      <wps:cNvSpPr/>
+                      <wps:spPr>
+                        <a:xfrm>
+                          <a:off x="0" y="0"/>
+                          <a:ext cx="285750" cy="292100"/>
+                        </a:xfrm>
+                        <a:prstGeom prst="rect">
+                          <a:avLst/>
+                        </a:prstGeom>
+                        <a:noFill/>
+                        <a:ln>
+                          <a:noFill/>
+                        </a:ln>
+                      </wps:spPr>
+                      <wps:style>
+                        <a:lnRef idx="2">
+                          <a:schemeClr val="accent1">
+                            <a:shade val="15000"/>
+                          </a:schemeClr>
+                        </a:lnRef>
+                        <a:fillRef idx="1">
+                          <a:schemeClr val="accent1"/>
+                        </a:fillRef>
+                        <a:effectRef idx="0">
+                          <a:schemeClr val="accent1"/>
+                        </a:effectRef>
+                        <a:fontRef idx="minor">
+                          <a:schemeClr val="lt1"/>
+                        </a:fontRef>
+                      </wps:style>
+                      <wps:txbx>
+                        <w:txbxContent>
+                          <w:p>
+                            <w:pPr>
+                              <w:bidi/>
+                              <w:jc w:val="center"/>
+                              <w:rPr>
+                                <w:rFonts w:ascii="Segoe UI Symbol" w:hAnsi="Segoe UI Symbol" w:cs="Segoe UI Symbol"/>
+                                <w:sz w:val="24"/>
+                                <w:szCs w:val="24"/>
+                                <w:lang w:bidi="fa-IR"/>
+                              </w:rPr>
+                            </w:pPr>
+                            <w:r>
+                              <w:rPr>
+                                <w:rFonts w:ascii="Segoe UI Symbol" w:hAnsi="Segoe UI Symbol" w:cs="Segoe UI Symbol"/>
+                                <w:sz w:val="24"/>
+                                <w:szCs w:val="24"/>
+                                <w:lang w:bidi="fa-IR"/>
+                              </w:rPr>
+                              <w:t>{{ p57_s }}</w:t>
+                            </w:r>
+                          </w:p>
+                        </w:txbxContent>
+                      </wps:txbx>
+                      <wps:bodyPr rot="0" spcFirstLastPara="0" vertOverflow="overflow" horzOverflow="overflow" vert="horz" wrap="square" lIns="91440" tIns="45720" rIns="91440" bIns="45720" numCol="1" spcCol="0" rtlCol="0" fromWordArt="0" anchor="ctr" anchorCtr="0" forceAA="0" compatLnSpc="1">
+                        <a:prstTxWarp prst="textNoShape">
+                          <a:avLst/>
+                        </a:prstTxWarp>
+                        <a:noAutofit/>
+                      </wps:bodyPr>
+                    </wps:wsp>
+                  </a:graphicData>
+                </a:graphic>
+                <wp14:sizeRelH relativeFrom="margin">
+                  <wp14:pctWidth>0</wp14:pctWidth>
+                </wp14:sizeRelH>
+                <wp14:sizeRelV relativeFrom="margin">
+                  <wp14:pctHeight>0</wp14:pctHeight>
+                </wp14:sizeRelV>
+              </wp:anchor>
+            </w:drawing>
+          </mc:Choice>
+          <mc:Fallback>
+            <w:pict>
+              <v:rect id="_x0000_s9039" style="position:absolute;left:0;text-align:left;margin-left:56.35pt;margin-top:593.25pt;width:22.5pt;height:23pt;z-index:251772928;visibility:visible;mso-wrap-style:square;mso-width-percent:0;mso-height-percent:0;mso-wrap-distance-left:9pt;mso-wrap-distance-top:0;mso-wrap-distance-right:9pt;mso-wrap-distance-bottom:0;mso-position-horizontal:absolute;mso-position-horizontal-relative:page;mso-position-vertical:absolute;mso-position-vertical-relative:page;mso-width-percent:0;mso-height-percent:0;mso-width-relative:margin;mso-height-relative:margin;v-text-anchor:middle" filled="f" stroked="f" strokeweight="1pt">
+                <v:textbox>
+                  <w:txbxContent>
+                    <w:p>
+                      <w:pPr>
+                        <w:bidi/>
+                        <w:jc w:val="center"/>
+                        <w:rPr>
+                          <w:rFonts w:ascii="Segoe UI Symbol" w:hAnsi="Segoe UI Symbol" w:cs="Segoe UI Symbol"/>
+                          <w:sz w:val="24"/>
+                          <w:szCs w:val="24"/>
+                          <w:lang w:bidi="fa-IR"/>
+                        </w:rPr>
+                      </w:pPr>
+                      <w:r>
+                        <w:rPr>
+                          <w:rFonts w:ascii="Segoe UI Symbol" w:hAnsi="Segoe UI Symbol" w:cs="Segoe UI Symbol"/>
+                          <w:sz w:val="24"/>
+                          <w:szCs w:val="24"/>
+                          <w:lang w:bidi="fa-IR"/>
+                        </w:rPr>
+                        <w:t>{{ p57_s }}</w:t>
+                      </w:r>
+                    </w:p>
+                  </w:txbxContent>
+                </v:textbox>
+              </v:rect>
+            </w:pict>
+          </mc:Fallback>
+        </mc:AlternateContent>
+      </w:r>
+      <w:r>
+        <w:rPr>
+          <w:noProof/>
+        </w:rPr>
+        <mc:AlternateContent>
+          <mc:Choice Requires="wps">
+            <w:drawing>
+              <wp:anchor distT="0" distB="0" distL="114300" distR="114300" simplePos="0" relativeHeight="251772928" behindDoc="0" locked="0" layoutInCell="0" allowOverlap="1">
+                <wp:simplePos x="0" y="0"/>
+                <wp:positionH relativeFrom="page">
+                  <wp:posOffset>396240</wp:posOffset>
+                </wp:positionH>
+                <wp:positionV relativeFrom="page">
+                  <wp:posOffset>7534275</wp:posOffset>
+                </wp:positionV>
+                <wp:extent cx="285750" cy="292100"/>
+                <wp:effectExtent l="0" t="0" r="0" b="0"/>
+                <wp:wrapNone/>
+                <wp:docPr id="910040" name="Tick p57_k"/>
+                <wp:cNvGraphicFramePr/>
+                <a:graphic xmlns:a="http://schemas.openxmlformats.org/drawingml/2006/main">
+                  <a:graphicData uri="http://schemas.microsoft.com/office/word/2010/wordprocessingShape">
+                    <wps:wsp>
+                      <wps:cNvSpPr/>
+                      <wps:spPr>
+                        <a:xfrm>
+                          <a:off x="0" y="0"/>
+                          <a:ext cx="285750" cy="292100"/>
+                        </a:xfrm>
+                        <a:prstGeom prst="rect">
+                          <a:avLst/>
+                        </a:prstGeom>
+                        <a:noFill/>
+                        <a:ln>
+                          <a:noFill/>
+                        </a:ln>
+                      </wps:spPr>
+                      <wps:style>
+                        <a:lnRef idx="2">
+                          <a:schemeClr val="accent1">
+                            <a:shade val="15000"/>
+                          </a:schemeClr>
+                        </a:lnRef>
+                        <a:fillRef idx="1">
+                          <a:schemeClr val="accent1"/>
+                        </a:fillRef>
+                        <a:effectRef idx="0">
+                          <a:schemeClr val="accent1"/>
+                        </a:effectRef>
+                        <a:fontRef idx="minor">
+                          <a:schemeClr val="lt1"/>
+                        </a:fontRef>
+                      </wps:style>
+                      <wps:txbx>
+                        <w:txbxContent>
+                          <w:p>
+                            <w:pPr>
+                              <w:bidi/>
+                              <w:jc w:val="center"/>
+                              <w:rPr>
+                                <w:rFonts w:ascii="Segoe UI Symbol" w:hAnsi="Segoe UI Symbol" w:cs="Segoe UI Symbol"/>
+                                <w:sz w:val="24"/>
+                                <w:szCs w:val="24"/>
+                                <w:lang w:bidi="fa-IR"/>
+                              </w:rPr>
+                            </w:pPr>
+                            <w:r>
+                              <w:rPr>
+                                <w:rFonts w:ascii="Segoe UI Symbol" w:hAnsi="Segoe UI Symbol" w:cs="Segoe UI Symbol"/>
+                                <w:sz w:val="24"/>
+                                <w:szCs w:val="24"/>
+                                <w:lang w:bidi="fa-IR"/>
+                              </w:rPr>
+                              <w:t>{{ p57_k }}</w:t>
+                            </w:r>
+                          </w:p>
+                        </w:txbxContent>
+                      </wps:txbx>
+                      <wps:bodyPr rot="0" spcFirstLastPara="0" vertOverflow="overflow" horzOverflow="overflow" vert="horz" wrap="square" lIns="91440" tIns="45720" rIns="91440" bIns="45720" numCol="1" spcCol="0" rtlCol="0" fromWordArt="0" anchor="ctr" anchorCtr="0" forceAA="0" compatLnSpc="1">
+                        <a:prstTxWarp prst="textNoShape">
+                          <a:avLst/>
+                        </a:prstTxWarp>
+                        <a:noAutofit/>
+                      </wps:bodyPr>
+                    </wps:wsp>
+                  </a:graphicData>
+                </a:graphic>
+                <wp14:sizeRelH relativeFrom="margin">
+                  <wp14:pctWidth>0</wp14:pctWidth>
+                </wp14:sizeRelH>
+                <wp14:sizeRelV relativeFrom="margin">
+                  <wp14:pctHeight>0</wp14:pctHeight>
+                </wp14:sizeRelV>
+              </wp:anchor>
+            </w:drawing>
+          </mc:Choice>
+          <mc:Fallback>
+            <w:pict>
+              <v:rect id="_x0000_s9040" style="position:absolute;left:0;text-align:left;margin-left:31.20pt;margin-top:593.25pt;width:22.5pt;height:23pt;z-index:251772928;visibility:visible;mso-wrap-style:square;mso-width-percent:0;mso-height-percent:0;mso-wrap-distance-left:9pt;mso-wrap-distance-top:0;mso-wrap-distance-right:9pt;mso-wrap-distance-bottom:0;mso-position-horizontal:absolute;mso-position-horizontal-relative:page;mso-position-vertical:absolute;mso-position-vertical-relative:page;mso-width-percent:0;mso-height-percent:0;mso-width-relative:margin;mso-height-relative:margin;v-text-anchor:middle" filled="f" stroked="f" strokeweight="1pt">
+                <v:textbox>
+                  <w:txbxContent>
+                    <w:p>
+                      <w:pPr>
+                        <w:bidi/>
+                        <w:jc w:val="center"/>
+                        <w:rPr>
+                          <w:rFonts w:ascii="Segoe UI Symbol" w:hAnsi="Segoe UI Symbol" w:cs="Segoe UI Symbol"/>
+                          <w:sz w:val="24"/>
+                          <w:szCs w:val="24"/>
+                          <w:lang w:bidi="fa-IR"/>
+                        </w:rPr>
+                      </w:pPr>
+                      <w:r>
+                        <w:rPr>
+                          <w:rFonts w:ascii="Segoe UI Symbol" w:hAnsi="Segoe UI Symbol" w:cs="Segoe UI Symbol"/>
+                          <w:sz w:val="24"/>
+                          <w:szCs w:val="24"/>
+                          <w:lang w:bidi="fa-IR"/>
+                        </w:rPr>
+                        <w:t>{{ p57_k }}</w:t>
+                      </w:r>
+                    </w:p>
+                  </w:txbxContent>
+                </v:textbox>
+              </v:rect>
+            </w:pict>
+          </mc:Fallback>
+        </mc:AlternateContent>
+      </w:r>
+      <w:r>
+        <w:rPr>
+          <w:noProof/>
+        </w:rPr>
+        <mc:AlternateContent>
+          <mc:Choice Requires="wps">
+            <w:drawing>
+              <wp:anchor distT="0" distB="0" distL="114300" distR="114300" simplePos="0" relativeHeight="251772928" behindDoc="0" locked="0" layoutInCell="0" allowOverlap="1">
+                <wp:simplePos x="0" y="0"/>
+                <wp:positionH relativeFrom="page">
+                  <wp:posOffset>715645</wp:posOffset>
+                </wp:positionH>
+                <wp:positionV relativeFrom="page">
+                  <wp:posOffset>7727315</wp:posOffset>
+                </wp:positionV>
+                <wp:extent cx="285750" cy="292100"/>
+                <wp:effectExtent l="0" t="0" r="0" b="0"/>
+                <wp:wrapNone/>
+                <wp:docPr id="910041" name="Tick p58_s"/>
+                <wp:cNvGraphicFramePr/>
+                <a:graphic xmlns:a="http://schemas.openxmlformats.org/drawingml/2006/main">
+                  <a:graphicData uri="http://schemas.microsoft.com/office/word/2010/wordprocessingShape">
+                    <wps:wsp>
+                      <wps:cNvSpPr/>
+                      <wps:spPr>
+                        <a:xfrm>
+                          <a:off x="0" y="0"/>
+                          <a:ext cx="285750" cy="292100"/>
+                        </a:xfrm>
+                        <a:prstGeom prst="rect">
+                          <a:avLst/>
+                        </a:prstGeom>
+                        <a:noFill/>
+                        <a:ln>
+                          <a:noFill/>
+                        </a:ln>
+                      </wps:spPr>
+                      <wps:style>
+                        <a:lnRef idx="2">
+                          <a:schemeClr val="accent1">
+                            <a:shade val="15000"/>
+                          </a:schemeClr>
+                        </a:lnRef>
+                        <a:fillRef idx="1">
+                          <a:schemeClr val="accent1"/>
+                        </a:fillRef>
+                        <a:effectRef idx="0">
+                          <a:schemeClr val="accent1"/>
+                        </a:effectRef>
+                        <a:fontRef idx="minor">
+                          <a:schemeClr val="lt1"/>
+                        </a:fontRef>
+                      </wps:style>
+                      <wps:txbx>
+                        <w:txbxContent>
+                          <w:p>
+                            <w:pPr>
+                              <w:bidi/>
+                              <w:jc w:val="center"/>
+                              <w:rPr>
+                                <w:rFonts w:ascii="Segoe UI Symbol" w:hAnsi="Segoe UI Symbol" w:cs="Segoe UI Symbol"/>
+                                <w:sz w:val="24"/>
+                                <w:szCs w:val="24"/>
+                                <w:lang w:bidi="fa-IR"/>
+                              </w:rPr>
+                            </w:pPr>
+                            <w:r>
+                              <w:rPr>
+                                <w:rFonts w:ascii="Segoe UI Symbol" w:hAnsi="Segoe UI Symbol" w:cs="Segoe UI Symbol"/>
+                                <w:sz w:val="24"/>
+                                <w:szCs w:val="24"/>
+                                <w:lang w:bidi="fa-IR"/>
+                              </w:rPr>
+                              <w:t>{{ p58_s }}</w:t>
+                            </w:r>
+                          </w:p>
+                        </w:txbxContent>
+                      </wps:txbx>
+                      <wps:bodyPr rot="0" spcFirstLastPara="0" vertOverflow="overflow" horzOverflow="overflow" vert="horz" wrap="square" lIns="91440" tIns="45720" rIns="91440" bIns="45720" numCol="1" spcCol="0" rtlCol="0" fromWordArt="0" anchor="ctr" anchorCtr="0" forceAA="0" compatLnSpc="1">
+                        <a:prstTxWarp prst="textNoShape">
+                          <a:avLst/>
+                        </a:prstTxWarp>
+                        <a:noAutofit/>
+                      </wps:bodyPr>
+                    </wps:wsp>
+                  </a:graphicData>
+                </a:graphic>
+                <wp14:sizeRelH relativeFrom="margin">
+                  <wp14:pctWidth>0</wp14:pctWidth>
+                </wp14:sizeRelH>
+                <wp14:sizeRelV relativeFrom="margin">
+                  <wp14:pctHeight>0</wp14:pctHeight>
+                </wp14:sizeRelV>
+              </wp:anchor>
+            </w:drawing>
+          </mc:Choice>
+          <mc:Fallback>
+            <w:pict>
+              <v:rect id="_x0000_s9041" style="position:absolute;left:0;text-align:left;margin-left:56.35pt;margin-top:608.45pt;width:22.5pt;height:23pt;z-index:251772928;visibility:visible;mso-wrap-style:square;mso-width-percent:0;mso-height-percent:0;mso-wrap-distance-left:9pt;mso-wrap-distance-top:0;mso-wrap-distance-right:9pt;mso-wrap-distance-bottom:0;mso-position-horizontal:absolute;mso-position-horizontal-relative:page;mso-position-vertical:absolute;mso-position-vertical-relative:page;mso-width-percent:0;mso-height-percent:0;mso-width-relative:margin;mso-height-relative:margin;v-text-anchor:middle" filled="f" stroked="f" strokeweight="1pt">
+                <v:textbox>
+                  <w:txbxContent>
+                    <w:p>
+                      <w:pPr>
+                        <w:bidi/>
+                        <w:jc w:val="center"/>
+                        <w:rPr>
+                          <w:rFonts w:ascii="Segoe UI Symbol" w:hAnsi="Segoe UI Symbol" w:cs="Segoe UI Symbol"/>
+                          <w:sz w:val="24"/>
+                          <w:szCs w:val="24"/>
+                          <w:lang w:bidi="fa-IR"/>
+                        </w:rPr>
+                      </w:pPr>
+                      <w:r>
+                        <w:rPr>
+                          <w:rFonts w:ascii="Segoe UI Symbol" w:hAnsi="Segoe UI Symbol" w:cs="Segoe UI Symbol"/>
+                          <w:sz w:val="24"/>
+                          <w:szCs w:val="24"/>
+                          <w:lang w:bidi="fa-IR"/>
+                        </w:rPr>
+                        <w:t>{{ p58_s }}</w:t>
+                      </w:r>
+                    </w:p>
+                  </w:txbxContent>
+                </v:textbox>
+              </v:rect>
+            </w:pict>
+          </mc:Fallback>
+        </mc:AlternateContent>
+      </w:r>
+      <w:r>
+        <w:rPr>
+          <w:noProof/>
+        </w:rPr>
+        <mc:AlternateContent>
+          <mc:Choice Requires="wps">
+            <w:drawing>
+              <wp:anchor distT="0" distB="0" distL="114300" distR="114300" simplePos="0" relativeHeight="251772928" behindDoc="0" locked="0" layoutInCell="0" allowOverlap="1">
+                <wp:simplePos x="0" y="0"/>
+                <wp:positionH relativeFrom="page">
+                  <wp:posOffset>396240</wp:posOffset>
+                </wp:positionH>
+                <wp:positionV relativeFrom="page">
+                  <wp:posOffset>7727315</wp:posOffset>
+                </wp:positionV>
+                <wp:extent cx="285750" cy="292100"/>
+                <wp:effectExtent l="0" t="0" r="0" b="0"/>
+                <wp:wrapNone/>
+                <wp:docPr id="910042" name="Tick p58_k"/>
+                <wp:cNvGraphicFramePr/>
+                <a:graphic xmlns:a="http://schemas.openxmlformats.org/drawingml/2006/main">
+                  <a:graphicData uri="http://schemas.microsoft.com/office/word/2010/wordprocessingShape">
+                    <wps:wsp>
+                      <wps:cNvSpPr/>
+                      <wps:spPr>
+                        <a:xfrm>
+                          <a:off x="0" y="0"/>
+                          <a:ext cx="285750" cy="292100"/>
+                        </a:xfrm>
+                        <a:prstGeom prst="rect">
+                          <a:avLst/>
+                        </a:prstGeom>
+                        <a:noFill/>
+                        <a:ln>
+                          <a:noFill/>
+                        </a:ln>
+                      </wps:spPr>
+                      <wps:style>
+                        <a:lnRef idx="2">
+                          <a:schemeClr val="accent1">
+                            <a:shade val="15000"/>
+                          </a:schemeClr>
+                        </a:lnRef>
+                        <a:fillRef idx="1">
+                          <a:schemeClr val="accent1"/>
+                        </a:fillRef>
+                        <a:effectRef idx="0">
+                          <a:schemeClr val="accent1"/>
+                        </a:effectRef>
+                        <a:fontRef idx="minor">
+                          <a:schemeClr val="lt1"/>
+                        </a:fontRef>
+                      </wps:style>
+                      <wps:txbx>
+                        <w:txbxContent>
+                          <w:p>
+                            <w:pPr>
+                              <w:bidi/>
+                              <w:jc w:val="center"/>
+                              <w:rPr>
+                                <w:rFonts w:ascii="Segoe UI Symbol" w:hAnsi="Segoe UI Symbol" w:cs="Segoe UI Symbol"/>
+                                <w:sz w:val="24"/>
+                                <w:szCs w:val="24"/>
+                                <w:lang w:bidi="fa-IR"/>
+                              </w:rPr>
+                            </w:pPr>
+                            <w:r>
+                              <w:rPr>
+                                <w:rFonts w:ascii="Segoe UI Symbol" w:hAnsi="Segoe UI Symbol" w:cs="Segoe UI Symbol"/>
+                                <w:sz w:val="24"/>
+                                <w:szCs w:val="24"/>
+                                <w:lang w:bidi="fa-IR"/>
+                              </w:rPr>
+                              <w:t>{{ p58_k }}</w:t>
+                            </w:r>
+                          </w:p>
+                        </w:txbxContent>
+                      </wps:txbx>
+                      <wps:bodyPr rot="0" spcFirstLastPara="0" vertOverflow="overflow" horzOverflow="overflow" vert="horz" wrap="square" lIns="91440" tIns="45720" rIns="91440" bIns="45720" numCol="1" spcCol="0" rtlCol="0" fromWordArt="0" anchor="ctr" anchorCtr="0" forceAA="0" compatLnSpc="1">
+                        <a:prstTxWarp prst="textNoShape">
+                          <a:avLst/>
+                        </a:prstTxWarp>
+                        <a:noAutofit/>
+                      </wps:bodyPr>
+                    </wps:wsp>
+                  </a:graphicData>
+                </a:graphic>
+                <wp14:sizeRelH relativeFrom="margin">
+                  <wp14:pctWidth>0</wp14:pctWidth>
+                </wp14:sizeRelH>
+                <wp14:sizeRelV relativeFrom="margin">
+                  <wp14:pctHeight>0</wp14:pctHeight>
+                </wp14:sizeRelV>
+              </wp:anchor>
+            </w:drawing>
+          </mc:Choice>
+          <mc:Fallback>
+            <w:pict>
+              <v:rect id="_x0000_s9042" style="position:absolute;left:0;text-align:left;margin-left:31.20pt;margin-top:608.45pt;width:22.5pt;height:23pt;z-index:251772928;visibility:visible;mso-wrap-style:square;mso-width-percent:0;mso-height-percent:0;mso-wrap-distance-left:9pt;mso-wrap-distance-top:0;mso-wrap-distance-right:9pt;mso-wrap-distance-bottom:0;mso-position-horizontal:absolute;mso-position-horizontal-relative:page;mso-position-vertical:absolute;mso-position-vertical-relative:page;mso-width-percent:0;mso-height-percent:0;mso-width-relative:margin;mso-height-relative:margin;v-text-anchor:middle" filled="f" stroked="f" strokeweight="1pt">
+                <v:textbox>
+                  <w:txbxContent>
+                    <w:p>
+                      <w:pPr>
+                        <w:bidi/>
+                        <w:jc w:val="center"/>
+                        <w:rPr>
+                          <w:rFonts w:ascii="Segoe UI Symbol" w:hAnsi="Segoe UI Symbol" w:cs="Segoe UI Symbol"/>
+                          <w:sz w:val="24"/>
+                          <w:szCs w:val="24"/>
+                          <w:lang w:bidi="fa-IR"/>
+                        </w:rPr>
+                      </w:pPr>
+                      <w:r>
+                        <w:rPr>
+                          <w:rFonts w:ascii="Segoe UI Symbol" w:hAnsi="Segoe UI Symbol" w:cs="Segoe UI Symbol"/>
+                          <w:sz w:val="24"/>
+                          <w:szCs w:val="24"/>
+                          <w:lang w:bidi="fa-IR"/>
+                        </w:rPr>
+                        <w:t>{{ p58_k }}</w:t>
+                      </w:r>
+                    </w:p>
+                  </w:txbxContent>
+                </v:textbox>
+              </v:rect>
+            </w:pict>
+          </mc:Fallback>
+        </mc:AlternateContent>
+      </w:r>
+      <w:r>
+        <w:rPr>
+          <w:noProof/>
+        </w:rPr>
+        <mc:AlternateContent>
+          <mc:Choice Requires="wps">
+            <w:drawing>
+              <wp:anchor distT="0" distB="0" distL="114300" distR="114300" simplePos="0" relativeHeight="251772928" behindDoc="0" locked="0" layoutInCell="0" allowOverlap="1">
+                <wp:simplePos x="0" y="0"/>
+                <wp:positionH relativeFrom="page">
+                  <wp:posOffset>715645</wp:posOffset>
+                </wp:positionH>
+                <wp:positionV relativeFrom="page">
+                  <wp:posOffset>7920355</wp:posOffset>
+                </wp:positionV>
+                <wp:extent cx="285750" cy="292100"/>
+                <wp:effectExtent l="0" t="0" r="0" b="0"/>
+                <wp:wrapNone/>
+                <wp:docPr id="910043" name="Tick p59_s"/>
+                <wp:cNvGraphicFramePr/>
+                <a:graphic xmlns:a="http://schemas.openxmlformats.org/drawingml/2006/main">
+                  <a:graphicData uri="http://schemas.microsoft.com/office/word/2010/wordprocessingShape">
+                    <wps:wsp>
+                      <wps:cNvSpPr/>
+                      <wps:spPr>
+                        <a:xfrm>
+                          <a:off x="0" y="0"/>
+                          <a:ext cx="285750" cy="292100"/>
+                        </a:xfrm>
+                        <a:prstGeom prst="rect">
+                          <a:avLst/>
+                        </a:prstGeom>
+                        <a:noFill/>
+                        <a:ln>
+                          <a:noFill/>
+                        </a:ln>
+                      </wps:spPr>
+                      <wps:style>
+                        <a:lnRef idx="2">
+                          <a:schemeClr val="accent1">
+                            <a:shade val="15000"/>
+                          </a:schemeClr>
+                        </a:lnRef>
+                        <a:fillRef idx="1">
+                          <a:schemeClr val="accent1"/>
+                        </a:fillRef>
+                        <a:effectRef idx="0">
+                          <a:schemeClr val="accent1"/>
+                        </a:effectRef>
+                        <a:fontRef idx="minor">
+                          <a:schemeClr val="lt1"/>
+                        </a:fontRef>
+                      </wps:style>
+                      <wps:txbx>
+                        <w:txbxContent>
+                          <w:p>
+                            <w:pPr>
+                              <w:bidi/>
+                              <w:jc w:val="center"/>
+                              <w:rPr>
+                                <w:rFonts w:ascii="Segoe UI Symbol" w:hAnsi="Segoe UI Symbol" w:cs="Segoe UI Symbol"/>
+                                <w:sz w:val="24"/>
+                                <w:szCs w:val="24"/>
+                                <w:lang w:bidi="fa-IR"/>
+                              </w:rPr>
+                            </w:pPr>
+                            <w:r>
+                              <w:rPr>
+                                <w:rFonts w:ascii="Segoe UI Symbol" w:hAnsi="Segoe UI Symbol" w:cs="Segoe UI Symbol"/>
+                                <w:sz w:val="24"/>
+                                <w:szCs w:val="24"/>
+                                <w:lang w:bidi="fa-IR"/>
+                              </w:rPr>
+                              <w:t>{{ p59_s }}</w:t>
+                            </w:r>
+                          </w:p>
+                        </w:txbxContent>
+                      </wps:txbx>
+                      <wps:bodyPr rot="0" spcFirstLastPara="0" vertOverflow="overflow" horzOverflow="overflow" vert="horz" wrap="square" lIns="91440" tIns="45720" rIns="91440" bIns="45720" numCol="1" spcCol="0" rtlCol="0" fromWordArt="0" anchor="ctr" anchorCtr="0" forceAA="0" compatLnSpc="1">
+                        <a:prstTxWarp prst="textNoShape">
+                          <a:avLst/>
+                        </a:prstTxWarp>
+                        <a:noAutofit/>
+                      </wps:bodyPr>
+                    </wps:wsp>
+                  </a:graphicData>
+                </a:graphic>
+                <wp14:sizeRelH relativeFrom="margin">
+                  <wp14:pctWidth>0</wp14:pctWidth>
+                </wp14:sizeRelH>
+                <wp14:sizeRelV relativeFrom="margin">
+                  <wp14:pctHeight>0</wp14:pctHeight>
+                </wp14:sizeRelV>
+              </wp:anchor>
+            </w:drawing>
+          </mc:Choice>
+          <mc:Fallback>
+            <w:pict>
+              <v:rect id="_x0000_s9043" style="position:absolute;left:0;text-align:left;margin-left:56.35pt;margin-top:623.65pt;width:22.5pt;height:23pt;z-index:251772928;visibility:visible;mso-wrap-style:square;mso-width-percent:0;mso-height-percent:0;mso-wrap-distance-left:9pt;mso-wrap-distance-top:0;mso-wrap-distance-right:9pt;mso-wrap-distance-bottom:0;mso-position-horizontal:absolute;mso-position-horizontal-relative:page;mso-position-vertical:absolute;mso-position-vertical-relative:page;mso-width-percent:0;mso-height-percent:0;mso-width-relative:margin;mso-height-relative:margin;v-text-anchor:middle" filled="f" stroked="f" strokeweight="1pt">
+                <v:textbox>
+                  <w:txbxContent>
+                    <w:p>
+                      <w:pPr>
+                        <w:bidi/>
+                        <w:jc w:val="center"/>
+                        <w:rPr>
+                          <w:rFonts w:ascii="Segoe UI Symbol" w:hAnsi="Segoe UI Symbol" w:cs="Segoe UI Symbol"/>
+                          <w:sz w:val="24"/>
+                          <w:szCs w:val="24"/>
+                          <w:lang w:bidi="fa-IR"/>
+                        </w:rPr>
+                      </w:pPr>
+                      <w:r>
+                        <w:rPr>
+                          <w:rFonts w:ascii="Segoe UI Symbol" w:hAnsi="Segoe UI Symbol" w:cs="Segoe UI Symbol"/>
+                          <w:sz w:val="24"/>
+                          <w:szCs w:val="24"/>
+                          <w:lang w:bidi="fa-IR"/>
+                        </w:rPr>
+                        <w:t>{{ p59_s }}</w:t>
+                      </w:r>
+                    </w:p>
+                  </w:txbxContent>
+                </v:textbox>
+              </v:rect>
+            </w:pict>
+          </mc:Fallback>
+        </mc:AlternateContent>
+      </w:r>
+      <w:r>
+        <w:rPr>
+          <w:noProof/>
+        </w:rPr>
+        <mc:AlternateContent>
+          <mc:Choice Requires="wps">
+            <w:drawing>
+              <wp:anchor distT="0" distB="0" distL="114300" distR="114300" simplePos="0" relativeHeight="251772928" behindDoc="0" locked="0" layoutInCell="0" allowOverlap="1">
+                <wp:simplePos x="0" y="0"/>
+                <wp:positionH relativeFrom="page">
+                  <wp:posOffset>396240</wp:posOffset>
+                </wp:positionH>
+                <wp:positionV relativeFrom="page">
+                  <wp:posOffset>7920355</wp:posOffset>
+                </wp:positionV>
+                <wp:extent cx="285750" cy="292100"/>
+                <wp:effectExtent l="0" t="0" r="0" b="0"/>
+                <wp:wrapNone/>
+                <wp:docPr id="910044" name="Tick p59_k"/>
+                <wp:cNvGraphicFramePr/>
+                <a:graphic xmlns:a="http://schemas.openxmlformats.org/drawingml/2006/main">
+                  <a:graphicData uri="http://schemas.microsoft.com/office/word/2010/wordprocessingShape">
+                    <wps:wsp>
+                      <wps:cNvSpPr/>
+                      <wps:spPr>
+                        <a:xfrm>
+                          <a:off x="0" y="0"/>
+                          <a:ext cx="285750" cy="292100"/>
+                        </a:xfrm>
+                        <a:prstGeom prst="rect">
+                          <a:avLst/>
+                        </a:prstGeom>
+                        <a:noFill/>
+                        <a:ln>
+                          <a:noFill/>
+                        </a:ln>
+                      </wps:spPr>
+                      <wps:style>
+                        <a:lnRef idx="2">
+                          <a:schemeClr val="accent1">
+                            <a:shade val="15000"/>
+                          </a:schemeClr>
+                        </a:lnRef>
+                        <a:fillRef idx="1">
+                          <a:schemeClr val="accent1"/>
+                        </a:fillRef>
+                        <a:effectRef idx="0">
+                          <a:schemeClr val="accent1"/>
+                        </a:effectRef>
+                        <a:fontRef idx="minor">
+                          <a:schemeClr val="lt1"/>
+                        </a:fontRef>
+                      </wps:style>
+                      <wps:txbx>
+                        <w:txbxContent>
+                          <w:p>
+                            <w:pPr>
+                              <w:bidi/>
+                              <w:jc w:val="center"/>
+                              <w:rPr>
+                                <w:rFonts w:ascii="Segoe UI Symbol" w:hAnsi="Segoe UI Symbol" w:cs="Segoe UI Symbol"/>
+                                <w:sz w:val="24"/>
+                                <w:szCs w:val="24"/>
+                                <w:lang w:bidi="fa-IR"/>
+                              </w:rPr>
+                            </w:pPr>
+                            <w:r>
+                              <w:rPr>
+                                <w:rFonts w:ascii="Segoe UI Symbol" w:hAnsi="Segoe UI Symbol" w:cs="Segoe UI Symbol"/>
+                                <w:sz w:val="24"/>
+                                <w:szCs w:val="24"/>
+                                <w:lang w:bidi="fa-IR"/>
+                              </w:rPr>
+                              <w:t>{{ p59_k }}</w:t>
+                            </w:r>
+                          </w:p>
+                        </w:txbxContent>
+                      </wps:txbx>
+                      <wps:bodyPr rot="0" spcFirstLastPara="0" vertOverflow="overflow" horzOverflow="overflow" vert="horz" wrap="square" lIns="91440" tIns="45720" rIns="91440" bIns="45720" numCol="1" spcCol="0" rtlCol="0" fromWordArt="0" anchor="ctr" anchorCtr="0" forceAA="0" compatLnSpc="1">
+                        <a:prstTxWarp prst="textNoShape">
+                          <a:avLst/>
+                        </a:prstTxWarp>
+                        <a:noAutofit/>
+                      </wps:bodyPr>
+                    </wps:wsp>
+                  </a:graphicData>
+                </a:graphic>
+                <wp14:sizeRelH relativeFrom="margin">
+                  <wp14:pctWidth>0</wp14:pctWidth>
+                </wp14:sizeRelH>
+                <wp14:sizeRelV relativeFrom="margin">
+                  <wp14:pctHeight>0</wp14:pctHeight>
+                </wp14:sizeRelV>
+              </wp:anchor>
+            </w:drawing>
+          </mc:Choice>
+          <mc:Fallback>
+            <w:pict>
+              <v:rect id="_x0000_s9044" style="position:absolute;left:0;text-align:left;margin-left:31.20pt;margin-top:623.65pt;width:22.5pt;height:23pt;z-index:251772928;visibility:visible;mso-wrap-style:square;mso-width-percent:0;mso-height-percent:0;mso-wrap-distance-left:9pt;mso-wrap-distance-top:0;mso-wrap-distance-right:9pt;mso-wrap-distance-bottom:0;mso-position-horizontal:absolute;mso-position-horizontal-relative:page;mso-position-vertical:absolute;mso-position-vertical-relative:page;mso-width-percent:0;mso-height-percent:0;mso-width-relative:margin;mso-height-relative:margin;v-text-anchor:middle" filled="f" stroked="f" strokeweight="1pt">
+                <v:textbox>
+                  <w:txbxContent>
+                    <w:p>
+                      <w:pPr>
+                        <w:bidi/>
+                        <w:jc w:val="center"/>
+                        <w:rPr>
+                          <w:rFonts w:ascii="Segoe UI Symbol" w:hAnsi="Segoe UI Symbol" w:cs="Segoe UI Symbol"/>
+                          <w:sz w:val="24"/>
+                          <w:szCs w:val="24"/>
+                          <w:lang w:bidi="fa-IR"/>
+                        </w:rPr>
+                      </w:pPr>
+                      <w:r>
+                        <w:rPr>
+                          <w:rFonts w:ascii="Segoe UI Symbol" w:hAnsi="Segoe UI Symbol" w:cs="Segoe UI Symbol"/>
+                          <w:sz w:val="24"/>
+                          <w:szCs w:val="24"/>
+                          <w:lang w:bidi="fa-IR"/>
+                        </w:rPr>
+                        <w:t>{{ p59_k }}</w:t>
+                      </w:r>
+                    </w:p>
+                  </w:txbxContent>
+                </v:textbox>
+              </v:rect>
+            </w:pict>
+          </mc:Fallback>
+        </mc:AlternateContent>
+      </w:r>
+      <w:r>
+        <w:rPr>
+          <w:noProof/>
+        </w:rPr>
+        <mc:AlternateContent>
+          <mc:Choice Requires="wps">
+            <w:drawing>
               <wp:anchor distT="0" distB="0" distL="114300" distR="114300" simplePos="0" relativeHeight="251755520" behindDoc="0" locked="0" layoutInCell="1" allowOverlap="1" wp14:anchorId="4A9D9B2E" wp14:editId="7405B85B">
                 <wp:simplePos x="0" y="0"/>
                 <wp:positionH relativeFrom="column">
@@ -15169,7 +20845,7 @@
                                 <w:szCs w:val="16"/>
                                 <w:lang w:bidi="fa-IR"/>
                               </w:rPr>
-                              <w:t>mordes</w:t>
+                              <w:t>plate_other_text</w:t>
                             </w:r>
                             <w:proofErr w:type="spellEnd"/>
                             <w:r>
@@ -15237,7 +20913,7 @@
                           <w:szCs w:val="16"/>
                           <w:lang w:bidi="fa-IR"/>
                         </w:rPr>
-                        <w:t>mordes</w:t>
+                        <w:t>plate_other_text</w:t>
                       </w:r>
                       <w:proofErr w:type="spellEnd"/>
                       <w:r>
@@ -17121,7 +22797,7 @@
                                 <w:rtl/>
                                 <w:lang w:bidi="fa-IR"/>
                               </w:rPr>
-                              <w:t>5</w:t>
+                              <w:t>{{ zarfiat }}</w:t>
                             </w:r>
                             <w:r>
                               <w:rPr>
@@ -17197,7 +22873,7 @@
                           <w:rtl/>
                           <w:lang w:bidi="fa-IR"/>
                         </w:rPr>
-                        <w:t>5</w:t>
+                        <w:t>{{ zarfiat }}</w:t>
                       </w:r>
                       <w:r>
                         <w:rPr>
